--- a/01.manuscript/Tables.docx
+++ b/01.manuscript/Tables.docx
@@ -17,1127 +17,6 @@
       </w:pPr>
       <w:r>
         <w:t xml:space="preserve">Table 1</w:t>
-      </w:r>
-    </w:p>
-    <w:p>
-      <w:pPr>
-        <w:pStyle w:val="FirstParagraph"/>
-      </w:pPr>
-      <w:r>
-        <w:t xml:space="preserve">Landscape attributes entered in this study, the direction expected of each, and the</w:t>
-      </w:r>
-      <w:r>
-        <w:t xml:space="preserve"> </w:t>
-      </w:r>
-      <w:r>
-        <w:t xml:space="preserve">reasoning behind that expectation.</w:t>
-      </w:r>
-    </w:p>
-    <w:tbl>
-      <w:tblPr>
-        <w:tblStyle w:val="Table"/>
-        <w:tblLook w:firstRow="1" w:lastRow="0" w:firstColumn="0" w:lastColumn="0" w:noHBand="0" w:noVBand="0" w:val="0020"/>
-        <w:tblW w:w="9354" w:type="dxa"/>
-        <w:tblLayout w:type="fixed"/>
-      </w:tblPr>
-      <w:tblGrid>
-        <w:gridCol w:w="1655"/>
-        <w:gridCol w:w="1115"/>
-        <w:gridCol w:w="6584"/>
-      </w:tblGrid>
-      <w:tr>
-        <w:trPr>
-          <w:tblHeader w:val="on"/>
-          <w:trHeight w:val="624" w:hRule="exact"/>
-        </w:trPr>
-        <w:tc>
-          <w:tcPr>
-            <w:tcW w:w="1655" w:type="dxa"/>
-          </w:tcPr>
-          <w:p>
-            <w:pPr>
-              <w:pStyle w:val="Compact"/>
-              <w:jc w:val="left"/>
-              <w:rPr>
-                <w:sz w:val="16"/>
-                <w:szCs w:val="16"/>
-              </w:rPr>
-            </w:pPr>
-            <w:r>
-              <w:rPr>
-                <w:sz w:val="16"/>
-                <w:szCs w:val="16"/>
-              </w:rPr>
-              <w:t xml:space="preserve">Attribute</w:t>
-            </w:r>
-          </w:p>
-        </w:tc>
-        <w:tc>
-          <w:tcPr>
-            <w:tcW w:w="1115" w:type="dxa"/>
-          </w:tcPr>
-          <w:p>
-            <w:pPr>
-              <w:pStyle w:val="Compact"/>
-              <w:jc w:val="left"/>
-              <w:rPr>
-                <w:sz w:val="16"/>
-                <w:szCs w:val="16"/>
-              </w:rPr>
-            </w:pPr>
-            <w:r>
-              <w:rPr>
-                <w:sz w:val="16"/>
-                <w:szCs w:val="16"/>
-              </w:rPr>
-              <w:t xml:space="preserve">Expected</w:t>
-            </w:r>
-          </w:p>
-        </w:tc>
-        <w:tc>
-          <w:tcPr>
-            <w:tcW w:w="6584" w:type="dxa"/>
-          </w:tcPr>
-          <w:p>
-            <w:pPr>
-              <w:pStyle w:val="Compact"/>
-              <w:jc w:val="left"/>
-              <w:rPr>
-                <w:sz w:val="16"/>
-                <w:szCs w:val="16"/>
-              </w:rPr>
-            </w:pPr>
-            <w:r>
-              <w:rPr>
-                <w:sz w:val="16"/>
-                <w:szCs w:val="16"/>
-              </w:rPr>
-              <w:t xml:space="preserve">Rationale</w:t>
-            </w:r>
-          </w:p>
-        </w:tc>
-      </w:tr>
-      <w:tr>
-        <w:trPr>
-          <w:trHeight w:val="340" w:hRule="exact"/>
-        </w:trPr>
-        <w:tc>
-          <w:tcPr>
-            <w:tcW w:w="1655" w:type="dxa"/>
-          </w:tcPr>
-          <w:p>
-            <w:pPr>
-              <w:pStyle w:val="Compact"/>
-              <w:jc w:val="left"/>
-              <w:rPr>
-                <w:sz w:val="16"/>
-                <w:szCs w:val="16"/>
-              </w:rPr>
-            </w:pPr>
-            <w:r>
-              <w:rPr>
-                <w:sz w:val="16"/>
-                <w:szCs w:val="16"/>
-              </w:rPr>
-              <w:t xml:space="preserve">Stand BA, volume, crown closure, stems</w:t>
-            </w:r>
-          </w:p>
-        </w:tc>
-        <w:tc>
-          <w:tcPr>
-            <w:tcW w:w="1115" w:type="dxa"/>
-          </w:tcPr>
-          <w:p>
-            <w:pPr>
-              <w:pStyle w:val="Compact"/>
-              <w:jc w:val="left"/>
-              <w:rPr>
-                <w:sz w:val="16"/>
-                <w:szCs w:val="16"/>
-              </w:rPr>
-            </w:pPr>
-            <w:r>
-              <w:rPr>
-                <w:sz w:val="16"/>
-                <w:szCs w:val="16"/>
-              </w:rPr>
-              <w:t xml:space="preserve">positive</w:t>
-            </w:r>
-          </w:p>
-        </w:tc>
-        <w:tc>
-          <w:tcPr>
-            <w:tcW w:w="6584" w:type="dxa"/>
-          </w:tcPr>
-          <w:p>
-            <w:pPr>
-              <w:pStyle w:val="Compact"/>
-              <w:jc w:val="left"/>
-              <w:rPr>
-                <w:sz w:val="16"/>
-                <w:szCs w:val="16"/>
-              </w:rPr>
-            </w:pPr>
-            <w:r>
-              <w:rPr>
-                <w:sz w:val="16"/>
-                <w:szCs w:val="16"/>
-              </w:rPr>
-              <w:t xml:space="preserve">Denser canopy holds the pheromone plume together; thinner stands admit wind that disperses it</w:t>
-            </w:r>
-            <w:r>
-              <w:rPr>
-                <w:sz w:val="16"/>
-                <w:szCs w:val="16"/>
-              </w:rPr>
-              <w:t xml:space="preserve"> </w:t>
-            </w:r>
-            <w:r>
-              <w:rPr>
-                <w:sz w:val="16"/>
-                <w:szCs w:val="16"/>
-              </w:rPr>
-              <w:t xml:space="preserve">(Powell and Bentz 2014; Cartwright 2018; Krawchuk et al. 2020)</w:t>
-            </w:r>
-            <w:r>
-              <w:rPr>
-                <w:sz w:val="16"/>
-                <w:szCs w:val="16"/>
-              </w:rPr>
-              <w:t xml:space="preserve">.</w:t>
-            </w:r>
-          </w:p>
-        </w:tc>
-      </w:tr>
-      <w:tr>
-        <w:trPr>
-          <w:trHeight w:val="340" w:hRule="exact"/>
-        </w:trPr>
-        <w:tc>
-          <w:tcPr>
-            <w:tcW w:w="1655" w:type="dxa"/>
-          </w:tcPr>
-          <w:p>
-            <w:pPr>
-              <w:pStyle w:val="Compact"/>
-              <w:jc w:val="left"/>
-              <w:rPr>
-                <w:sz w:val="16"/>
-                <w:szCs w:val="16"/>
-              </w:rPr>
-            </w:pPr>
-            <w:r>
-              <w:rPr>
-                <w:sz w:val="16"/>
-                <w:szCs w:val="16"/>
-              </w:rPr>
-              <w:t xml:space="preserve">Quadratic mean diameter</w:t>
-            </w:r>
-          </w:p>
-        </w:tc>
-        <w:tc>
-          <w:tcPr>
-            <w:tcW w:w="1115" w:type="dxa"/>
-          </w:tcPr>
-          <w:p>
-            <w:pPr>
-              <w:pStyle w:val="Compact"/>
-              <w:jc w:val="left"/>
-              <w:rPr>
-                <w:sz w:val="16"/>
-                <w:szCs w:val="16"/>
-              </w:rPr>
-            </w:pPr>
-            <w:r>
-              <w:rPr>
-                <w:sz w:val="16"/>
-                <w:szCs w:val="16"/>
-              </w:rPr>
-              <w:t xml:space="preserve">positive &gt;25cm</w:t>
-            </w:r>
-          </w:p>
-        </w:tc>
-        <w:tc>
-          <w:tcPr>
-            <w:tcW w:w="6584" w:type="dxa"/>
-          </w:tcPr>
-          <w:p>
-            <w:pPr>
-              <w:pStyle w:val="Compact"/>
-              <w:jc w:val="left"/>
-              <w:rPr>
-                <w:sz w:val="16"/>
-                <w:szCs w:val="16"/>
-              </w:rPr>
-            </w:pPr>
-            <w:r>
-              <w:rPr>
-                <w:sz w:val="16"/>
-                <w:szCs w:val="16"/>
-              </w:rPr>
-              <w:t xml:space="preserve">Trees under 25 cm are beetle sinks, over 25 cm are sources</w:t>
-            </w:r>
-            <w:r>
-              <w:rPr>
-                <w:sz w:val="16"/>
-                <w:szCs w:val="16"/>
-              </w:rPr>
-              <w:t xml:space="preserve"> </w:t>
-            </w:r>
-            <w:r>
-              <w:rPr>
-                <w:sz w:val="16"/>
-                <w:szCs w:val="16"/>
-              </w:rPr>
-              <w:t xml:space="preserve">(Carroll and Safranyik 2004)</w:t>
-            </w:r>
-            <w:r>
-              <w:rPr>
-                <w:sz w:val="16"/>
-                <w:szCs w:val="16"/>
-              </w:rPr>
-              <w:t xml:space="preserve">.</w:t>
-            </w:r>
-          </w:p>
-        </w:tc>
-      </w:tr>
-      <w:tr>
-        <w:trPr>
-          <w:trHeight w:val="340" w:hRule="exact"/>
-        </w:trPr>
-        <w:tc>
-          <w:tcPr>
-            <w:tcW w:w="1655" w:type="dxa"/>
-          </w:tcPr>
-          <w:p>
-            <w:pPr>
-              <w:pStyle w:val="Compact"/>
-              <w:jc w:val="left"/>
-              <w:rPr>
-                <w:sz w:val="16"/>
-                <w:szCs w:val="16"/>
-              </w:rPr>
-            </w:pPr>
-            <w:r>
-              <w:rPr>
-                <w:sz w:val="16"/>
-                <w:szCs w:val="16"/>
-              </w:rPr>
-              <w:t xml:space="preserve">Lodgepole pine cover and BA</w:t>
-            </w:r>
-          </w:p>
-        </w:tc>
-        <w:tc>
-          <w:tcPr>
-            <w:tcW w:w="1115" w:type="dxa"/>
-          </w:tcPr>
-          <w:p>
-            <w:pPr>
-              <w:pStyle w:val="Compact"/>
-              <w:jc w:val="left"/>
-              <w:rPr>
-                <w:sz w:val="16"/>
-                <w:szCs w:val="16"/>
-              </w:rPr>
-            </w:pPr>
-            <w:r>
-              <w:rPr>
-                <w:sz w:val="16"/>
-                <w:szCs w:val="16"/>
-              </w:rPr>
-              <w:t xml:space="preserve">positive</w:t>
-            </w:r>
-          </w:p>
-        </w:tc>
-        <w:tc>
-          <w:tcPr>
-            <w:tcW w:w="6584" w:type="dxa"/>
-          </w:tcPr>
-          <w:p>
-            <w:pPr>
-              <w:pStyle w:val="Compact"/>
-              <w:jc w:val="left"/>
-              <w:rPr>
-                <w:sz w:val="16"/>
-                <w:szCs w:val="16"/>
-              </w:rPr>
-            </w:pPr>
-            <w:r>
-              <w:rPr>
-                <w:sz w:val="16"/>
-                <w:szCs w:val="16"/>
-              </w:rPr>
-              <w:t xml:space="preserve">Attack cannot occur where the host is absent; a cell without pine is not a refugium</w:t>
-            </w:r>
-            <w:r>
-              <w:rPr>
-                <w:sz w:val="16"/>
-                <w:szCs w:val="16"/>
-              </w:rPr>
-              <w:t xml:space="preserve"> </w:t>
-            </w:r>
-            <w:r>
-              <w:rPr>
-                <w:sz w:val="16"/>
-                <w:szCs w:val="16"/>
-              </w:rPr>
-              <w:t xml:space="preserve">(Cartwright 2018)</w:t>
-            </w:r>
-            <w:r>
-              <w:rPr>
-                <w:sz w:val="16"/>
-                <w:szCs w:val="16"/>
-              </w:rPr>
-              <w:t xml:space="preserve">.</w:t>
-            </w:r>
-          </w:p>
-        </w:tc>
-      </w:tr>
-      <w:tr>
-        <w:trPr>
-          <w:trHeight w:val="340" w:hRule="exact"/>
-        </w:trPr>
-        <w:tc>
-          <w:tcPr>
-            <w:tcW w:w="1655" w:type="dxa"/>
-          </w:tcPr>
-          <w:p>
-            <w:pPr>
-              <w:pStyle w:val="Compact"/>
-              <w:jc w:val="left"/>
-              <w:rPr>
-                <w:sz w:val="16"/>
-                <w:szCs w:val="16"/>
-              </w:rPr>
-            </w:pPr>
-            <w:r>
-              <w:rPr>
-                <w:sz w:val="16"/>
-                <w:szCs w:val="16"/>
-              </w:rPr>
-              <w:t xml:space="preserve">Flight-period direct radiation</w:t>
-            </w:r>
-          </w:p>
-        </w:tc>
-        <w:tc>
-          <w:tcPr>
-            <w:tcW w:w="1115" w:type="dxa"/>
-          </w:tcPr>
-          <w:p>
-            <w:pPr>
-              <w:pStyle w:val="Compact"/>
-              <w:jc w:val="left"/>
-              <w:rPr>
-                <w:sz w:val="16"/>
-                <w:szCs w:val="16"/>
-              </w:rPr>
-            </w:pPr>
-            <w:r>
-              <w:rPr>
-                <w:sz w:val="16"/>
-                <w:szCs w:val="16"/>
-              </w:rPr>
-              <w:t xml:space="preserve">positive</w:t>
-            </w:r>
-          </w:p>
-        </w:tc>
-        <w:tc>
-          <w:tcPr>
-            <w:tcW w:w="6584" w:type="dxa"/>
-          </w:tcPr>
-          <w:p>
-            <w:pPr>
-              <w:pStyle w:val="Compact"/>
-              <w:jc w:val="left"/>
-              <w:rPr>
-                <w:sz w:val="16"/>
-                <w:szCs w:val="16"/>
-              </w:rPr>
-            </w:pPr>
-            <w:r>
-              <w:rPr>
-                <w:sz w:val="16"/>
-                <w:szCs w:val="16"/>
-              </w:rPr>
-              <w:t xml:space="preserve">Flight is confined to 19 to 41 degrees C and peaks on bright afternoons, so sunlit slopes are reachable</w:t>
-            </w:r>
-            <w:r>
-              <w:rPr>
-                <w:sz w:val="16"/>
-                <w:szCs w:val="16"/>
-              </w:rPr>
-              <w:t xml:space="preserve"> </w:t>
-            </w:r>
-            <w:r>
-              <w:rPr>
-                <w:sz w:val="16"/>
-                <w:szCs w:val="16"/>
-              </w:rPr>
-              <w:t xml:space="preserve">(McCambridge 1971; Safranyik and Carroll 2006)</w:t>
-            </w:r>
-            <w:r>
-              <w:rPr>
-                <w:sz w:val="16"/>
-                <w:szCs w:val="16"/>
-              </w:rPr>
-              <w:t xml:space="preserve">.</w:t>
-            </w:r>
-          </w:p>
-        </w:tc>
-      </w:tr>
-      <w:tr>
-        <w:trPr>
-          <w:trHeight w:val="340" w:hRule="exact"/>
-        </w:trPr>
-        <w:tc>
-          <w:tcPr>
-            <w:tcW w:w="1655" w:type="dxa"/>
-          </w:tcPr>
-          <w:p>
-            <w:pPr>
-              <w:pStyle w:val="Compact"/>
-              <w:jc w:val="left"/>
-              <w:rPr>
-                <w:sz w:val="16"/>
-                <w:szCs w:val="16"/>
-              </w:rPr>
-            </w:pPr>
-            <w:r>
-              <w:rPr>
-                <w:sz w:val="16"/>
-                <w:szCs w:val="16"/>
-              </w:rPr>
-              <w:t xml:space="preserve">Growing-season direct radiation</w:t>
-            </w:r>
-          </w:p>
-        </w:tc>
-        <w:tc>
-          <w:tcPr>
-            <w:tcW w:w="1115" w:type="dxa"/>
-          </w:tcPr>
-          <w:p>
-            <w:pPr>
-              <w:pStyle w:val="Compact"/>
-              <w:jc w:val="left"/>
-              <w:rPr>
-                <w:sz w:val="16"/>
-                <w:szCs w:val="16"/>
-              </w:rPr>
-            </w:pPr>
-            <w:r>
-              <w:rPr>
-                <w:sz w:val="16"/>
-                <w:szCs w:val="16"/>
-              </w:rPr>
-              <w:t xml:space="preserve">negative</w:t>
-            </w:r>
-          </w:p>
-        </w:tc>
-        <w:tc>
-          <w:tcPr>
-            <w:tcW w:w="6584" w:type="dxa"/>
-          </w:tcPr>
-          <w:p>
-            <w:pPr>
-              <w:pStyle w:val="Compact"/>
-              <w:jc w:val="left"/>
-              <w:rPr>
-                <w:sz w:val="16"/>
-                <w:szCs w:val="16"/>
-              </w:rPr>
-            </w:pPr>
-            <w:r>
-              <w:rPr>
-                <w:sz w:val="16"/>
-                <w:szCs w:val="16"/>
-              </w:rPr>
-              <w:t xml:space="preserve">Shading cools, relieving water stress and sustaining defence, and cool sites also push the beetle toward a two-year cycle</w:t>
-            </w:r>
-            <w:r>
-              <w:rPr>
-                <w:sz w:val="16"/>
-                <w:szCs w:val="16"/>
-              </w:rPr>
-              <w:t xml:space="preserve"> </w:t>
-            </w:r>
-            <w:r>
-              <w:rPr>
-                <w:sz w:val="16"/>
-                <w:szCs w:val="16"/>
-              </w:rPr>
-              <w:t xml:space="preserve">(Krawchuk et al. 2020; Sambaraju and Goodsman 2021)</w:t>
-            </w:r>
-            <w:r>
-              <w:rPr>
-                <w:sz w:val="16"/>
-                <w:szCs w:val="16"/>
-              </w:rPr>
-              <w:t xml:space="preserve">.</w:t>
-            </w:r>
-          </w:p>
-        </w:tc>
-      </w:tr>
-      <w:tr>
-        <w:trPr>
-          <w:trHeight w:val="340" w:hRule="exact"/>
-        </w:trPr>
-        <w:tc>
-          <w:tcPr>
-            <w:tcW w:w="1655" w:type="dxa"/>
-          </w:tcPr>
-          <w:p>
-            <w:pPr>
-              <w:pStyle w:val="Compact"/>
-              <w:jc w:val="left"/>
-              <w:rPr>
-                <w:sz w:val="16"/>
-                <w:szCs w:val="16"/>
-              </w:rPr>
-            </w:pPr>
-            <w:r>
-              <w:rPr>
-                <w:sz w:val="16"/>
-                <w:szCs w:val="16"/>
-              </w:rPr>
-              <w:t xml:space="preserve">Terrain exposure to wind</w:t>
-            </w:r>
-          </w:p>
-        </w:tc>
-        <w:tc>
-          <w:tcPr>
-            <w:tcW w:w="1115" w:type="dxa"/>
-          </w:tcPr>
-          <w:p>
-            <w:pPr>
-              <w:pStyle w:val="Compact"/>
-              <w:jc w:val="left"/>
-              <w:rPr>
-                <w:sz w:val="16"/>
-                <w:szCs w:val="16"/>
-              </w:rPr>
-            </w:pPr>
-            <w:r>
-              <w:rPr>
-                <w:sz w:val="16"/>
-                <w:szCs w:val="16"/>
-              </w:rPr>
-              <w:t xml:space="preserve">negative</w:t>
-            </w:r>
-          </w:p>
-        </w:tc>
-        <w:tc>
-          <w:tcPr>
-            <w:tcW w:w="6584" w:type="dxa"/>
-          </w:tcPr>
-          <w:p>
-            <w:pPr>
-              <w:pStyle w:val="Compact"/>
-              <w:jc w:val="left"/>
-              <w:rPr>
-                <w:sz w:val="16"/>
-                <w:szCs w:val="16"/>
-              </w:rPr>
-            </w:pPr>
-            <w:r>
-              <w:rPr>
-                <w:sz w:val="16"/>
-                <w:szCs w:val="16"/>
-              </w:rPr>
-              <w:t xml:space="preserve">Wind disrupts the pheromone plume, so exposed ground should have less attack</w:t>
-            </w:r>
-            <w:r>
-              <w:rPr>
-                <w:sz w:val="16"/>
-                <w:szCs w:val="16"/>
-              </w:rPr>
-              <w:t xml:space="preserve"> </w:t>
-            </w:r>
-            <w:r>
-              <w:rPr>
-                <w:sz w:val="16"/>
-                <w:szCs w:val="16"/>
-              </w:rPr>
-              <w:t xml:space="preserve">(Krawchuk et al. 2020)</w:t>
-            </w:r>
-            <w:r>
-              <w:rPr>
-                <w:sz w:val="16"/>
-                <w:szCs w:val="16"/>
-              </w:rPr>
-              <w:t xml:space="preserve">.</w:t>
-            </w:r>
-          </w:p>
-        </w:tc>
-      </w:tr>
-      <w:tr>
-        <w:trPr>
-          <w:trHeight w:val="340" w:hRule="exact"/>
-        </w:trPr>
-        <w:tc>
-          <w:tcPr>
-            <w:tcW w:w="1655" w:type="dxa"/>
-          </w:tcPr>
-          <w:p>
-            <w:pPr>
-              <w:pStyle w:val="Compact"/>
-              <w:jc w:val="left"/>
-              <w:rPr>
-                <w:sz w:val="16"/>
-                <w:szCs w:val="16"/>
-              </w:rPr>
-            </w:pPr>
-            <w:r>
-              <w:rPr>
-                <w:sz w:val="16"/>
-                <w:szCs w:val="16"/>
-              </w:rPr>
-              <w:t xml:space="preserve">Terrain shelter and sky view</w:t>
-            </w:r>
-          </w:p>
-        </w:tc>
-        <w:tc>
-          <w:tcPr>
-            <w:tcW w:w="1115" w:type="dxa"/>
-          </w:tcPr>
-          <w:p>
-            <w:pPr>
-              <w:pStyle w:val="Compact"/>
-              <w:jc w:val="left"/>
-              <w:rPr>
-                <w:sz w:val="16"/>
-                <w:szCs w:val="16"/>
-              </w:rPr>
-            </w:pPr>
-            <w:r>
-              <w:rPr>
-                <w:sz w:val="16"/>
-                <w:szCs w:val="16"/>
-              </w:rPr>
-              <w:t xml:space="preserve">positive, as main effect</w:t>
-            </w:r>
-          </w:p>
-        </w:tc>
-        <w:tc>
-          <w:tcPr>
-            <w:tcW w:w="6584" w:type="dxa"/>
-          </w:tcPr>
-          <w:p>
-            <w:pPr>
-              <w:pStyle w:val="Compact"/>
-              <w:jc w:val="left"/>
-              <w:rPr>
-                <w:sz w:val="16"/>
-                <w:szCs w:val="16"/>
-              </w:rPr>
-            </w:pPr>
-            <w:r>
-              <w:rPr>
-                <w:sz w:val="16"/>
-                <w:szCs w:val="16"/>
-              </w:rPr>
-              <w:t xml:space="preserve">Beetles land without discriminating hosts after wind-borne transport, so sheltered, open ground should receive more landings whatever the stand</w:t>
-            </w:r>
-            <w:r>
-              <w:rPr>
-                <w:sz w:val="16"/>
-                <w:szCs w:val="16"/>
-              </w:rPr>
-              <w:t xml:space="preserve"> </w:t>
-            </w:r>
-            <w:r>
-              <w:rPr>
-                <w:sz w:val="16"/>
-                <w:szCs w:val="16"/>
-              </w:rPr>
-              <w:t xml:space="preserve">(Hynum and Berryman 1980; Jackson et al. 2008; Chen and Jackson 2017)</w:t>
-            </w:r>
-            <w:r>
-              <w:rPr>
-                <w:sz w:val="16"/>
-                <w:szCs w:val="16"/>
-              </w:rPr>
-              <w:t xml:space="preserve">.</w:t>
-            </w:r>
-          </w:p>
-        </w:tc>
-      </w:tr>
-      <w:tr>
-        <w:trPr>
-          <w:trHeight w:val="340" w:hRule="exact"/>
-        </w:trPr>
-        <w:tc>
-          <w:tcPr>
-            <w:tcW w:w="1655" w:type="dxa"/>
-          </w:tcPr>
-          <w:p>
-            <w:pPr>
-              <w:pStyle w:val="Compact"/>
-              <w:jc w:val="left"/>
-              <w:rPr>
-                <w:sz w:val="16"/>
-                <w:szCs w:val="16"/>
-              </w:rPr>
-            </w:pPr>
-            <w:r>
-              <w:rPr>
-                <w:sz w:val="16"/>
-                <w:szCs w:val="16"/>
-              </w:rPr>
-              <w:t xml:space="preserve">Terrain ruggedness</w:t>
-            </w:r>
-          </w:p>
-        </w:tc>
-        <w:tc>
-          <w:tcPr>
-            <w:tcW w:w="1115" w:type="dxa"/>
-          </w:tcPr>
-          <w:p>
-            <w:pPr>
-              <w:pStyle w:val="Compact"/>
-              <w:jc w:val="left"/>
-              <w:rPr>
-                <w:sz w:val="16"/>
-                <w:szCs w:val="16"/>
-              </w:rPr>
-            </w:pPr>
-            <w:r>
-              <w:rPr>
-                <w:sz w:val="16"/>
-                <w:szCs w:val="16"/>
-              </w:rPr>
-              <w:t xml:space="preserve">uncertain</w:t>
-            </w:r>
-          </w:p>
-        </w:tc>
-        <w:tc>
-          <w:tcPr>
-            <w:tcW w:w="6584" w:type="dxa"/>
-          </w:tcPr>
-          <w:p>
-            <w:pPr>
-              <w:pStyle w:val="Compact"/>
-              <w:jc w:val="left"/>
-              <w:rPr>
-                <w:sz w:val="16"/>
-                <w:szCs w:val="16"/>
-              </w:rPr>
-            </w:pPr>
-            <w:r>
-              <w:rPr>
-                <w:sz w:val="16"/>
-                <w:szCs w:val="16"/>
-              </w:rPr>
-              <w:t xml:space="preserve">The strongest terrain term in the companion study on this landscape, but fitted there against regeneration rather than attack</w:t>
-            </w:r>
-            <w:r>
-              <w:rPr>
-                <w:sz w:val="16"/>
-                <w:szCs w:val="16"/>
-              </w:rPr>
-              <w:t xml:space="preserve"> </w:t>
-            </w:r>
-            <w:r>
-              <w:rPr>
-                <w:sz w:val="16"/>
-                <w:szCs w:val="16"/>
-              </w:rPr>
-              <w:t xml:space="preserve">(Murphy et al. 2026)</w:t>
-            </w:r>
-            <w:r>
-              <w:rPr>
-                <w:sz w:val="16"/>
-                <w:szCs w:val="16"/>
-              </w:rPr>
-              <w:t xml:space="preserve">.</w:t>
-            </w:r>
-          </w:p>
-        </w:tc>
-      </w:tr>
-      <w:tr>
-        <w:trPr>
-          <w:trHeight w:val="340" w:hRule="exact"/>
-        </w:trPr>
-        <w:tc>
-          <w:tcPr>
-            <w:tcW w:w="1655" w:type="dxa"/>
-          </w:tcPr>
-          <w:p>
-            <w:pPr>
-              <w:pStyle w:val="Compact"/>
-              <w:jc w:val="left"/>
-              <w:rPr>
-                <w:sz w:val="16"/>
-                <w:szCs w:val="16"/>
-              </w:rPr>
-            </w:pPr>
-            <w:r>
-              <w:rPr>
-                <w:sz w:val="16"/>
-                <w:szCs w:val="16"/>
-              </w:rPr>
-              <w:t xml:space="preserve">Convergence, wetness, valley &amp; slope position</w:t>
-            </w:r>
-          </w:p>
-        </w:tc>
-        <w:tc>
-          <w:tcPr>
-            <w:tcW w:w="1115" w:type="dxa"/>
-          </w:tcPr>
-          <w:p>
-            <w:pPr>
-              <w:pStyle w:val="Compact"/>
-              <w:jc w:val="left"/>
-              <w:rPr>
-                <w:sz w:val="16"/>
-                <w:szCs w:val="16"/>
-              </w:rPr>
-            </w:pPr>
-            <w:r>
-              <w:rPr>
-                <w:sz w:val="16"/>
-                <w:szCs w:val="16"/>
-              </w:rPr>
-              <w:t xml:space="preserve">positive in convergent terrain</w:t>
-            </w:r>
-          </w:p>
-        </w:tc>
-        <w:tc>
-          <w:tcPr>
-            <w:tcW w:w="6584" w:type="dxa"/>
-          </w:tcPr>
-          <w:p>
-            <w:pPr>
-              <w:pStyle w:val="Compact"/>
-              <w:jc w:val="left"/>
-              <w:rPr>
-                <w:sz w:val="16"/>
-                <w:szCs w:val="16"/>
-              </w:rPr>
-            </w:pPr>
-            <w:r>
-              <w:rPr>
-                <w:sz w:val="16"/>
-                <w:szCs w:val="16"/>
-              </w:rPr>
-              <w:t xml:space="preserve">Infested groups gather in draws and gullies, and deep snow insulates overwintering brood</w:t>
-            </w:r>
-            <w:r>
-              <w:rPr>
-                <w:sz w:val="16"/>
-                <w:szCs w:val="16"/>
-              </w:rPr>
-              <w:t xml:space="preserve"> </w:t>
-            </w:r>
-            <w:r>
-              <w:rPr>
-                <w:sz w:val="16"/>
-                <w:szCs w:val="16"/>
-              </w:rPr>
-              <w:t xml:space="preserve">(Safranyik and Carroll 2006)</w:t>
-            </w:r>
-            <w:r>
-              <w:rPr>
-                <w:sz w:val="16"/>
-                <w:szCs w:val="16"/>
-              </w:rPr>
-              <w:t xml:space="preserve">.</w:t>
-            </w:r>
-          </w:p>
-        </w:tc>
-      </w:tr>
-      <w:tr>
-        <w:trPr>
-          <w:trHeight w:val="340" w:hRule="exact"/>
-        </w:trPr>
-        <w:tc>
-          <w:tcPr>
-            <w:tcW w:w="1655" w:type="dxa"/>
-          </w:tcPr>
-          <w:p>
-            <w:pPr>
-              <w:pStyle w:val="Compact"/>
-              <w:jc w:val="left"/>
-              <w:rPr>
-                <w:sz w:val="16"/>
-                <w:szCs w:val="16"/>
-              </w:rPr>
-            </w:pPr>
-            <w:r>
-              <w:rPr>
-                <w:sz w:val="16"/>
-                <w:szCs w:val="16"/>
-              </w:rPr>
-              <w:t xml:space="preserve">Flight-period wind speed</w:t>
-            </w:r>
-          </w:p>
-        </w:tc>
-        <w:tc>
-          <w:tcPr>
-            <w:tcW w:w="1115" w:type="dxa"/>
-          </w:tcPr>
-          <w:p>
-            <w:pPr>
-              <w:pStyle w:val="Compact"/>
-              <w:jc w:val="left"/>
-              <w:rPr>
-                <w:sz w:val="16"/>
-                <w:szCs w:val="16"/>
-              </w:rPr>
-            </w:pPr>
-            <w:r>
-              <w:rPr>
-                <w:sz w:val="16"/>
-                <w:szCs w:val="16"/>
-              </w:rPr>
-              <w:t xml:space="preserve">negative</w:t>
-            </w:r>
-          </w:p>
-        </w:tc>
-        <w:tc>
-          <w:tcPr>
-            <w:tcW w:w="6584" w:type="dxa"/>
-          </w:tcPr>
-          <w:p>
-            <w:pPr>
-              <w:pStyle w:val="Compact"/>
-              <w:jc w:val="left"/>
-              <w:rPr>
-                <w:sz w:val="16"/>
-                <w:szCs w:val="16"/>
-              </w:rPr>
-            </w:pPr>
-            <w:r>
-              <w:rPr>
-                <w:sz w:val="16"/>
-                <w:szCs w:val="16"/>
-              </w:rPr>
-              <w:t xml:space="preserve">The mechanism acts during dispersal, and no study specifies the interval, so it is taken at the flight period</w:t>
-            </w:r>
-            <w:r>
-              <w:rPr>
-                <w:sz w:val="16"/>
-                <w:szCs w:val="16"/>
-              </w:rPr>
-              <w:t xml:space="preserve"> </w:t>
-            </w:r>
-            <w:r>
-              <w:rPr>
-                <w:sz w:val="16"/>
-                <w:szCs w:val="16"/>
-              </w:rPr>
-              <w:t xml:space="preserve">(Jones et al. 2019; Krawchuk et al. 2020)</w:t>
-            </w:r>
-            <w:r>
-              <w:rPr>
-                <w:sz w:val="16"/>
-                <w:szCs w:val="16"/>
-              </w:rPr>
-              <w:t xml:space="preserve">.</w:t>
-            </w:r>
-          </w:p>
-        </w:tc>
-      </w:tr>
-      <w:tr>
-        <w:trPr>
-          <w:trHeight w:val="340" w:hRule="exact"/>
-        </w:trPr>
-        <w:tc>
-          <w:tcPr>
-            <w:tcW w:w="1655" w:type="dxa"/>
-          </w:tcPr>
-          <w:p>
-            <w:pPr>
-              <w:pStyle w:val="Compact"/>
-              <w:jc w:val="left"/>
-              <w:rPr>
-                <w:sz w:val="16"/>
-                <w:szCs w:val="16"/>
-              </w:rPr>
-            </w:pPr>
-            <w:r>
-              <w:rPr>
-                <w:sz w:val="16"/>
-                <w:szCs w:val="16"/>
-              </w:rPr>
-              <w:t xml:space="preserve">Elevation</w:t>
-            </w:r>
-          </w:p>
-        </w:tc>
-        <w:tc>
-          <w:tcPr>
-            <w:tcW w:w="1115" w:type="dxa"/>
-          </w:tcPr>
-          <w:p>
-            <w:pPr>
-              <w:pStyle w:val="Compact"/>
-              <w:jc w:val="left"/>
-              <w:rPr>
-                <w:sz w:val="16"/>
-                <w:szCs w:val="16"/>
-              </w:rPr>
-            </w:pPr>
-            <w:r>
-              <w:rPr>
-                <w:sz w:val="16"/>
-                <w:szCs w:val="16"/>
-              </w:rPr>
-              <w:t xml:space="preserve">uncertain</w:t>
-            </w:r>
-          </w:p>
-        </w:tc>
-        <w:tc>
-          <w:tcPr>
-            <w:tcW w:w="6584" w:type="dxa"/>
-          </w:tcPr>
-          <w:p>
-            <w:pPr>
-              <w:pStyle w:val="Compact"/>
-              <w:jc w:val="left"/>
-              <w:rPr>
-                <w:sz w:val="16"/>
-                <w:szCs w:val="16"/>
-              </w:rPr>
-            </w:pPr>
-            <w:r>
-              <w:rPr>
-                <w:sz w:val="16"/>
-                <w:szCs w:val="16"/>
-              </w:rPr>
-              <w:t xml:space="preserve">A composite of temperature, snowpack, season length and host distribution that this design cannot separate</w:t>
-            </w:r>
-            <w:r>
-              <w:rPr>
-                <w:sz w:val="16"/>
-                <w:szCs w:val="16"/>
-              </w:rPr>
-              <w:t xml:space="preserve"> </w:t>
-            </w:r>
-            <w:r>
-              <w:rPr>
-                <w:sz w:val="16"/>
-                <w:szCs w:val="16"/>
-              </w:rPr>
-              <w:t xml:space="preserve">(Sambaraju and Goodsman 2021)</w:t>
-            </w:r>
-            <w:r>
-              <w:rPr>
-                <w:sz w:val="16"/>
-                <w:szCs w:val="16"/>
-              </w:rPr>
-              <w:t xml:space="preserve">.</w:t>
-            </w:r>
-          </w:p>
-        </w:tc>
-      </w:tr>
-    </w:tbl>
-    <w:bookmarkEnd w:id="20"/>
-    <w:bookmarkStart w:id="21" w:name="table-2"/>
-    <w:p>
-      <w:pPr>
-        <w:pStyle w:val="Heading1"/>
-      </w:pPr>
-      <w:r>
-        <w:t xml:space="preserve">Table 2</w:t>
       </w:r>
     </w:p>
     <w:p>
@@ -3401,6 +2280,1527 @@
         </w:tc>
       </w:tr>
     </w:tbl>
+    <w:bookmarkEnd w:id="20"/>
+    <w:bookmarkStart w:id="21" w:name="table-2"/>
+    <w:p>
+      <w:pPr>
+        <w:pStyle w:val="Heading1"/>
+      </w:pPr>
+      <w:r>
+        <w:t xml:space="preserve">Table 2</w:t>
+      </w:r>
+    </w:p>
+    <w:p>
+      <w:pPr>
+        <w:pStyle w:val="FirstParagraph"/>
+      </w:pPr>
+      <w:r>
+        <w:t xml:space="preserve">The variables that entered the models after selection, the pathway each served, and the direction expected of it from the mechanism named in the Introduction. AUC was the area under the receiver operating characteristic curve of the univariate fit, with the asterisks beside it marking its significance, * p ≤ 0.05, ** p ≤ 0.01, *** p ≤ 0.001, **** p ≤ 0.0001.</w:t>
+      </w:r>
+    </w:p>
+    <w:tbl>
+      <w:tblPr>
+        <w:tblStyle w:val="Table"/>
+        <w:tblLook w:firstRow="1" w:lastRow="0" w:firstColumn="0" w:lastColumn="0" w:noHBand="0" w:noVBand="0" w:val="0020"/>
+        <w:tblW w:w="9354" w:type="dxa"/>
+        <w:tblLayout w:type="fixed"/>
+      </w:tblPr>
+      <w:tblGrid>
+        <w:gridCol w:w="2923"/>
+        <w:gridCol w:w="2704"/>
+        <w:gridCol w:w="2631"/>
+        <w:gridCol w:w="1096"/>
+      </w:tblGrid>
+      <w:tr>
+        <w:trPr>
+          <w:tblHeader w:val="on"/>
+          <w:trHeight w:val="624" w:hRule="exact"/>
+        </w:trPr>
+        <w:tc>
+          <w:tcPr>
+            <w:tcW w:w="2923" w:type="dxa"/>
+          </w:tcPr>
+          <w:p>
+            <w:pPr>
+              <w:pStyle w:val="Compact"/>
+              <w:jc w:val="left"/>
+              <w:rPr>
+                <w:sz w:val="16"/>
+                <w:szCs w:val="16"/>
+              </w:rPr>
+            </w:pPr>
+            <w:r>
+              <w:rPr>
+                <w:sz w:val="16"/>
+                <w:szCs w:val="16"/>
+              </w:rPr>
+              <w:t xml:space="preserve">Variable</w:t>
+            </w:r>
+          </w:p>
+        </w:tc>
+        <w:tc>
+          <w:tcPr>
+            <w:tcW w:w="2704" w:type="dxa"/>
+          </w:tcPr>
+          <w:p>
+            <w:pPr>
+              <w:pStyle w:val="Compact"/>
+              <w:jc w:val="left"/>
+              <w:rPr>
+                <w:sz w:val="16"/>
+                <w:szCs w:val="16"/>
+              </w:rPr>
+            </w:pPr>
+            <w:r>
+              <w:rPr>
+                <w:sz w:val="16"/>
+                <w:szCs w:val="16"/>
+              </w:rPr>
+              <w:t xml:space="preserve">Pathway</w:t>
+            </w:r>
+          </w:p>
+        </w:tc>
+        <w:tc>
+          <w:tcPr>
+            <w:tcW w:w="2631" w:type="dxa"/>
+          </w:tcPr>
+          <w:p>
+            <w:pPr>
+              <w:pStyle w:val="Compact"/>
+              <w:jc w:val="left"/>
+              <w:rPr>
+                <w:sz w:val="16"/>
+                <w:szCs w:val="16"/>
+              </w:rPr>
+            </w:pPr>
+            <w:r>
+              <w:rPr>
+                <w:sz w:val="16"/>
+                <w:szCs w:val="16"/>
+              </w:rPr>
+              <w:t xml:space="preserve">Expected</w:t>
+            </w:r>
+          </w:p>
+        </w:tc>
+        <w:tc>
+          <w:tcPr>
+            <w:tcW w:w="1096" w:type="dxa"/>
+          </w:tcPr>
+          <w:p>
+            <w:pPr>
+              <w:pStyle w:val="Compact"/>
+              <w:jc w:val="left"/>
+              <w:rPr>
+                <w:sz w:val="16"/>
+                <w:szCs w:val="16"/>
+              </w:rPr>
+            </w:pPr>
+            <w:r>
+              <w:rPr>
+                <w:sz w:val="16"/>
+                <w:szCs w:val="16"/>
+              </w:rPr>
+              <w:t xml:space="preserve">Univariate AUC</w:t>
+            </w:r>
+          </w:p>
+        </w:tc>
+      </w:tr>
+      <w:tr>
+        <w:trPr>
+          <w:trHeight w:val="340" w:hRule="exact"/>
+        </w:trPr>
+        <w:tc>
+          <w:tcPr>
+            <w:tcW w:w="2923" w:type="dxa"/>
+          </w:tcPr>
+          <w:p>
+            <w:pPr>
+              <w:pStyle w:val="Compact"/>
+              <w:jc w:val="left"/>
+              <w:rPr>
+                <w:sz w:val="16"/>
+                <w:szCs w:val="16"/>
+              </w:rPr>
+            </w:pPr>
+            <w:r>
+              <w:rPr>
+                <w:sz w:val="16"/>
+                <w:szCs w:val="16"/>
+              </w:rPr>
+              <w:t xml:space="preserve">Elevation (m)</w:t>
+            </w:r>
+          </w:p>
+        </w:tc>
+        <w:tc>
+          <w:tcPr>
+            <w:tcW w:w="2704" w:type="dxa"/>
+          </w:tcPr>
+          <w:p>
+            <w:pPr>
+              <w:pStyle w:val="Compact"/>
+              <w:jc w:val="left"/>
+              <w:rPr>
+                <w:sz w:val="16"/>
+                <w:szCs w:val="16"/>
+              </w:rPr>
+            </w:pPr>
+            <w:r>
+              <w:rPr>
+                <w:sz w:val="16"/>
+                <w:szCs w:val="16"/>
+              </w:rPr>
+              <w:t xml:space="preserve">Landform</w:t>
+            </w:r>
+          </w:p>
+        </w:tc>
+        <w:tc>
+          <w:tcPr>
+            <w:tcW w:w="2631" w:type="dxa"/>
+          </w:tcPr>
+          <w:p>
+            <w:pPr>
+              <w:pStyle w:val="Compact"/>
+              <w:jc w:val="left"/>
+              <w:rPr>
+                <w:sz w:val="16"/>
+                <w:szCs w:val="16"/>
+              </w:rPr>
+            </w:pPr>
+            <w:r>
+              <w:rPr>
+                <w:sz w:val="16"/>
+                <w:szCs w:val="16"/>
+              </w:rPr>
+              <w:t xml:space="preserve">uncertain</w:t>
+            </w:r>
+          </w:p>
+        </w:tc>
+        <w:tc>
+          <w:tcPr>
+            <w:tcW w:w="1096" w:type="dxa"/>
+          </w:tcPr>
+          <w:p>
+            <w:pPr>
+              <w:pStyle w:val="Compact"/>
+              <w:jc w:val="left"/>
+              <w:rPr>
+                <w:sz w:val="16"/>
+                <w:szCs w:val="16"/>
+              </w:rPr>
+            </w:pPr>
+            <w:r>
+              <w:rPr>
+                <w:sz w:val="16"/>
+                <w:szCs w:val="16"/>
+              </w:rPr>
+              <w:t xml:space="preserve">0.682****</w:t>
+            </w:r>
+          </w:p>
+        </w:tc>
+      </w:tr>
+      <w:tr>
+        <w:trPr>
+          <w:trHeight w:val="340" w:hRule="exact"/>
+        </w:trPr>
+        <w:tc>
+          <w:tcPr>
+            <w:tcW w:w="2923" w:type="dxa"/>
+          </w:tcPr>
+          <w:p>
+            <w:pPr>
+              <w:pStyle w:val="Compact"/>
+              <w:jc w:val="left"/>
+              <w:rPr>
+                <w:sz w:val="16"/>
+                <w:szCs w:val="16"/>
+              </w:rPr>
+            </w:pPr>
+            <w:r>
+              <w:rPr>
+                <w:sz w:val="16"/>
+                <w:szCs w:val="16"/>
+              </w:rPr>
+              <w:t xml:space="preserve">Susceptible pine BA (m² ha⁻¹)</w:t>
+            </w:r>
+          </w:p>
+        </w:tc>
+        <w:tc>
+          <w:tcPr>
+            <w:tcW w:w="2704" w:type="dxa"/>
+          </w:tcPr>
+          <w:p>
+            <w:pPr>
+              <w:pStyle w:val="Compact"/>
+              <w:jc w:val="left"/>
+              <w:rPr>
+                <w:sz w:val="16"/>
+                <w:szCs w:val="16"/>
+              </w:rPr>
+            </w:pPr>
+            <w:r>
+              <w:rPr>
+                <w:sz w:val="16"/>
+                <w:szCs w:val="16"/>
+              </w:rPr>
+              <w:t xml:space="preserve">Host size</w:t>
+            </w:r>
+          </w:p>
+        </w:tc>
+        <w:tc>
+          <w:tcPr>
+            <w:tcW w:w="2631" w:type="dxa"/>
+          </w:tcPr>
+          <w:p>
+            <w:pPr>
+              <w:pStyle w:val="Compact"/>
+              <w:jc w:val="left"/>
+              <w:rPr>
+                <w:sz w:val="16"/>
+                <w:szCs w:val="16"/>
+              </w:rPr>
+            </w:pPr>
+            <w:r>
+              <w:rPr>
+                <w:sz w:val="16"/>
+                <w:szCs w:val="16"/>
+              </w:rPr>
+              <w:t xml:space="preserve">positive</w:t>
+            </w:r>
+          </w:p>
+        </w:tc>
+        <w:tc>
+          <w:tcPr>
+            <w:tcW w:w="1096" w:type="dxa"/>
+          </w:tcPr>
+          <w:p>
+            <w:pPr>
+              <w:pStyle w:val="Compact"/>
+              <w:jc w:val="left"/>
+              <w:rPr>
+                <w:sz w:val="16"/>
+                <w:szCs w:val="16"/>
+              </w:rPr>
+            </w:pPr>
+            <w:r>
+              <w:rPr>
+                <w:sz w:val="16"/>
+                <w:szCs w:val="16"/>
+              </w:rPr>
+              <w:t xml:space="preserve">0.678****</w:t>
+            </w:r>
+          </w:p>
+        </w:tc>
+      </w:tr>
+      <w:tr>
+        <w:trPr>
+          <w:trHeight w:val="340" w:hRule="exact"/>
+        </w:trPr>
+        <w:tc>
+          <w:tcPr>
+            <w:tcW w:w="2923" w:type="dxa"/>
+          </w:tcPr>
+          <w:p>
+            <w:pPr>
+              <w:pStyle w:val="Compact"/>
+              <w:jc w:val="left"/>
+              <w:rPr>
+                <w:sz w:val="16"/>
+                <w:szCs w:val="16"/>
+              </w:rPr>
+            </w:pPr>
+            <w:r>
+              <w:rPr>
+                <w:sz w:val="16"/>
+                <w:szCs w:val="16"/>
+              </w:rPr>
+              <w:t xml:space="preserve">Stand basal area (m² ha⁻¹)</w:t>
+            </w:r>
+          </w:p>
+        </w:tc>
+        <w:tc>
+          <w:tcPr>
+            <w:tcW w:w="2704" w:type="dxa"/>
+          </w:tcPr>
+          <w:p>
+            <w:pPr>
+              <w:pStyle w:val="Compact"/>
+              <w:jc w:val="left"/>
+              <w:rPr>
+                <w:sz w:val="16"/>
+                <w:szCs w:val="16"/>
+              </w:rPr>
+            </w:pPr>
+            <w:r>
+              <w:rPr>
+                <w:sz w:val="16"/>
+                <w:szCs w:val="16"/>
+              </w:rPr>
+              <w:t xml:space="preserve">Stand density</w:t>
+            </w:r>
+          </w:p>
+        </w:tc>
+        <w:tc>
+          <w:tcPr>
+            <w:tcW w:w="2631" w:type="dxa"/>
+          </w:tcPr>
+          <w:p>
+            <w:pPr>
+              <w:pStyle w:val="Compact"/>
+              <w:jc w:val="left"/>
+              <w:rPr>
+                <w:sz w:val="16"/>
+                <w:szCs w:val="16"/>
+              </w:rPr>
+            </w:pPr>
+            <w:r>
+              <w:rPr>
+                <w:sz w:val="16"/>
+                <w:szCs w:val="16"/>
+              </w:rPr>
+              <w:t xml:space="preserve">positive</w:t>
+            </w:r>
+          </w:p>
+        </w:tc>
+        <w:tc>
+          <w:tcPr>
+            <w:tcW w:w="1096" w:type="dxa"/>
+          </w:tcPr>
+          <w:p>
+            <w:pPr>
+              <w:pStyle w:val="Compact"/>
+              <w:jc w:val="left"/>
+              <w:rPr>
+                <w:sz w:val="16"/>
+                <w:szCs w:val="16"/>
+              </w:rPr>
+            </w:pPr>
+            <w:r>
+              <w:rPr>
+                <w:sz w:val="16"/>
+                <w:szCs w:val="16"/>
+              </w:rPr>
+              <w:t xml:space="preserve">0.601****</w:t>
+            </w:r>
+          </w:p>
+        </w:tc>
+      </w:tr>
+      <w:tr>
+        <w:trPr>
+          <w:trHeight w:val="340" w:hRule="exact"/>
+        </w:trPr>
+        <w:tc>
+          <w:tcPr>
+            <w:tcW w:w="2923" w:type="dxa"/>
+          </w:tcPr>
+          <w:p>
+            <w:pPr>
+              <w:pStyle w:val="Compact"/>
+              <w:jc w:val="left"/>
+              <w:rPr>
+                <w:sz w:val="16"/>
+                <w:szCs w:val="16"/>
+              </w:rPr>
+            </w:pPr>
+            <w:r>
+              <w:rPr>
+                <w:sz w:val="16"/>
+                <w:szCs w:val="16"/>
+              </w:rPr>
+              <w:t xml:space="preserve">Sky view factor</w:t>
+            </w:r>
+          </w:p>
+        </w:tc>
+        <w:tc>
+          <w:tcPr>
+            <w:tcW w:w="2704" w:type="dxa"/>
+          </w:tcPr>
+          <w:p>
+            <w:pPr>
+              <w:pStyle w:val="Compact"/>
+              <w:jc w:val="left"/>
+              <w:rPr>
+                <w:sz w:val="16"/>
+                <w:szCs w:val="16"/>
+              </w:rPr>
+            </w:pPr>
+            <w:r>
+              <w:rPr>
+                <w:sz w:val="16"/>
+                <w:szCs w:val="16"/>
+              </w:rPr>
+              <w:t xml:space="preserve">Topographic shading</w:t>
+            </w:r>
+          </w:p>
+        </w:tc>
+        <w:tc>
+          <w:tcPr>
+            <w:tcW w:w="2631" w:type="dxa"/>
+          </w:tcPr>
+          <w:p>
+            <w:pPr>
+              <w:pStyle w:val="Compact"/>
+              <w:jc w:val="left"/>
+              <w:rPr>
+                <w:sz w:val="16"/>
+                <w:szCs w:val="16"/>
+              </w:rPr>
+            </w:pPr>
+            <w:r>
+              <w:rPr>
+                <w:sz w:val="16"/>
+                <w:szCs w:val="16"/>
+              </w:rPr>
+              <w:t xml:space="preserve">positive, as main effect</w:t>
+            </w:r>
+          </w:p>
+        </w:tc>
+        <w:tc>
+          <w:tcPr>
+            <w:tcW w:w="1096" w:type="dxa"/>
+          </w:tcPr>
+          <w:p>
+            <w:pPr>
+              <w:pStyle w:val="Compact"/>
+              <w:jc w:val="left"/>
+              <w:rPr>
+                <w:sz w:val="16"/>
+                <w:szCs w:val="16"/>
+              </w:rPr>
+            </w:pPr>
+            <w:r>
+              <w:rPr>
+                <w:sz w:val="16"/>
+                <w:szCs w:val="16"/>
+              </w:rPr>
+              <w:t xml:space="preserve">0.686****</w:t>
+            </w:r>
+          </w:p>
+        </w:tc>
+      </w:tr>
+      <w:tr>
+        <w:trPr>
+          <w:trHeight w:val="340" w:hRule="exact"/>
+        </w:trPr>
+        <w:tc>
+          <w:tcPr>
+            <w:tcW w:w="2923" w:type="dxa"/>
+          </w:tcPr>
+          <w:p>
+            <w:pPr>
+              <w:pStyle w:val="Compact"/>
+              <w:jc w:val="left"/>
+              <w:rPr>
+                <w:sz w:val="16"/>
+                <w:szCs w:val="16"/>
+              </w:rPr>
+            </w:pPr>
+            <w:r>
+              <w:rPr>
+                <w:sz w:val="16"/>
+                <w:szCs w:val="16"/>
+              </w:rPr>
+              <w:t xml:space="preserve">Stand age (years)</w:t>
+            </w:r>
+          </w:p>
+        </w:tc>
+        <w:tc>
+          <w:tcPr>
+            <w:tcW w:w="2704" w:type="dxa"/>
+          </w:tcPr>
+          <w:p>
+            <w:pPr>
+              <w:pStyle w:val="Compact"/>
+              <w:jc w:val="left"/>
+              <w:rPr>
+                <w:sz w:val="16"/>
+                <w:szCs w:val="16"/>
+              </w:rPr>
+            </w:pPr>
+            <w:r>
+              <w:rPr>
+                <w:sz w:val="16"/>
+                <w:szCs w:val="16"/>
+              </w:rPr>
+              <w:t xml:space="preserve">Host size</w:t>
+            </w:r>
+          </w:p>
+        </w:tc>
+        <w:tc>
+          <w:tcPr>
+            <w:tcW w:w="2631" w:type="dxa"/>
+          </w:tcPr>
+          <w:p>
+            <w:pPr>
+              <w:pStyle w:val="Compact"/>
+              <w:jc w:val="left"/>
+              <w:rPr>
+                <w:sz w:val="16"/>
+                <w:szCs w:val="16"/>
+              </w:rPr>
+            </w:pPr>
+            <w:r>
+              <w:rPr>
+                <w:sz w:val="16"/>
+                <w:szCs w:val="16"/>
+              </w:rPr>
+              <w:t xml:space="preserve">positive</w:t>
+            </w:r>
+          </w:p>
+        </w:tc>
+        <w:tc>
+          <w:tcPr>
+            <w:tcW w:w="1096" w:type="dxa"/>
+          </w:tcPr>
+          <w:p>
+            <w:pPr>
+              <w:pStyle w:val="Compact"/>
+              <w:jc w:val="left"/>
+              <w:rPr>
+                <w:sz w:val="16"/>
+                <w:szCs w:val="16"/>
+              </w:rPr>
+            </w:pPr>
+            <w:r>
+              <w:rPr>
+                <w:sz w:val="16"/>
+                <w:szCs w:val="16"/>
+              </w:rPr>
+              <w:t xml:space="preserve">0.571****</w:t>
+            </w:r>
+          </w:p>
+        </w:tc>
+      </w:tr>
+      <w:tr>
+        <w:trPr>
+          <w:trHeight w:val="340" w:hRule="exact"/>
+        </w:trPr>
+        <w:tc>
+          <w:tcPr>
+            <w:tcW w:w="2923" w:type="dxa"/>
+          </w:tcPr>
+          <w:p>
+            <w:pPr>
+              <w:pStyle w:val="Compact"/>
+              <w:jc w:val="left"/>
+              <w:rPr>
+                <w:sz w:val="16"/>
+                <w:szCs w:val="16"/>
+              </w:rPr>
+            </w:pPr>
+            <w:r>
+              <w:rPr>
+                <w:sz w:val="16"/>
+                <w:szCs w:val="16"/>
+              </w:rPr>
+              <w:t xml:space="preserve">July mean wind (km/h)</w:t>
+            </w:r>
+          </w:p>
+        </w:tc>
+        <w:tc>
+          <w:tcPr>
+            <w:tcW w:w="2704" w:type="dxa"/>
+          </w:tcPr>
+          <w:p>
+            <w:pPr>
+              <w:pStyle w:val="Compact"/>
+              <w:jc w:val="left"/>
+              <w:rPr>
+                <w:sz w:val="16"/>
+                <w:szCs w:val="16"/>
+              </w:rPr>
+            </w:pPr>
+            <w:r>
+              <w:rPr>
+                <w:sz w:val="16"/>
+                <w:szCs w:val="16"/>
+              </w:rPr>
+              <w:t xml:space="preserve">Flight-window wind, stations</w:t>
+            </w:r>
+          </w:p>
+        </w:tc>
+        <w:tc>
+          <w:tcPr>
+            <w:tcW w:w="2631" w:type="dxa"/>
+          </w:tcPr>
+          <w:p>
+            <w:pPr>
+              <w:pStyle w:val="Compact"/>
+              <w:jc w:val="left"/>
+              <w:rPr>
+                <w:sz w:val="16"/>
+                <w:szCs w:val="16"/>
+              </w:rPr>
+            </w:pPr>
+            <w:r>
+              <w:rPr>
+                <w:sz w:val="16"/>
+                <w:szCs w:val="16"/>
+              </w:rPr>
+              <w:t xml:space="preserve">negative</w:t>
+            </w:r>
+          </w:p>
+        </w:tc>
+        <w:tc>
+          <w:tcPr>
+            <w:tcW w:w="1096" w:type="dxa"/>
+          </w:tcPr>
+          <w:p>
+            <w:pPr>
+              <w:pStyle w:val="Compact"/>
+              <w:jc w:val="left"/>
+              <w:rPr>
+                <w:sz w:val="16"/>
+                <w:szCs w:val="16"/>
+              </w:rPr>
+            </w:pPr>
+            <w:r>
+              <w:rPr>
+                <w:sz w:val="16"/>
+                <w:szCs w:val="16"/>
+              </w:rPr>
+              <w:t xml:space="preserve">0.563****</w:t>
+            </w:r>
+          </w:p>
+        </w:tc>
+      </w:tr>
+      <w:tr>
+        <w:trPr>
+          <w:trHeight w:val="340" w:hRule="exact"/>
+        </w:trPr>
+        <w:tc>
+          <w:tcPr>
+            <w:tcW w:w="2923" w:type="dxa"/>
+          </w:tcPr>
+          <w:p>
+            <w:pPr>
+              <w:pStyle w:val="Compact"/>
+              <w:jc w:val="left"/>
+              <w:rPr>
+                <w:sz w:val="16"/>
+                <w:szCs w:val="16"/>
+              </w:rPr>
+            </w:pPr>
+            <w:r>
+              <w:rPr>
+                <w:sz w:val="16"/>
+                <w:szCs w:val="16"/>
+              </w:rPr>
+              <w:t xml:space="preserve">Northness</w:t>
+            </w:r>
+          </w:p>
+        </w:tc>
+        <w:tc>
+          <w:tcPr>
+            <w:tcW w:w="2704" w:type="dxa"/>
+          </w:tcPr>
+          <w:p>
+            <w:pPr>
+              <w:pStyle w:val="Compact"/>
+              <w:jc w:val="left"/>
+              <w:rPr>
+                <w:sz w:val="16"/>
+                <w:szCs w:val="16"/>
+              </w:rPr>
+            </w:pPr>
+            <w:r>
+              <w:rPr>
+                <w:sz w:val="16"/>
+                <w:szCs w:val="16"/>
+              </w:rPr>
+              <w:t xml:space="preserve">Topographic shading</w:t>
+            </w:r>
+          </w:p>
+        </w:tc>
+        <w:tc>
+          <w:tcPr>
+            <w:tcW w:w="2631" w:type="dxa"/>
+          </w:tcPr>
+          <w:p>
+            <w:pPr>
+              <w:pStyle w:val="Compact"/>
+              <w:jc w:val="left"/>
+              <w:rPr>
+                <w:sz w:val="16"/>
+                <w:szCs w:val="16"/>
+              </w:rPr>
+            </w:pPr>
+            <w:r>
+              <w:rPr>
+                <w:sz w:val="16"/>
+                <w:szCs w:val="16"/>
+              </w:rPr>
+              <w:t xml:space="preserve">negative</w:t>
+            </w:r>
+          </w:p>
+        </w:tc>
+        <w:tc>
+          <w:tcPr>
+            <w:tcW w:w="1096" w:type="dxa"/>
+          </w:tcPr>
+          <w:p>
+            <w:pPr>
+              <w:pStyle w:val="Compact"/>
+              <w:jc w:val="left"/>
+              <w:rPr>
+                <w:sz w:val="16"/>
+                <w:szCs w:val="16"/>
+              </w:rPr>
+            </w:pPr>
+            <w:r>
+              <w:rPr>
+                <w:sz w:val="16"/>
+                <w:szCs w:val="16"/>
+              </w:rPr>
+              <w:t xml:space="preserve">0.586****</w:t>
+            </w:r>
+          </w:p>
+        </w:tc>
+      </w:tr>
+      <w:tr>
+        <w:trPr>
+          <w:trHeight w:val="340" w:hRule="exact"/>
+        </w:trPr>
+        <w:tc>
+          <w:tcPr>
+            <w:tcW w:w="2923" w:type="dxa"/>
+          </w:tcPr>
+          <w:p>
+            <w:pPr>
+              <w:pStyle w:val="Compact"/>
+              <w:jc w:val="left"/>
+              <w:rPr>
+                <w:sz w:val="16"/>
+                <w:szCs w:val="16"/>
+              </w:rPr>
+            </w:pPr>
+            <w:r>
+              <w:rPr>
+                <w:sz w:val="16"/>
+                <w:szCs w:val="16"/>
+              </w:rPr>
+              <w:t xml:space="preserve">Quadratic mean diameter (cm)</w:t>
+            </w:r>
+          </w:p>
+        </w:tc>
+        <w:tc>
+          <w:tcPr>
+            <w:tcW w:w="2704" w:type="dxa"/>
+          </w:tcPr>
+          <w:p>
+            <w:pPr>
+              <w:pStyle w:val="Compact"/>
+              <w:jc w:val="left"/>
+              <w:rPr>
+                <w:sz w:val="16"/>
+                <w:szCs w:val="16"/>
+              </w:rPr>
+            </w:pPr>
+            <w:r>
+              <w:rPr>
+                <w:sz w:val="16"/>
+                <w:szCs w:val="16"/>
+              </w:rPr>
+              <w:t xml:space="preserve">Host size</w:t>
+            </w:r>
+          </w:p>
+        </w:tc>
+        <w:tc>
+          <w:tcPr>
+            <w:tcW w:w="2631" w:type="dxa"/>
+          </w:tcPr>
+          <w:p>
+            <w:pPr>
+              <w:pStyle w:val="Compact"/>
+              <w:jc w:val="left"/>
+              <w:rPr>
+                <w:sz w:val="16"/>
+                <w:szCs w:val="16"/>
+              </w:rPr>
+            </w:pPr>
+            <w:r>
+              <w:rPr>
+                <w:sz w:val="16"/>
+                <w:szCs w:val="16"/>
+              </w:rPr>
+              <w:t xml:space="preserve">positive above 25 cm</w:t>
+            </w:r>
+          </w:p>
+        </w:tc>
+        <w:tc>
+          <w:tcPr>
+            <w:tcW w:w="1096" w:type="dxa"/>
+          </w:tcPr>
+          <w:p>
+            <w:pPr>
+              <w:pStyle w:val="Compact"/>
+              <w:jc w:val="left"/>
+              <w:rPr>
+                <w:sz w:val="16"/>
+                <w:szCs w:val="16"/>
+              </w:rPr>
+            </w:pPr>
+            <w:r>
+              <w:rPr>
+                <w:sz w:val="16"/>
+                <w:szCs w:val="16"/>
+              </w:rPr>
+              <w:t xml:space="preserve">0.510****</w:t>
+            </w:r>
+          </w:p>
+        </w:tc>
+      </w:tr>
+      <w:tr>
+        <w:trPr>
+          <w:trHeight w:val="340" w:hRule="exact"/>
+        </w:trPr>
+        <w:tc>
+          <w:tcPr>
+            <w:tcW w:w="2923" w:type="dxa"/>
+          </w:tcPr>
+          <w:p>
+            <w:pPr>
+              <w:pStyle w:val="Compact"/>
+              <w:jc w:val="left"/>
+              <w:rPr>
+                <w:sz w:val="16"/>
+                <w:szCs w:val="16"/>
+              </w:rPr>
+            </w:pPr>
+            <w:r>
+              <w:rPr>
+                <w:sz w:val="16"/>
+                <w:szCs w:val="16"/>
+              </w:rPr>
+              <w:t xml:space="preserve">June mean wind (km/h)</w:t>
+            </w:r>
+          </w:p>
+        </w:tc>
+        <w:tc>
+          <w:tcPr>
+            <w:tcW w:w="2704" w:type="dxa"/>
+          </w:tcPr>
+          <w:p>
+            <w:pPr>
+              <w:pStyle w:val="Compact"/>
+              <w:jc w:val="left"/>
+              <w:rPr>
+                <w:sz w:val="16"/>
+                <w:szCs w:val="16"/>
+              </w:rPr>
+            </w:pPr>
+            <w:r>
+              <w:rPr>
+                <w:sz w:val="16"/>
+                <w:szCs w:val="16"/>
+              </w:rPr>
+              <w:t xml:space="preserve">Flight-window wind, stations</w:t>
+            </w:r>
+          </w:p>
+        </w:tc>
+        <w:tc>
+          <w:tcPr>
+            <w:tcW w:w="2631" w:type="dxa"/>
+          </w:tcPr>
+          <w:p>
+            <w:pPr>
+              <w:pStyle w:val="Compact"/>
+              <w:jc w:val="left"/>
+              <w:rPr>
+                <w:sz w:val="16"/>
+                <w:szCs w:val="16"/>
+              </w:rPr>
+            </w:pPr>
+            <w:r>
+              <w:rPr>
+                <w:sz w:val="16"/>
+                <w:szCs w:val="16"/>
+              </w:rPr>
+              <w:t xml:space="preserve">negative</w:t>
+            </w:r>
+          </w:p>
+        </w:tc>
+        <w:tc>
+          <w:tcPr>
+            <w:tcW w:w="1096" w:type="dxa"/>
+          </w:tcPr>
+          <w:p>
+            <w:pPr>
+              <w:pStyle w:val="Compact"/>
+              <w:jc w:val="left"/>
+              <w:rPr>
+                <w:sz w:val="16"/>
+                <w:szCs w:val="16"/>
+              </w:rPr>
+            </w:pPr>
+            <w:r>
+              <w:rPr>
+                <w:sz w:val="16"/>
+                <w:szCs w:val="16"/>
+              </w:rPr>
+              <w:t xml:space="preserve">0.534****</w:t>
+            </w:r>
+          </w:p>
+        </w:tc>
+      </w:tr>
+      <w:tr>
+        <w:trPr>
+          <w:trHeight w:val="340" w:hRule="exact"/>
+        </w:trPr>
+        <w:tc>
+          <w:tcPr>
+            <w:tcW w:w="2923" w:type="dxa"/>
+          </w:tcPr>
+          <w:p>
+            <w:pPr>
+              <w:pStyle w:val="Compact"/>
+              <w:jc w:val="left"/>
+              <w:rPr>
+                <w:sz w:val="16"/>
+                <w:szCs w:val="16"/>
+              </w:rPr>
+            </w:pPr>
+            <w:r>
+              <w:rPr>
+                <w:sz w:val="16"/>
+                <w:szCs w:val="16"/>
+              </w:rPr>
+              <w:t xml:space="preserve">Wind shelter index</w:t>
+            </w:r>
+          </w:p>
+        </w:tc>
+        <w:tc>
+          <w:tcPr>
+            <w:tcW w:w="2704" w:type="dxa"/>
+          </w:tcPr>
+          <w:p>
+            <w:pPr>
+              <w:pStyle w:val="Compact"/>
+              <w:jc w:val="left"/>
+              <w:rPr>
+                <w:sz w:val="16"/>
+                <w:szCs w:val="16"/>
+              </w:rPr>
+            </w:pPr>
+            <w:r>
+              <w:rPr>
+                <w:sz w:val="16"/>
+                <w:szCs w:val="16"/>
+              </w:rPr>
+              <w:t xml:space="preserve">Terrain exposure to wind</w:t>
+            </w:r>
+          </w:p>
+        </w:tc>
+        <w:tc>
+          <w:tcPr>
+            <w:tcW w:w="2631" w:type="dxa"/>
+          </w:tcPr>
+          <w:p>
+            <w:pPr>
+              <w:pStyle w:val="Compact"/>
+              <w:jc w:val="left"/>
+              <w:rPr>
+                <w:sz w:val="16"/>
+                <w:szCs w:val="16"/>
+              </w:rPr>
+            </w:pPr>
+            <w:r>
+              <w:rPr>
+                <w:sz w:val="16"/>
+                <w:szCs w:val="16"/>
+              </w:rPr>
+              <w:t xml:space="preserve">negative, the index rising windward</w:t>
+            </w:r>
+          </w:p>
+        </w:tc>
+        <w:tc>
+          <w:tcPr>
+            <w:tcW w:w="1096" w:type="dxa"/>
+          </w:tcPr>
+          <w:p>
+            <w:pPr>
+              <w:pStyle w:val="Compact"/>
+              <w:jc w:val="left"/>
+              <w:rPr>
+                <w:sz w:val="16"/>
+                <w:szCs w:val="16"/>
+              </w:rPr>
+            </w:pPr>
+            <w:r>
+              <w:rPr>
+                <w:sz w:val="16"/>
+                <w:szCs w:val="16"/>
+              </w:rPr>
+              <w:t xml:space="preserve">0.526****</w:t>
+            </w:r>
+          </w:p>
+        </w:tc>
+      </w:tr>
+      <w:tr>
+        <w:trPr>
+          <w:trHeight w:val="340" w:hRule="exact"/>
+        </w:trPr>
+        <w:tc>
+          <w:tcPr>
+            <w:tcW w:w="2923" w:type="dxa"/>
+          </w:tcPr>
+          <w:p>
+            <w:pPr>
+              <w:pStyle w:val="Compact"/>
+              <w:jc w:val="left"/>
+              <w:rPr>
+                <w:sz w:val="16"/>
+                <w:szCs w:val="16"/>
+              </w:rPr>
+            </w:pPr>
+            <w:r>
+              <w:rPr>
+                <w:sz w:val="16"/>
+                <w:szCs w:val="16"/>
+              </w:rPr>
+              <w:t xml:space="preserve">MicroMet flight-window wind (km/h)</w:t>
+            </w:r>
+          </w:p>
+        </w:tc>
+        <w:tc>
+          <w:tcPr>
+            <w:tcW w:w="2704" w:type="dxa"/>
+          </w:tcPr>
+          <w:p>
+            <w:pPr>
+              <w:pStyle w:val="Compact"/>
+              <w:jc w:val="left"/>
+              <w:rPr>
+                <w:sz w:val="16"/>
+                <w:szCs w:val="16"/>
+              </w:rPr>
+            </w:pPr>
+            <w:r>
+              <w:rPr>
+                <w:sz w:val="16"/>
+                <w:szCs w:val="16"/>
+              </w:rPr>
+              <w:t xml:space="preserve">Flight-window wind, terrain-resolved</w:t>
+            </w:r>
+          </w:p>
+        </w:tc>
+        <w:tc>
+          <w:tcPr>
+            <w:tcW w:w="2631" w:type="dxa"/>
+          </w:tcPr>
+          <w:p>
+            <w:pPr>
+              <w:pStyle w:val="Compact"/>
+              <w:jc w:val="left"/>
+              <w:rPr>
+                <w:sz w:val="16"/>
+                <w:szCs w:val="16"/>
+              </w:rPr>
+            </w:pPr>
+            <w:r>
+              <w:rPr>
+                <w:sz w:val="16"/>
+                <w:szCs w:val="16"/>
+              </w:rPr>
+              <w:t xml:space="preserve">negative</w:t>
+            </w:r>
+          </w:p>
+        </w:tc>
+        <w:tc>
+          <w:tcPr>
+            <w:tcW w:w="1096" w:type="dxa"/>
+          </w:tcPr>
+          <w:p>
+            <w:pPr>
+              <w:pStyle w:val="Compact"/>
+              <w:jc w:val="left"/>
+              <w:rPr>
+                <w:sz w:val="16"/>
+                <w:szCs w:val="16"/>
+              </w:rPr>
+            </w:pPr>
+            <w:r>
+              <w:rPr>
+                <w:sz w:val="16"/>
+                <w:szCs w:val="16"/>
+              </w:rPr>
+              <w:t xml:space="preserve">0.580****</w:t>
+            </w:r>
+          </w:p>
+        </w:tc>
+      </w:tr>
+      <w:tr>
+        <w:trPr>
+          <w:trHeight w:val="340" w:hRule="exact"/>
+        </w:trPr>
+        <w:tc>
+          <w:tcPr>
+            <w:tcW w:w="2923" w:type="dxa"/>
+          </w:tcPr>
+          <w:p>
+            <w:pPr>
+              <w:pStyle w:val="Compact"/>
+              <w:jc w:val="left"/>
+              <w:rPr>
+                <w:sz w:val="16"/>
+                <w:szCs w:val="16"/>
+              </w:rPr>
+            </w:pPr>
+            <w:r>
+              <w:rPr>
+                <w:sz w:val="16"/>
+                <w:szCs w:val="16"/>
+              </w:rPr>
+              <w:t xml:space="preserve">Topographic position index</w:t>
+            </w:r>
+          </w:p>
+        </w:tc>
+        <w:tc>
+          <w:tcPr>
+            <w:tcW w:w="2704" w:type="dxa"/>
+          </w:tcPr>
+          <w:p>
+            <w:pPr>
+              <w:pStyle w:val="Compact"/>
+              <w:jc w:val="left"/>
+              <w:rPr>
+                <w:sz w:val="16"/>
+                <w:szCs w:val="16"/>
+              </w:rPr>
+            </w:pPr>
+            <w:r>
+              <w:rPr>
+                <w:sz w:val="16"/>
+                <w:szCs w:val="16"/>
+              </w:rPr>
+              <w:t xml:space="preserve">Terrain shape</w:t>
+            </w:r>
+          </w:p>
+        </w:tc>
+        <w:tc>
+          <w:tcPr>
+            <w:tcW w:w="2631" w:type="dxa"/>
+          </w:tcPr>
+          <w:p>
+            <w:pPr>
+              <w:pStyle w:val="Compact"/>
+              <w:jc w:val="left"/>
+              <w:rPr>
+                <w:sz w:val="16"/>
+                <w:szCs w:val="16"/>
+              </w:rPr>
+            </w:pPr>
+            <w:r>
+              <w:rPr>
+                <w:sz w:val="16"/>
+                <w:szCs w:val="16"/>
+              </w:rPr>
+              <w:t xml:space="preserve">more attack in convergent terrain</w:t>
+            </w:r>
+          </w:p>
+        </w:tc>
+        <w:tc>
+          <w:tcPr>
+            <w:tcW w:w="1096" w:type="dxa"/>
+          </w:tcPr>
+          <w:p>
+            <w:pPr>
+              <w:pStyle w:val="Compact"/>
+              <w:jc w:val="left"/>
+              <w:rPr>
+                <w:sz w:val="16"/>
+                <w:szCs w:val="16"/>
+              </w:rPr>
+            </w:pPr>
+            <w:r>
+              <w:rPr>
+                <w:sz w:val="16"/>
+                <w:szCs w:val="16"/>
+              </w:rPr>
+              <w:t xml:space="preserve">0.585****</w:t>
+            </w:r>
+          </w:p>
+        </w:tc>
+      </w:tr>
+      <w:tr>
+        <w:trPr>
+          <w:trHeight w:val="340" w:hRule="exact"/>
+        </w:trPr>
+        <w:tc>
+          <w:tcPr>
+            <w:tcW w:w="2923" w:type="dxa"/>
+          </w:tcPr>
+          <w:p>
+            <w:pPr>
+              <w:pStyle w:val="Compact"/>
+              <w:jc w:val="left"/>
+              <w:rPr>
+                <w:sz w:val="16"/>
+                <w:szCs w:val="16"/>
+              </w:rPr>
+            </w:pPr>
+            <w:r>
+              <w:rPr>
+                <w:sz w:val="16"/>
+                <w:szCs w:val="16"/>
+              </w:rPr>
+              <w:t xml:space="preserve">Flight-window direct radiation (kWh/m2)</w:t>
+            </w:r>
+          </w:p>
+        </w:tc>
+        <w:tc>
+          <w:tcPr>
+            <w:tcW w:w="2704" w:type="dxa"/>
+          </w:tcPr>
+          <w:p>
+            <w:pPr>
+              <w:pStyle w:val="Compact"/>
+              <w:jc w:val="left"/>
+              <w:rPr>
+                <w:sz w:val="16"/>
+                <w:szCs w:val="16"/>
+              </w:rPr>
+            </w:pPr>
+            <w:r>
+              <w:rPr>
+                <w:sz w:val="16"/>
+                <w:szCs w:val="16"/>
+              </w:rPr>
+              <w:t xml:space="preserve">Flight-window radiation</w:t>
+            </w:r>
+          </w:p>
+        </w:tc>
+        <w:tc>
+          <w:tcPr>
+            <w:tcW w:w="2631" w:type="dxa"/>
+          </w:tcPr>
+          <w:p>
+            <w:pPr>
+              <w:pStyle w:val="Compact"/>
+              <w:jc w:val="left"/>
+              <w:rPr>
+                <w:sz w:val="16"/>
+                <w:szCs w:val="16"/>
+              </w:rPr>
+            </w:pPr>
+            <w:r>
+              <w:rPr>
+                <w:sz w:val="16"/>
+                <w:szCs w:val="16"/>
+              </w:rPr>
+              <w:t xml:space="preserve">positive</w:t>
+            </w:r>
+          </w:p>
+        </w:tc>
+        <w:tc>
+          <w:tcPr>
+            <w:tcW w:w="1096" w:type="dxa"/>
+          </w:tcPr>
+          <w:p>
+            <w:pPr>
+              <w:pStyle w:val="Compact"/>
+              <w:jc w:val="left"/>
+              <w:rPr>
+                <w:sz w:val="16"/>
+                <w:szCs w:val="16"/>
+              </w:rPr>
+            </w:pPr>
+            <w:r>
+              <w:rPr>
+                <w:sz w:val="16"/>
+                <w:szCs w:val="16"/>
+              </w:rPr>
+              <w:t xml:space="preserve">0.561****</w:t>
+            </w:r>
+          </w:p>
+        </w:tc>
+      </w:tr>
+      <w:tr>
+        <w:trPr>
+          <w:trHeight w:val="340" w:hRule="exact"/>
+        </w:trPr>
+        <w:tc>
+          <w:tcPr>
+            <w:tcW w:w="2923" w:type="dxa"/>
+          </w:tcPr>
+          <w:p>
+            <w:pPr>
+              <w:pStyle w:val="Compact"/>
+              <w:jc w:val="left"/>
+              <w:rPr>
+                <w:sz w:val="16"/>
+                <w:szCs w:val="16"/>
+              </w:rPr>
+            </w:pPr>
+            <w:r>
+              <w:rPr>
+                <w:sz w:val="16"/>
+                <w:szCs w:val="16"/>
+              </w:rPr>
+              <w:t xml:space="preserve">Convergence index</w:t>
+            </w:r>
+          </w:p>
+        </w:tc>
+        <w:tc>
+          <w:tcPr>
+            <w:tcW w:w="2704" w:type="dxa"/>
+          </w:tcPr>
+          <w:p>
+            <w:pPr>
+              <w:pStyle w:val="Compact"/>
+              <w:jc w:val="left"/>
+              <w:rPr>
+                <w:sz w:val="16"/>
+                <w:szCs w:val="16"/>
+              </w:rPr>
+            </w:pPr>
+            <w:r>
+              <w:rPr>
+                <w:sz w:val="16"/>
+                <w:szCs w:val="16"/>
+              </w:rPr>
+              <w:t xml:space="preserve">Terrain shape</w:t>
+            </w:r>
+          </w:p>
+        </w:tc>
+        <w:tc>
+          <w:tcPr>
+            <w:tcW w:w="2631" w:type="dxa"/>
+          </w:tcPr>
+          <w:p>
+            <w:pPr>
+              <w:pStyle w:val="Compact"/>
+              <w:jc w:val="left"/>
+              <w:rPr>
+                <w:sz w:val="16"/>
+                <w:szCs w:val="16"/>
+              </w:rPr>
+            </w:pPr>
+            <w:r>
+              <w:rPr>
+                <w:sz w:val="16"/>
+                <w:szCs w:val="16"/>
+              </w:rPr>
+              <w:t xml:space="preserve">more attack in convergent terrain</w:t>
+            </w:r>
+          </w:p>
+        </w:tc>
+        <w:tc>
+          <w:tcPr>
+            <w:tcW w:w="1096" w:type="dxa"/>
+          </w:tcPr>
+          <w:p>
+            <w:pPr>
+              <w:pStyle w:val="Compact"/>
+              <w:jc w:val="left"/>
+              <w:rPr>
+                <w:sz w:val="16"/>
+                <w:szCs w:val="16"/>
+              </w:rPr>
+            </w:pPr>
+            <w:r>
+              <w:rPr>
+                <w:sz w:val="16"/>
+                <w:szCs w:val="16"/>
+              </w:rPr>
+              <w:t xml:space="preserve">0.530****</w:t>
+            </w:r>
+          </w:p>
+        </w:tc>
+      </w:tr>
+      <w:tr>
+        <w:trPr>
+          <w:trHeight w:val="340" w:hRule="exact"/>
+        </w:trPr>
+        <w:tc>
+          <w:tcPr>
+            <w:tcW w:w="2923" w:type="dxa"/>
+          </w:tcPr>
+          <w:p>
+            <w:pPr>
+              <w:pStyle w:val="Compact"/>
+              <w:jc w:val="left"/>
+              <w:rPr>
+                <w:sz w:val="16"/>
+                <w:szCs w:val="16"/>
+              </w:rPr>
+            </w:pPr>
+            <w:r>
+              <w:rPr>
+                <w:sz w:val="16"/>
+                <w:szCs w:val="16"/>
+              </w:rPr>
+              <w:t xml:space="preserve">Profile curvature</w:t>
+            </w:r>
+          </w:p>
+        </w:tc>
+        <w:tc>
+          <w:tcPr>
+            <w:tcW w:w="2704" w:type="dxa"/>
+          </w:tcPr>
+          <w:p>
+            <w:pPr>
+              <w:pStyle w:val="Compact"/>
+              <w:jc w:val="left"/>
+              <w:rPr>
+                <w:sz w:val="16"/>
+                <w:szCs w:val="16"/>
+              </w:rPr>
+            </w:pPr>
+            <w:r>
+              <w:rPr>
+                <w:sz w:val="16"/>
+                <w:szCs w:val="16"/>
+              </w:rPr>
+              <w:t xml:space="preserve">Terrain shape</w:t>
+            </w:r>
+          </w:p>
+        </w:tc>
+        <w:tc>
+          <w:tcPr>
+            <w:tcW w:w="2631" w:type="dxa"/>
+          </w:tcPr>
+          <w:p>
+            <w:pPr>
+              <w:pStyle w:val="Compact"/>
+              <w:jc w:val="left"/>
+              <w:rPr>
+                <w:sz w:val="16"/>
+                <w:szCs w:val="16"/>
+              </w:rPr>
+            </w:pPr>
+            <w:r>
+              <w:rPr>
+                <w:sz w:val="16"/>
+                <w:szCs w:val="16"/>
+              </w:rPr>
+              <w:t xml:space="preserve">more attack in convergent terrain</w:t>
+            </w:r>
+          </w:p>
+        </w:tc>
+        <w:tc>
+          <w:tcPr>
+            <w:tcW w:w="1096" w:type="dxa"/>
+          </w:tcPr>
+          <w:p>
+            <w:pPr>
+              <w:pStyle w:val="Compact"/>
+              <w:jc w:val="left"/>
+              <w:rPr>
+                <w:sz w:val="16"/>
+                <w:szCs w:val="16"/>
+              </w:rPr>
+            </w:pPr>
+            <w:r>
+              <w:rPr>
+                <w:sz w:val="16"/>
+                <w:szCs w:val="16"/>
+              </w:rPr>
+              <w:t xml:space="preserve">0.514****</w:t>
+            </w:r>
+          </w:p>
+        </w:tc>
+      </w:tr>
+    </w:tbl>
     <w:bookmarkEnd w:id="21"/>
     <w:bookmarkStart w:id="22" w:name="table-3"/>
     <w:p>
@@ -4247,7 +4647,7 @@
         <w:pStyle w:val="FirstParagraph"/>
       </w:pPr>
       <w:r>
-        <w:t xml:space="preserve">Coefficients of the full annual model M3, continuous terms ordered by absolute size. Each coefficient was the change in log-odds per standard deviation of its variable, fitted on a class-balanced sample, so the intercept was not the landscape prevalence. SE was the standard error and z the Wald statistic. Significance was marked * p ≤ 0.05, ** p ≤ 0.01, *** p ≤ 0.001, **** p ≤ 0.0001. The geomorphon landform classes of the same model were reported in Table 5.</w:t>
+        <w:t xml:space="preserve">Coefficients of the full annual model M3, continuous terms ordered by absolute size. Each coefficient was the change in log-odds per standard deviation of its variable, fitted on a class-balanced sample, so the intercept was not the landscape prevalence. SE was the standard error and z the Wald statistic. Significance was marked * p ≤ 0.05, ** p ≤ 0.01, *** p ≤ 0.001, **** p ≤ 0.0001. The geomorphon landform classes of the same model were reported in Table 6.</w:t>
       </w:r>
     </w:p>
     <w:tbl>
@@ -5947,6 +6347,845 @@
       </w:pPr>
       <w:r>
         <w:t xml:space="preserve">Table 5</w:t>
+      </w:r>
+    </w:p>
+    <w:p>
+      <w:pPr>
+        <w:pStyle w:val="FirstParagraph"/>
+      </w:pPr>
+      <w:r>
+        <w:t xml:space="preserve">Moderate-to-high beetle disturbance by quadratic mean diameter class, on the balanced sample. QMD was quadratic mean diameter over stems 12.5 cm and up. The 25 cm boundary was the source-sink threshold of the species’ bionomics. Intervals were Wilson score intervals on the class proportion, which is why they were asymmetric in the smallest class. Because 30 m cells in a spreading outbreak were not independent, the tests reported in the main text were anti-conservative.</w:t>
+      </w:r>
+    </w:p>
+    <w:tbl>
+      <w:tblPr>
+        <w:tblStyle w:val="Table"/>
+        <w:tblLook w:firstRow="1" w:lastRow="0" w:firstColumn="0" w:lastColumn="0" w:noHBand="0" w:noVBand="0" w:val="0020"/>
+        <w:tblW w:w="9354" w:type="dxa"/>
+        <w:tblLayout w:type="fixed"/>
+      </w:tblPr>
+      <w:tblGrid>
+        <w:gridCol w:w="1871"/>
+        <w:gridCol w:w="1871"/>
+        <w:gridCol w:w="1871"/>
+        <w:gridCol w:w="1871"/>
+        <w:gridCol w:w="1870"/>
+      </w:tblGrid>
+      <w:tr>
+        <w:trPr>
+          <w:tblHeader w:val="on"/>
+          <w:trHeight w:val="624" w:hRule="exact"/>
+        </w:trPr>
+        <w:tc>
+          <w:tcPr>
+            <w:tcW w:w="1871" w:type="dxa"/>
+          </w:tcPr>
+          <w:p>
+            <w:pPr>
+              <w:pStyle w:val="Compact"/>
+              <w:jc w:val="left"/>
+              <w:rPr>
+                <w:sz w:val="16"/>
+                <w:szCs w:val="16"/>
+              </w:rPr>
+            </w:pPr>
+            <w:r>
+              <w:rPr>
+                <w:sz w:val="16"/>
+                <w:szCs w:val="16"/>
+              </w:rPr>
+              <w:t xml:space="preserve">QMD class (cm)</w:t>
+            </w:r>
+          </w:p>
+        </w:tc>
+        <w:tc>
+          <w:tcPr>
+            <w:tcW w:w="1871" w:type="dxa"/>
+          </w:tcPr>
+          <w:p>
+            <w:pPr>
+              <w:pStyle w:val="Compact"/>
+              <w:jc w:val="left"/>
+              <w:rPr>
+                <w:sz w:val="16"/>
+                <w:szCs w:val="16"/>
+              </w:rPr>
+            </w:pPr>
+            <w:r>
+              <w:rPr>
+                <w:sz w:val="16"/>
+                <w:szCs w:val="16"/>
+              </w:rPr>
+              <w:t xml:space="preserve">n</w:t>
+            </w:r>
+          </w:p>
+        </w:tc>
+        <w:tc>
+          <w:tcPr>
+            <w:tcW w:w="1871" w:type="dxa"/>
+          </w:tcPr>
+          <w:p>
+            <w:pPr>
+              <w:pStyle w:val="Compact"/>
+              <w:jc w:val="left"/>
+              <w:rPr>
+                <w:sz w:val="16"/>
+                <w:szCs w:val="16"/>
+              </w:rPr>
+            </w:pPr>
+            <w:r>
+              <w:rPr>
+                <w:sz w:val="16"/>
+                <w:szCs w:val="16"/>
+              </w:rPr>
+              <w:t xml:space="preserve">Attacked</w:t>
+            </w:r>
+          </w:p>
+        </w:tc>
+        <w:tc>
+          <w:tcPr>
+            <w:tcW w:w="1871" w:type="dxa"/>
+          </w:tcPr>
+          <w:p>
+            <w:pPr>
+              <w:pStyle w:val="Compact"/>
+              <w:jc w:val="left"/>
+              <w:rPr>
+                <w:sz w:val="16"/>
+                <w:szCs w:val="16"/>
+              </w:rPr>
+            </w:pPr>
+            <w:r>
+              <w:rPr>
+                <w:sz w:val="16"/>
+                <w:szCs w:val="16"/>
+              </w:rPr>
+              <w:t xml:space="preserve">Attacked (%)</w:t>
+            </w:r>
+          </w:p>
+        </w:tc>
+        <w:tc>
+          <w:tcPr>
+            <w:tcW w:w="1870" w:type="dxa"/>
+          </w:tcPr>
+          <w:p>
+            <w:pPr>
+              <w:pStyle w:val="Compact"/>
+              <w:jc w:val="left"/>
+              <w:rPr>
+                <w:sz w:val="16"/>
+                <w:szCs w:val="16"/>
+              </w:rPr>
+            </w:pPr>
+            <w:r>
+              <w:rPr>
+                <w:sz w:val="16"/>
+                <w:szCs w:val="16"/>
+              </w:rPr>
+              <w:t xml:space="preserve">95% CI (%)</w:t>
+            </w:r>
+          </w:p>
+        </w:tc>
+      </w:tr>
+      <w:tr>
+        <w:trPr>
+          <w:trHeight w:val="340" w:hRule="exact"/>
+        </w:trPr>
+        <w:tc>
+          <w:tcPr>
+            <w:tcW w:w="1871" w:type="dxa"/>
+          </w:tcPr>
+          <w:p>
+            <w:pPr>
+              <w:pStyle w:val="Compact"/>
+              <w:jc w:val="left"/>
+              <w:rPr>
+                <w:sz w:val="16"/>
+                <w:szCs w:val="16"/>
+              </w:rPr>
+            </w:pPr>
+            <w:r>
+              <w:rPr>
+                <w:sz w:val="16"/>
+                <w:szCs w:val="16"/>
+              </w:rPr>
+              <w:t xml:space="preserve">&lt;15</w:t>
+            </w:r>
+          </w:p>
+        </w:tc>
+        <w:tc>
+          <w:tcPr>
+            <w:tcW w:w="1871" w:type="dxa"/>
+          </w:tcPr>
+          <w:p>
+            <w:pPr>
+              <w:pStyle w:val="Compact"/>
+              <w:jc w:val="left"/>
+              <w:rPr>
+                <w:sz w:val="16"/>
+                <w:szCs w:val="16"/>
+              </w:rPr>
+            </w:pPr>
+            <w:r>
+              <w:rPr>
+                <w:sz w:val="16"/>
+                <w:szCs w:val="16"/>
+              </w:rPr>
+              <w:t xml:space="preserve">395</w:t>
+            </w:r>
+          </w:p>
+        </w:tc>
+        <w:tc>
+          <w:tcPr>
+            <w:tcW w:w="1871" w:type="dxa"/>
+          </w:tcPr>
+          <w:p>
+            <w:pPr>
+              <w:pStyle w:val="Compact"/>
+              <w:jc w:val="left"/>
+              <w:rPr>
+                <w:sz w:val="16"/>
+                <w:szCs w:val="16"/>
+              </w:rPr>
+            </w:pPr>
+            <w:r>
+              <w:rPr>
+                <w:sz w:val="16"/>
+                <w:szCs w:val="16"/>
+              </w:rPr>
+              <w:t xml:space="preserve">111</w:t>
+            </w:r>
+          </w:p>
+        </w:tc>
+        <w:tc>
+          <w:tcPr>
+            <w:tcW w:w="1871" w:type="dxa"/>
+          </w:tcPr>
+          <w:p>
+            <w:pPr>
+              <w:pStyle w:val="Compact"/>
+              <w:jc w:val="left"/>
+              <w:rPr>
+                <w:sz w:val="16"/>
+                <w:szCs w:val="16"/>
+              </w:rPr>
+            </w:pPr>
+            <w:r>
+              <w:rPr>
+                <w:sz w:val="16"/>
+                <w:szCs w:val="16"/>
+              </w:rPr>
+              <w:t xml:space="preserve">28.1</w:t>
+            </w:r>
+          </w:p>
+        </w:tc>
+        <w:tc>
+          <w:tcPr>
+            <w:tcW w:w="1870" w:type="dxa"/>
+          </w:tcPr>
+          <w:p>
+            <w:pPr>
+              <w:pStyle w:val="Compact"/>
+              <w:jc w:val="left"/>
+              <w:rPr>
+                <w:sz w:val="16"/>
+                <w:szCs w:val="16"/>
+              </w:rPr>
+            </w:pPr>
+            <w:r>
+              <w:rPr>
+                <w:sz w:val="16"/>
+                <w:szCs w:val="16"/>
+              </w:rPr>
+              <w:t xml:space="preserve">23.9-32.7</w:t>
+            </w:r>
+          </w:p>
+        </w:tc>
+      </w:tr>
+      <w:tr>
+        <w:trPr>
+          <w:trHeight w:val="340" w:hRule="exact"/>
+        </w:trPr>
+        <w:tc>
+          <w:tcPr>
+            <w:tcW w:w="1871" w:type="dxa"/>
+          </w:tcPr>
+          <w:p>
+            <w:pPr>
+              <w:pStyle w:val="Compact"/>
+              <w:jc w:val="left"/>
+              <w:rPr>
+                <w:sz w:val="16"/>
+                <w:szCs w:val="16"/>
+              </w:rPr>
+            </w:pPr>
+            <w:r>
+              <w:rPr>
+                <w:sz w:val="16"/>
+                <w:szCs w:val="16"/>
+              </w:rPr>
+              <w:t xml:space="preserve">15-20</w:t>
+            </w:r>
+          </w:p>
+        </w:tc>
+        <w:tc>
+          <w:tcPr>
+            <w:tcW w:w="1871" w:type="dxa"/>
+          </w:tcPr>
+          <w:p>
+            <w:pPr>
+              <w:pStyle w:val="Compact"/>
+              <w:jc w:val="left"/>
+              <w:rPr>
+                <w:sz w:val="16"/>
+                <w:szCs w:val="16"/>
+              </w:rPr>
+            </w:pPr>
+            <w:r>
+              <w:rPr>
+                <w:sz w:val="16"/>
+                <w:szCs w:val="16"/>
+              </w:rPr>
+              <w:t xml:space="preserve">4,101</w:t>
+            </w:r>
+          </w:p>
+        </w:tc>
+        <w:tc>
+          <w:tcPr>
+            <w:tcW w:w="1871" w:type="dxa"/>
+          </w:tcPr>
+          <w:p>
+            <w:pPr>
+              <w:pStyle w:val="Compact"/>
+              <w:jc w:val="left"/>
+              <w:rPr>
+                <w:sz w:val="16"/>
+                <w:szCs w:val="16"/>
+              </w:rPr>
+            </w:pPr>
+            <w:r>
+              <w:rPr>
+                <w:sz w:val="16"/>
+                <w:szCs w:val="16"/>
+              </w:rPr>
+              <w:t xml:space="preserve">783</w:t>
+            </w:r>
+          </w:p>
+        </w:tc>
+        <w:tc>
+          <w:tcPr>
+            <w:tcW w:w="1871" w:type="dxa"/>
+          </w:tcPr>
+          <w:p>
+            <w:pPr>
+              <w:pStyle w:val="Compact"/>
+              <w:jc w:val="left"/>
+              <w:rPr>
+                <w:sz w:val="16"/>
+                <w:szCs w:val="16"/>
+              </w:rPr>
+            </w:pPr>
+            <w:r>
+              <w:rPr>
+                <w:sz w:val="16"/>
+                <w:szCs w:val="16"/>
+              </w:rPr>
+              <w:t xml:space="preserve">19.1</w:t>
+            </w:r>
+          </w:p>
+        </w:tc>
+        <w:tc>
+          <w:tcPr>
+            <w:tcW w:w="1870" w:type="dxa"/>
+          </w:tcPr>
+          <w:p>
+            <w:pPr>
+              <w:pStyle w:val="Compact"/>
+              <w:jc w:val="left"/>
+              <w:rPr>
+                <w:sz w:val="16"/>
+                <w:szCs w:val="16"/>
+              </w:rPr>
+            </w:pPr>
+            <w:r>
+              <w:rPr>
+                <w:sz w:val="16"/>
+                <w:szCs w:val="16"/>
+              </w:rPr>
+              <w:t xml:space="preserve">17.9-20.3</w:t>
+            </w:r>
+          </w:p>
+        </w:tc>
+      </w:tr>
+      <w:tr>
+        <w:trPr>
+          <w:trHeight w:val="340" w:hRule="exact"/>
+        </w:trPr>
+        <w:tc>
+          <w:tcPr>
+            <w:tcW w:w="1871" w:type="dxa"/>
+          </w:tcPr>
+          <w:p>
+            <w:pPr>
+              <w:pStyle w:val="Compact"/>
+              <w:jc w:val="left"/>
+              <w:rPr>
+                <w:sz w:val="16"/>
+                <w:szCs w:val="16"/>
+              </w:rPr>
+            </w:pPr>
+            <w:r>
+              <w:rPr>
+                <w:sz w:val="16"/>
+                <w:szCs w:val="16"/>
+              </w:rPr>
+              <w:t xml:space="preserve">20-25</w:t>
+            </w:r>
+          </w:p>
+        </w:tc>
+        <w:tc>
+          <w:tcPr>
+            <w:tcW w:w="1871" w:type="dxa"/>
+          </w:tcPr>
+          <w:p>
+            <w:pPr>
+              <w:pStyle w:val="Compact"/>
+              <w:jc w:val="left"/>
+              <w:rPr>
+                <w:sz w:val="16"/>
+                <w:szCs w:val="16"/>
+              </w:rPr>
+            </w:pPr>
+            <w:r>
+              <w:rPr>
+                <w:sz w:val="16"/>
+                <w:szCs w:val="16"/>
+              </w:rPr>
+              <w:t xml:space="preserve">9,286</w:t>
+            </w:r>
+          </w:p>
+        </w:tc>
+        <w:tc>
+          <w:tcPr>
+            <w:tcW w:w="1871" w:type="dxa"/>
+          </w:tcPr>
+          <w:p>
+            <w:pPr>
+              <w:pStyle w:val="Compact"/>
+              <w:jc w:val="left"/>
+              <w:rPr>
+                <w:sz w:val="16"/>
+                <w:szCs w:val="16"/>
+              </w:rPr>
+            </w:pPr>
+            <w:r>
+              <w:rPr>
+                <w:sz w:val="16"/>
+                <w:szCs w:val="16"/>
+              </w:rPr>
+              <w:t xml:space="preserve">1,998</w:t>
+            </w:r>
+          </w:p>
+        </w:tc>
+        <w:tc>
+          <w:tcPr>
+            <w:tcW w:w="1871" w:type="dxa"/>
+          </w:tcPr>
+          <w:p>
+            <w:pPr>
+              <w:pStyle w:val="Compact"/>
+              <w:jc w:val="left"/>
+              <w:rPr>
+                <w:sz w:val="16"/>
+                <w:szCs w:val="16"/>
+              </w:rPr>
+            </w:pPr>
+            <w:r>
+              <w:rPr>
+                <w:sz w:val="16"/>
+                <w:szCs w:val="16"/>
+              </w:rPr>
+              <w:t xml:space="preserve">21.5</w:t>
+            </w:r>
+          </w:p>
+        </w:tc>
+        <w:tc>
+          <w:tcPr>
+            <w:tcW w:w="1870" w:type="dxa"/>
+          </w:tcPr>
+          <w:p>
+            <w:pPr>
+              <w:pStyle w:val="Compact"/>
+              <w:jc w:val="left"/>
+              <w:rPr>
+                <w:sz w:val="16"/>
+                <w:szCs w:val="16"/>
+              </w:rPr>
+            </w:pPr>
+            <w:r>
+              <w:rPr>
+                <w:sz w:val="16"/>
+                <w:szCs w:val="16"/>
+              </w:rPr>
+              <w:t xml:space="preserve">20.7-22.4</w:t>
+            </w:r>
+          </w:p>
+        </w:tc>
+      </w:tr>
+      <w:tr>
+        <w:trPr>
+          <w:trHeight w:val="340" w:hRule="exact"/>
+        </w:trPr>
+        <w:tc>
+          <w:tcPr>
+            <w:tcW w:w="1871" w:type="dxa"/>
+          </w:tcPr>
+          <w:p>
+            <w:pPr>
+              <w:pStyle w:val="Compact"/>
+              <w:jc w:val="left"/>
+              <w:rPr>
+                <w:sz w:val="16"/>
+                <w:szCs w:val="16"/>
+              </w:rPr>
+            </w:pPr>
+            <w:r>
+              <w:rPr>
+                <w:sz w:val="16"/>
+                <w:szCs w:val="16"/>
+              </w:rPr>
+              <w:t xml:space="preserve">25-30</w:t>
+            </w:r>
+          </w:p>
+        </w:tc>
+        <w:tc>
+          <w:tcPr>
+            <w:tcW w:w="1871" w:type="dxa"/>
+          </w:tcPr>
+          <w:p>
+            <w:pPr>
+              <w:pStyle w:val="Compact"/>
+              <w:jc w:val="left"/>
+              <w:rPr>
+                <w:sz w:val="16"/>
+                <w:szCs w:val="16"/>
+              </w:rPr>
+            </w:pPr>
+            <w:r>
+              <w:rPr>
+                <w:sz w:val="16"/>
+                <w:szCs w:val="16"/>
+              </w:rPr>
+              <w:t xml:space="preserve">17,119</w:t>
+            </w:r>
+          </w:p>
+        </w:tc>
+        <w:tc>
+          <w:tcPr>
+            <w:tcW w:w="1871" w:type="dxa"/>
+          </w:tcPr>
+          <w:p>
+            <w:pPr>
+              <w:pStyle w:val="Compact"/>
+              <w:jc w:val="left"/>
+              <w:rPr>
+                <w:sz w:val="16"/>
+                <w:szCs w:val="16"/>
+              </w:rPr>
+            </w:pPr>
+            <w:r>
+              <w:rPr>
+                <w:sz w:val="16"/>
+                <w:szCs w:val="16"/>
+              </w:rPr>
+              <w:t xml:space="preserve">5,391</w:t>
+            </w:r>
+          </w:p>
+        </w:tc>
+        <w:tc>
+          <w:tcPr>
+            <w:tcW w:w="1871" w:type="dxa"/>
+          </w:tcPr>
+          <w:p>
+            <w:pPr>
+              <w:pStyle w:val="Compact"/>
+              <w:jc w:val="left"/>
+              <w:rPr>
+                <w:sz w:val="16"/>
+                <w:szCs w:val="16"/>
+              </w:rPr>
+            </w:pPr>
+            <w:r>
+              <w:rPr>
+                <w:sz w:val="16"/>
+                <w:szCs w:val="16"/>
+              </w:rPr>
+              <w:t xml:space="preserve">31.5</w:t>
+            </w:r>
+          </w:p>
+        </w:tc>
+        <w:tc>
+          <w:tcPr>
+            <w:tcW w:w="1870" w:type="dxa"/>
+          </w:tcPr>
+          <w:p>
+            <w:pPr>
+              <w:pStyle w:val="Compact"/>
+              <w:jc w:val="left"/>
+              <w:rPr>
+                <w:sz w:val="16"/>
+                <w:szCs w:val="16"/>
+              </w:rPr>
+            </w:pPr>
+            <w:r>
+              <w:rPr>
+                <w:sz w:val="16"/>
+                <w:szCs w:val="16"/>
+              </w:rPr>
+              <w:t xml:space="preserve">30.8-32.2</w:t>
+            </w:r>
+          </w:p>
+        </w:tc>
+      </w:tr>
+      <w:tr>
+        <w:trPr>
+          <w:trHeight w:val="340" w:hRule="exact"/>
+        </w:trPr>
+        <w:tc>
+          <w:tcPr>
+            <w:tcW w:w="1871" w:type="dxa"/>
+          </w:tcPr>
+          <w:p>
+            <w:pPr>
+              <w:pStyle w:val="Compact"/>
+              <w:jc w:val="left"/>
+              <w:rPr>
+                <w:sz w:val="16"/>
+                <w:szCs w:val="16"/>
+              </w:rPr>
+            </w:pPr>
+            <w:r>
+              <w:rPr>
+                <w:sz w:val="16"/>
+                <w:szCs w:val="16"/>
+              </w:rPr>
+              <w:t xml:space="preserve">30-40</w:t>
+            </w:r>
+          </w:p>
+        </w:tc>
+        <w:tc>
+          <w:tcPr>
+            <w:tcW w:w="1871" w:type="dxa"/>
+          </w:tcPr>
+          <w:p>
+            <w:pPr>
+              <w:pStyle w:val="Compact"/>
+              <w:jc w:val="left"/>
+              <w:rPr>
+                <w:sz w:val="16"/>
+                <w:szCs w:val="16"/>
+              </w:rPr>
+            </w:pPr>
+            <w:r>
+              <w:rPr>
+                <w:sz w:val="16"/>
+                <w:szCs w:val="16"/>
+              </w:rPr>
+              <w:t xml:space="preserve">10,247</w:t>
+            </w:r>
+          </w:p>
+        </w:tc>
+        <w:tc>
+          <w:tcPr>
+            <w:tcW w:w="1871" w:type="dxa"/>
+          </w:tcPr>
+          <w:p>
+            <w:pPr>
+              <w:pStyle w:val="Compact"/>
+              <w:jc w:val="left"/>
+              <w:rPr>
+                <w:sz w:val="16"/>
+                <w:szCs w:val="16"/>
+              </w:rPr>
+            </w:pPr>
+            <w:r>
+              <w:rPr>
+                <w:sz w:val="16"/>
+                <w:szCs w:val="16"/>
+              </w:rPr>
+              <w:t xml:space="preserve">2,291</w:t>
+            </w:r>
+          </w:p>
+        </w:tc>
+        <w:tc>
+          <w:tcPr>
+            <w:tcW w:w="1871" w:type="dxa"/>
+          </w:tcPr>
+          <w:p>
+            <w:pPr>
+              <w:pStyle w:val="Compact"/>
+              <w:jc w:val="left"/>
+              <w:rPr>
+                <w:sz w:val="16"/>
+                <w:szCs w:val="16"/>
+              </w:rPr>
+            </w:pPr>
+            <w:r>
+              <w:rPr>
+                <w:sz w:val="16"/>
+                <w:szCs w:val="16"/>
+              </w:rPr>
+              <w:t xml:space="preserve">22.4</w:t>
+            </w:r>
+          </w:p>
+        </w:tc>
+        <w:tc>
+          <w:tcPr>
+            <w:tcW w:w="1870" w:type="dxa"/>
+          </w:tcPr>
+          <w:p>
+            <w:pPr>
+              <w:pStyle w:val="Compact"/>
+              <w:jc w:val="left"/>
+              <w:rPr>
+                <w:sz w:val="16"/>
+                <w:szCs w:val="16"/>
+              </w:rPr>
+            </w:pPr>
+            <w:r>
+              <w:rPr>
+                <w:sz w:val="16"/>
+                <w:szCs w:val="16"/>
+              </w:rPr>
+              <w:t xml:space="preserve">21.6-23.2</w:t>
+            </w:r>
+          </w:p>
+        </w:tc>
+      </w:tr>
+      <w:tr>
+        <w:trPr>
+          <w:trHeight w:val="340" w:hRule="exact"/>
+        </w:trPr>
+        <w:tc>
+          <w:tcPr>
+            <w:tcW w:w="1871" w:type="dxa"/>
+          </w:tcPr>
+          <w:p>
+            <w:pPr>
+              <w:pStyle w:val="Compact"/>
+              <w:jc w:val="left"/>
+              <w:rPr>
+                <w:sz w:val="16"/>
+                <w:szCs w:val="16"/>
+              </w:rPr>
+            </w:pPr>
+            <w:r>
+              <w:rPr>
+                <w:sz w:val="16"/>
+                <w:szCs w:val="16"/>
+              </w:rPr>
+              <w:t xml:space="preserve">&gt;40</w:t>
+            </w:r>
+          </w:p>
+        </w:tc>
+        <w:tc>
+          <w:tcPr>
+            <w:tcW w:w="1871" w:type="dxa"/>
+          </w:tcPr>
+          <w:p>
+            <w:pPr>
+              <w:pStyle w:val="Compact"/>
+              <w:jc w:val="left"/>
+              <w:rPr>
+                <w:sz w:val="16"/>
+                <w:szCs w:val="16"/>
+              </w:rPr>
+            </w:pPr>
+            <w:r>
+              <w:rPr>
+                <w:sz w:val="16"/>
+                <w:szCs w:val="16"/>
+              </w:rPr>
+              <w:t xml:space="preserve">1,643</w:t>
+            </w:r>
+          </w:p>
+        </w:tc>
+        <w:tc>
+          <w:tcPr>
+            <w:tcW w:w="1871" w:type="dxa"/>
+          </w:tcPr>
+          <w:p>
+            <w:pPr>
+              <w:pStyle w:val="Compact"/>
+              <w:jc w:val="left"/>
+              <w:rPr>
+                <w:sz w:val="16"/>
+                <w:szCs w:val="16"/>
+              </w:rPr>
+            </w:pPr>
+            <w:r>
+              <w:rPr>
+                <w:sz w:val="16"/>
+                <w:szCs w:val="16"/>
+              </w:rPr>
+              <w:t xml:space="preserve">217</w:t>
+            </w:r>
+          </w:p>
+        </w:tc>
+        <w:tc>
+          <w:tcPr>
+            <w:tcW w:w="1871" w:type="dxa"/>
+          </w:tcPr>
+          <w:p>
+            <w:pPr>
+              <w:pStyle w:val="Compact"/>
+              <w:jc w:val="left"/>
+              <w:rPr>
+                <w:sz w:val="16"/>
+                <w:szCs w:val="16"/>
+              </w:rPr>
+            </w:pPr>
+            <w:r>
+              <w:rPr>
+                <w:sz w:val="16"/>
+                <w:szCs w:val="16"/>
+              </w:rPr>
+              <w:t xml:space="preserve">13.2</w:t>
+            </w:r>
+          </w:p>
+        </w:tc>
+        <w:tc>
+          <w:tcPr>
+            <w:tcW w:w="1870" w:type="dxa"/>
+          </w:tcPr>
+          <w:p>
+            <w:pPr>
+              <w:pStyle w:val="Compact"/>
+              <w:jc w:val="left"/>
+              <w:rPr>
+                <w:sz w:val="16"/>
+                <w:szCs w:val="16"/>
+              </w:rPr>
+            </w:pPr>
+            <w:r>
+              <w:rPr>
+                <w:sz w:val="16"/>
+                <w:szCs w:val="16"/>
+              </w:rPr>
+              <w:t xml:space="preserve">11.7-14.9</w:t>
+            </w:r>
+          </w:p>
+        </w:tc>
+      </w:tr>
+    </w:tbl>
+    <w:bookmarkEnd w:id="24"/>
+    <w:bookmarkStart w:id="25" w:name="table-6"/>
+    <w:p>
+      <w:pPr>
+        <w:pStyle w:val="Heading1"/>
+      </w:pPr>
+      <w:r>
+        <w:t xml:space="preserve">Table 6</w:t>
       </w:r>
     </w:p>
     <w:p>
@@ -6867,845 +8106,6 @@
                 <w:szCs w:val="16"/>
               </w:rPr>
               <w:t xml:space="preserve">NA</w:t>
-            </w:r>
-          </w:p>
-        </w:tc>
-      </w:tr>
-    </w:tbl>
-    <w:bookmarkEnd w:id="24"/>
-    <w:bookmarkStart w:id="25" w:name="table-6"/>
-    <w:p>
-      <w:pPr>
-        <w:pStyle w:val="Heading1"/>
-      </w:pPr>
-      <w:r>
-        <w:t xml:space="preserve">Table 6</w:t>
-      </w:r>
-    </w:p>
-    <w:p>
-      <w:pPr>
-        <w:pStyle w:val="FirstParagraph"/>
-      </w:pPr>
-      <w:r>
-        <w:t xml:space="preserve">Moderate-to-high beetle disturbance by quadratic mean diameter class, on the balanced sample. QMD was quadratic mean diameter over stems 12.5 cm and up. The 25 cm boundary was the source-sink threshold of the species’ bionomics. Intervals were Wilson score intervals on the class proportion, which is why they were asymmetric in the smallest class. Because 30 m cells in a spreading outbreak were not independent, the tests reported in the main text were anti-conservative.</w:t>
-      </w:r>
-    </w:p>
-    <w:tbl>
-      <w:tblPr>
-        <w:tblStyle w:val="Table"/>
-        <w:tblLook w:firstRow="1" w:lastRow="0" w:firstColumn="0" w:lastColumn="0" w:noHBand="0" w:noVBand="0" w:val="0020"/>
-        <w:tblW w:w="9354" w:type="dxa"/>
-        <w:tblLayout w:type="fixed"/>
-      </w:tblPr>
-      <w:tblGrid>
-        <w:gridCol w:w="1871"/>
-        <w:gridCol w:w="1871"/>
-        <w:gridCol w:w="1871"/>
-        <w:gridCol w:w="1871"/>
-        <w:gridCol w:w="1870"/>
-      </w:tblGrid>
-      <w:tr>
-        <w:trPr>
-          <w:tblHeader w:val="on"/>
-          <w:trHeight w:val="624" w:hRule="exact"/>
-        </w:trPr>
-        <w:tc>
-          <w:tcPr>
-            <w:tcW w:w="1871" w:type="dxa"/>
-          </w:tcPr>
-          <w:p>
-            <w:pPr>
-              <w:pStyle w:val="Compact"/>
-              <w:jc w:val="left"/>
-              <w:rPr>
-                <w:sz w:val="16"/>
-                <w:szCs w:val="16"/>
-              </w:rPr>
-            </w:pPr>
-            <w:r>
-              <w:rPr>
-                <w:sz w:val="16"/>
-                <w:szCs w:val="16"/>
-              </w:rPr>
-              <w:t xml:space="preserve">QMD class (cm)</w:t>
-            </w:r>
-          </w:p>
-        </w:tc>
-        <w:tc>
-          <w:tcPr>
-            <w:tcW w:w="1871" w:type="dxa"/>
-          </w:tcPr>
-          <w:p>
-            <w:pPr>
-              <w:pStyle w:val="Compact"/>
-              <w:jc w:val="left"/>
-              <w:rPr>
-                <w:sz w:val="16"/>
-                <w:szCs w:val="16"/>
-              </w:rPr>
-            </w:pPr>
-            <w:r>
-              <w:rPr>
-                <w:sz w:val="16"/>
-                <w:szCs w:val="16"/>
-              </w:rPr>
-              <w:t xml:space="preserve">n</w:t>
-            </w:r>
-          </w:p>
-        </w:tc>
-        <w:tc>
-          <w:tcPr>
-            <w:tcW w:w="1871" w:type="dxa"/>
-          </w:tcPr>
-          <w:p>
-            <w:pPr>
-              <w:pStyle w:val="Compact"/>
-              <w:jc w:val="left"/>
-              <w:rPr>
-                <w:sz w:val="16"/>
-                <w:szCs w:val="16"/>
-              </w:rPr>
-            </w:pPr>
-            <w:r>
-              <w:rPr>
-                <w:sz w:val="16"/>
-                <w:szCs w:val="16"/>
-              </w:rPr>
-              <w:t xml:space="preserve">Attacked</w:t>
-            </w:r>
-          </w:p>
-        </w:tc>
-        <w:tc>
-          <w:tcPr>
-            <w:tcW w:w="1871" w:type="dxa"/>
-          </w:tcPr>
-          <w:p>
-            <w:pPr>
-              <w:pStyle w:val="Compact"/>
-              <w:jc w:val="left"/>
-              <w:rPr>
-                <w:sz w:val="16"/>
-                <w:szCs w:val="16"/>
-              </w:rPr>
-            </w:pPr>
-            <w:r>
-              <w:rPr>
-                <w:sz w:val="16"/>
-                <w:szCs w:val="16"/>
-              </w:rPr>
-              <w:t xml:space="preserve">Attacked (%)</w:t>
-            </w:r>
-          </w:p>
-        </w:tc>
-        <w:tc>
-          <w:tcPr>
-            <w:tcW w:w="1870" w:type="dxa"/>
-          </w:tcPr>
-          <w:p>
-            <w:pPr>
-              <w:pStyle w:val="Compact"/>
-              <w:jc w:val="left"/>
-              <w:rPr>
-                <w:sz w:val="16"/>
-                <w:szCs w:val="16"/>
-              </w:rPr>
-            </w:pPr>
-            <w:r>
-              <w:rPr>
-                <w:sz w:val="16"/>
-                <w:szCs w:val="16"/>
-              </w:rPr>
-              <w:t xml:space="preserve">95% CI (%)</w:t>
-            </w:r>
-          </w:p>
-        </w:tc>
-      </w:tr>
-      <w:tr>
-        <w:trPr>
-          <w:trHeight w:val="340" w:hRule="exact"/>
-        </w:trPr>
-        <w:tc>
-          <w:tcPr>
-            <w:tcW w:w="1871" w:type="dxa"/>
-          </w:tcPr>
-          <w:p>
-            <w:pPr>
-              <w:pStyle w:val="Compact"/>
-              <w:jc w:val="left"/>
-              <w:rPr>
-                <w:sz w:val="16"/>
-                <w:szCs w:val="16"/>
-              </w:rPr>
-            </w:pPr>
-            <w:r>
-              <w:rPr>
-                <w:sz w:val="16"/>
-                <w:szCs w:val="16"/>
-              </w:rPr>
-              <w:t xml:space="preserve">&lt;15</w:t>
-            </w:r>
-          </w:p>
-        </w:tc>
-        <w:tc>
-          <w:tcPr>
-            <w:tcW w:w="1871" w:type="dxa"/>
-          </w:tcPr>
-          <w:p>
-            <w:pPr>
-              <w:pStyle w:val="Compact"/>
-              <w:jc w:val="left"/>
-              <w:rPr>
-                <w:sz w:val="16"/>
-                <w:szCs w:val="16"/>
-              </w:rPr>
-            </w:pPr>
-            <w:r>
-              <w:rPr>
-                <w:sz w:val="16"/>
-                <w:szCs w:val="16"/>
-              </w:rPr>
-              <w:t xml:space="preserve">395</w:t>
-            </w:r>
-          </w:p>
-        </w:tc>
-        <w:tc>
-          <w:tcPr>
-            <w:tcW w:w="1871" w:type="dxa"/>
-          </w:tcPr>
-          <w:p>
-            <w:pPr>
-              <w:pStyle w:val="Compact"/>
-              <w:jc w:val="left"/>
-              <w:rPr>
-                <w:sz w:val="16"/>
-                <w:szCs w:val="16"/>
-              </w:rPr>
-            </w:pPr>
-            <w:r>
-              <w:rPr>
-                <w:sz w:val="16"/>
-                <w:szCs w:val="16"/>
-              </w:rPr>
-              <w:t xml:space="preserve">111</w:t>
-            </w:r>
-          </w:p>
-        </w:tc>
-        <w:tc>
-          <w:tcPr>
-            <w:tcW w:w="1871" w:type="dxa"/>
-          </w:tcPr>
-          <w:p>
-            <w:pPr>
-              <w:pStyle w:val="Compact"/>
-              <w:jc w:val="left"/>
-              <w:rPr>
-                <w:sz w:val="16"/>
-                <w:szCs w:val="16"/>
-              </w:rPr>
-            </w:pPr>
-            <w:r>
-              <w:rPr>
-                <w:sz w:val="16"/>
-                <w:szCs w:val="16"/>
-              </w:rPr>
-              <w:t xml:space="preserve">28.1</w:t>
-            </w:r>
-          </w:p>
-        </w:tc>
-        <w:tc>
-          <w:tcPr>
-            <w:tcW w:w="1870" w:type="dxa"/>
-          </w:tcPr>
-          <w:p>
-            <w:pPr>
-              <w:pStyle w:val="Compact"/>
-              <w:jc w:val="left"/>
-              <w:rPr>
-                <w:sz w:val="16"/>
-                <w:szCs w:val="16"/>
-              </w:rPr>
-            </w:pPr>
-            <w:r>
-              <w:rPr>
-                <w:sz w:val="16"/>
-                <w:szCs w:val="16"/>
-              </w:rPr>
-              <w:t xml:space="preserve">23.9-32.7</w:t>
-            </w:r>
-          </w:p>
-        </w:tc>
-      </w:tr>
-      <w:tr>
-        <w:trPr>
-          <w:trHeight w:val="340" w:hRule="exact"/>
-        </w:trPr>
-        <w:tc>
-          <w:tcPr>
-            <w:tcW w:w="1871" w:type="dxa"/>
-          </w:tcPr>
-          <w:p>
-            <w:pPr>
-              <w:pStyle w:val="Compact"/>
-              <w:jc w:val="left"/>
-              <w:rPr>
-                <w:sz w:val="16"/>
-                <w:szCs w:val="16"/>
-              </w:rPr>
-            </w:pPr>
-            <w:r>
-              <w:rPr>
-                <w:sz w:val="16"/>
-                <w:szCs w:val="16"/>
-              </w:rPr>
-              <w:t xml:space="preserve">15-20</w:t>
-            </w:r>
-          </w:p>
-        </w:tc>
-        <w:tc>
-          <w:tcPr>
-            <w:tcW w:w="1871" w:type="dxa"/>
-          </w:tcPr>
-          <w:p>
-            <w:pPr>
-              <w:pStyle w:val="Compact"/>
-              <w:jc w:val="left"/>
-              <w:rPr>
-                <w:sz w:val="16"/>
-                <w:szCs w:val="16"/>
-              </w:rPr>
-            </w:pPr>
-            <w:r>
-              <w:rPr>
-                <w:sz w:val="16"/>
-                <w:szCs w:val="16"/>
-              </w:rPr>
-              <w:t xml:space="preserve">4,101</w:t>
-            </w:r>
-          </w:p>
-        </w:tc>
-        <w:tc>
-          <w:tcPr>
-            <w:tcW w:w="1871" w:type="dxa"/>
-          </w:tcPr>
-          <w:p>
-            <w:pPr>
-              <w:pStyle w:val="Compact"/>
-              <w:jc w:val="left"/>
-              <w:rPr>
-                <w:sz w:val="16"/>
-                <w:szCs w:val="16"/>
-              </w:rPr>
-            </w:pPr>
-            <w:r>
-              <w:rPr>
-                <w:sz w:val="16"/>
-                <w:szCs w:val="16"/>
-              </w:rPr>
-              <w:t xml:space="preserve">783</w:t>
-            </w:r>
-          </w:p>
-        </w:tc>
-        <w:tc>
-          <w:tcPr>
-            <w:tcW w:w="1871" w:type="dxa"/>
-          </w:tcPr>
-          <w:p>
-            <w:pPr>
-              <w:pStyle w:val="Compact"/>
-              <w:jc w:val="left"/>
-              <w:rPr>
-                <w:sz w:val="16"/>
-                <w:szCs w:val="16"/>
-              </w:rPr>
-            </w:pPr>
-            <w:r>
-              <w:rPr>
-                <w:sz w:val="16"/>
-                <w:szCs w:val="16"/>
-              </w:rPr>
-              <w:t xml:space="preserve">19.1</w:t>
-            </w:r>
-          </w:p>
-        </w:tc>
-        <w:tc>
-          <w:tcPr>
-            <w:tcW w:w="1870" w:type="dxa"/>
-          </w:tcPr>
-          <w:p>
-            <w:pPr>
-              <w:pStyle w:val="Compact"/>
-              <w:jc w:val="left"/>
-              <w:rPr>
-                <w:sz w:val="16"/>
-                <w:szCs w:val="16"/>
-              </w:rPr>
-            </w:pPr>
-            <w:r>
-              <w:rPr>
-                <w:sz w:val="16"/>
-                <w:szCs w:val="16"/>
-              </w:rPr>
-              <w:t xml:space="preserve">17.9-20.3</w:t>
-            </w:r>
-          </w:p>
-        </w:tc>
-      </w:tr>
-      <w:tr>
-        <w:trPr>
-          <w:trHeight w:val="340" w:hRule="exact"/>
-        </w:trPr>
-        <w:tc>
-          <w:tcPr>
-            <w:tcW w:w="1871" w:type="dxa"/>
-          </w:tcPr>
-          <w:p>
-            <w:pPr>
-              <w:pStyle w:val="Compact"/>
-              <w:jc w:val="left"/>
-              <w:rPr>
-                <w:sz w:val="16"/>
-                <w:szCs w:val="16"/>
-              </w:rPr>
-            </w:pPr>
-            <w:r>
-              <w:rPr>
-                <w:sz w:val="16"/>
-                <w:szCs w:val="16"/>
-              </w:rPr>
-              <w:t xml:space="preserve">20-25</w:t>
-            </w:r>
-          </w:p>
-        </w:tc>
-        <w:tc>
-          <w:tcPr>
-            <w:tcW w:w="1871" w:type="dxa"/>
-          </w:tcPr>
-          <w:p>
-            <w:pPr>
-              <w:pStyle w:val="Compact"/>
-              <w:jc w:val="left"/>
-              <w:rPr>
-                <w:sz w:val="16"/>
-                <w:szCs w:val="16"/>
-              </w:rPr>
-            </w:pPr>
-            <w:r>
-              <w:rPr>
-                <w:sz w:val="16"/>
-                <w:szCs w:val="16"/>
-              </w:rPr>
-              <w:t xml:space="preserve">9,286</w:t>
-            </w:r>
-          </w:p>
-        </w:tc>
-        <w:tc>
-          <w:tcPr>
-            <w:tcW w:w="1871" w:type="dxa"/>
-          </w:tcPr>
-          <w:p>
-            <w:pPr>
-              <w:pStyle w:val="Compact"/>
-              <w:jc w:val="left"/>
-              <w:rPr>
-                <w:sz w:val="16"/>
-                <w:szCs w:val="16"/>
-              </w:rPr>
-            </w:pPr>
-            <w:r>
-              <w:rPr>
-                <w:sz w:val="16"/>
-                <w:szCs w:val="16"/>
-              </w:rPr>
-              <w:t xml:space="preserve">1,998</w:t>
-            </w:r>
-          </w:p>
-        </w:tc>
-        <w:tc>
-          <w:tcPr>
-            <w:tcW w:w="1871" w:type="dxa"/>
-          </w:tcPr>
-          <w:p>
-            <w:pPr>
-              <w:pStyle w:val="Compact"/>
-              <w:jc w:val="left"/>
-              <w:rPr>
-                <w:sz w:val="16"/>
-                <w:szCs w:val="16"/>
-              </w:rPr>
-            </w:pPr>
-            <w:r>
-              <w:rPr>
-                <w:sz w:val="16"/>
-                <w:szCs w:val="16"/>
-              </w:rPr>
-              <w:t xml:space="preserve">21.5</w:t>
-            </w:r>
-          </w:p>
-        </w:tc>
-        <w:tc>
-          <w:tcPr>
-            <w:tcW w:w="1870" w:type="dxa"/>
-          </w:tcPr>
-          <w:p>
-            <w:pPr>
-              <w:pStyle w:val="Compact"/>
-              <w:jc w:val="left"/>
-              <w:rPr>
-                <w:sz w:val="16"/>
-                <w:szCs w:val="16"/>
-              </w:rPr>
-            </w:pPr>
-            <w:r>
-              <w:rPr>
-                <w:sz w:val="16"/>
-                <w:szCs w:val="16"/>
-              </w:rPr>
-              <w:t xml:space="preserve">20.7-22.4</w:t>
-            </w:r>
-          </w:p>
-        </w:tc>
-      </w:tr>
-      <w:tr>
-        <w:trPr>
-          <w:trHeight w:val="340" w:hRule="exact"/>
-        </w:trPr>
-        <w:tc>
-          <w:tcPr>
-            <w:tcW w:w="1871" w:type="dxa"/>
-          </w:tcPr>
-          <w:p>
-            <w:pPr>
-              <w:pStyle w:val="Compact"/>
-              <w:jc w:val="left"/>
-              <w:rPr>
-                <w:sz w:val="16"/>
-                <w:szCs w:val="16"/>
-              </w:rPr>
-            </w:pPr>
-            <w:r>
-              <w:rPr>
-                <w:sz w:val="16"/>
-                <w:szCs w:val="16"/>
-              </w:rPr>
-              <w:t xml:space="preserve">25-30</w:t>
-            </w:r>
-          </w:p>
-        </w:tc>
-        <w:tc>
-          <w:tcPr>
-            <w:tcW w:w="1871" w:type="dxa"/>
-          </w:tcPr>
-          <w:p>
-            <w:pPr>
-              <w:pStyle w:val="Compact"/>
-              <w:jc w:val="left"/>
-              <w:rPr>
-                <w:sz w:val="16"/>
-                <w:szCs w:val="16"/>
-              </w:rPr>
-            </w:pPr>
-            <w:r>
-              <w:rPr>
-                <w:sz w:val="16"/>
-                <w:szCs w:val="16"/>
-              </w:rPr>
-              <w:t xml:space="preserve">17,119</w:t>
-            </w:r>
-          </w:p>
-        </w:tc>
-        <w:tc>
-          <w:tcPr>
-            <w:tcW w:w="1871" w:type="dxa"/>
-          </w:tcPr>
-          <w:p>
-            <w:pPr>
-              <w:pStyle w:val="Compact"/>
-              <w:jc w:val="left"/>
-              <w:rPr>
-                <w:sz w:val="16"/>
-                <w:szCs w:val="16"/>
-              </w:rPr>
-            </w:pPr>
-            <w:r>
-              <w:rPr>
-                <w:sz w:val="16"/>
-                <w:szCs w:val="16"/>
-              </w:rPr>
-              <w:t xml:space="preserve">5,391</w:t>
-            </w:r>
-          </w:p>
-        </w:tc>
-        <w:tc>
-          <w:tcPr>
-            <w:tcW w:w="1871" w:type="dxa"/>
-          </w:tcPr>
-          <w:p>
-            <w:pPr>
-              <w:pStyle w:val="Compact"/>
-              <w:jc w:val="left"/>
-              <w:rPr>
-                <w:sz w:val="16"/>
-                <w:szCs w:val="16"/>
-              </w:rPr>
-            </w:pPr>
-            <w:r>
-              <w:rPr>
-                <w:sz w:val="16"/>
-                <w:szCs w:val="16"/>
-              </w:rPr>
-              <w:t xml:space="preserve">31.5</w:t>
-            </w:r>
-          </w:p>
-        </w:tc>
-        <w:tc>
-          <w:tcPr>
-            <w:tcW w:w="1870" w:type="dxa"/>
-          </w:tcPr>
-          <w:p>
-            <w:pPr>
-              <w:pStyle w:val="Compact"/>
-              <w:jc w:val="left"/>
-              <w:rPr>
-                <w:sz w:val="16"/>
-                <w:szCs w:val="16"/>
-              </w:rPr>
-            </w:pPr>
-            <w:r>
-              <w:rPr>
-                <w:sz w:val="16"/>
-                <w:szCs w:val="16"/>
-              </w:rPr>
-              <w:t xml:space="preserve">30.8-32.2</w:t>
-            </w:r>
-          </w:p>
-        </w:tc>
-      </w:tr>
-      <w:tr>
-        <w:trPr>
-          <w:trHeight w:val="340" w:hRule="exact"/>
-        </w:trPr>
-        <w:tc>
-          <w:tcPr>
-            <w:tcW w:w="1871" w:type="dxa"/>
-          </w:tcPr>
-          <w:p>
-            <w:pPr>
-              <w:pStyle w:val="Compact"/>
-              <w:jc w:val="left"/>
-              <w:rPr>
-                <w:sz w:val="16"/>
-                <w:szCs w:val="16"/>
-              </w:rPr>
-            </w:pPr>
-            <w:r>
-              <w:rPr>
-                <w:sz w:val="16"/>
-                <w:szCs w:val="16"/>
-              </w:rPr>
-              <w:t xml:space="preserve">30-40</w:t>
-            </w:r>
-          </w:p>
-        </w:tc>
-        <w:tc>
-          <w:tcPr>
-            <w:tcW w:w="1871" w:type="dxa"/>
-          </w:tcPr>
-          <w:p>
-            <w:pPr>
-              <w:pStyle w:val="Compact"/>
-              <w:jc w:val="left"/>
-              <w:rPr>
-                <w:sz w:val="16"/>
-                <w:szCs w:val="16"/>
-              </w:rPr>
-            </w:pPr>
-            <w:r>
-              <w:rPr>
-                <w:sz w:val="16"/>
-                <w:szCs w:val="16"/>
-              </w:rPr>
-              <w:t xml:space="preserve">10,247</w:t>
-            </w:r>
-          </w:p>
-        </w:tc>
-        <w:tc>
-          <w:tcPr>
-            <w:tcW w:w="1871" w:type="dxa"/>
-          </w:tcPr>
-          <w:p>
-            <w:pPr>
-              <w:pStyle w:val="Compact"/>
-              <w:jc w:val="left"/>
-              <w:rPr>
-                <w:sz w:val="16"/>
-                <w:szCs w:val="16"/>
-              </w:rPr>
-            </w:pPr>
-            <w:r>
-              <w:rPr>
-                <w:sz w:val="16"/>
-                <w:szCs w:val="16"/>
-              </w:rPr>
-              <w:t xml:space="preserve">2,291</w:t>
-            </w:r>
-          </w:p>
-        </w:tc>
-        <w:tc>
-          <w:tcPr>
-            <w:tcW w:w="1871" w:type="dxa"/>
-          </w:tcPr>
-          <w:p>
-            <w:pPr>
-              <w:pStyle w:val="Compact"/>
-              <w:jc w:val="left"/>
-              <w:rPr>
-                <w:sz w:val="16"/>
-                <w:szCs w:val="16"/>
-              </w:rPr>
-            </w:pPr>
-            <w:r>
-              <w:rPr>
-                <w:sz w:val="16"/>
-                <w:szCs w:val="16"/>
-              </w:rPr>
-              <w:t xml:space="preserve">22.4</w:t>
-            </w:r>
-          </w:p>
-        </w:tc>
-        <w:tc>
-          <w:tcPr>
-            <w:tcW w:w="1870" w:type="dxa"/>
-          </w:tcPr>
-          <w:p>
-            <w:pPr>
-              <w:pStyle w:val="Compact"/>
-              <w:jc w:val="left"/>
-              <w:rPr>
-                <w:sz w:val="16"/>
-                <w:szCs w:val="16"/>
-              </w:rPr>
-            </w:pPr>
-            <w:r>
-              <w:rPr>
-                <w:sz w:val="16"/>
-                <w:szCs w:val="16"/>
-              </w:rPr>
-              <w:t xml:space="preserve">21.6-23.2</w:t>
-            </w:r>
-          </w:p>
-        </w:tc>
-      </w:tr>
-      <w:tr>
-        <w:trPr>
-          <w:trHeight w:val="340" w:hRule="exact"/>
-        </w:trPr>
-        <w:tc>
-          <w:tcPr>
-            <w:tcW w:w="1871" w:type="dxa"/>
-          </w:tcPr>
-          <w:p>
-            <w:pPr>
-              <w:pStyle w:val="Compact"/>
-              <w:jc w:val="left"/>
-              <w:rPr>
-                <w:sz w:val="16"/>
-                <w:szCs w:val="16"/>
-              </w:rPr>
-            </w:pPr>
-            <w:r>
-              <w:rPr>
-                <w:sz w:val="16"/>
-                <w:szCs w:val="16"/>
-              </w:rPr>
-              <w:t xml:space="preserve">&gt;40</w:t>
-            </w:r>
-          </w:p>
-        </w:tc>
-        <w:tc>
-          <w:tcPr>
-            <w:tcW w:w="1871" w:type="dxa"/>
-          </w:tcPr>
-          <w:p>
-            <w:pPr>
-              <w:pStyle w:val="Compact"/>
-              <w:jc w:val="left"/>
-              <w:rPr>
-                <w:sz w:val="16"/>
-                <w:szCs w:val="16"/>
-              </w:rPr>
-            </w:pPr>
-            <w:r>
-              <w:rPr>
-                <w:sz w:val="16"/>
-                <w:szCs w:val="16"/>
-              </w:rPr>
-              <w:t xml:space="preserve">1,643</w:t>
-            </w:r>
-          </w:p>
-        </w:tc>
-        <w:tc>
-          <w:tcPr>
-            <w:tcW w:w="1871" w:type="dxa"/>
-          </w:tcPr>
-          <w:p>
-            <w:pPr>
-              <w:pStyle w:val="Compact"/>
-              <w:jc w:val="left"/>
-              <w:rPr>
-                <w:sz w:val="16"/>
-                <w:szCs w:val="16"/>
-              </w:rPr>
-            </w:pPr>
-            <w:r>
-              <w:rPr>
-                <w:sz w:val="16"/>
-                <w:szCs w:val="16"/>
-              </w:rPr>
-              <w:t xml:space="preserve">217</w:t>
-            </w:r>
-          </w:p>
-        </w:tc>
-        <w:tc>
-          <w:tcPr>
-            <w:tcW w:w="1871" w:type="dxa"/>
-          </w:tcPr>
-          <w:p>
-            <w:pPr>
-              <w:pStyle w:val="Compact"/>
-              <w:jc w:val="left"/>
-              <w:rPr>
-                <w:sz w:val="16"/>
-                <w:szCs w:val="16"/>
-              </w:rPr>
-            </w:pPr>
-            <w:r>
-              <w:rPr>
-                <w:sz w:val="16"/>
-                <w:szCs w:val="16"/>
-              </w:rPr>
-              <w:t xml:space="preserve">13.2</w:t>
-            </w:r>
-          </w:p>
-        </w:tc>
-        <w:tc>
-          <w:tcPr>
-            <w:tcW w:w="1870" w:type="dxa"/>
-          </w:tcPr>
-          <w:p>
-            <w:pPr>
-              <w:pStyle w:val="Compact"/>
-              <w:jc w:val="left"/>
-              <w:rPr>
-                <w:sz w:val="16"/>
-                <w:szCs w:val="16"/>
-              </w:rPr>
-            </w:pPr>
-            <w:r>
-              <w:rPr>
-                <w:sz w:val="16"/>
-                <w:szCs w:val="16"/>
-              </w:rPr>
-              <w:t xml:space="preserve">11.7-14.9</w:t>
             </w:r>
           </w:p>
         </w:tc>

--- a/01.manuscript/Tables.docx
+++ b/01.manuscript/Tables.docx
@@ -24,7 +24,7 @@
         <w:pStyle w:val="FirstParagraph"/>
       </w:pPr>
       <w:r>
-        <w:t xml:space="preserve">Stand structure over the 173,086 sampled cell-periods, from the annual Vegetation Resources Inventory snapshots. SD was the standard deviation, SE the standard error of the mean, and Skew and Kurt. the bias-corrected skewness and excess kurtosis.</w:t>
+        <w:t xml:space="preserve">Stand structure over the 64,000 sampled cell-years, from the annual Vegetation Resources Inventory snapshots. SD was the standard deviation, SE the standard error of the mean, and Skew and Kurt. the bias-corrected skewness and excess kurtosis.</w:t>
       </w:r>
     </w:p>
     <w:tbl>
@@ -35,15 +35,15 @@
         <w:tblLayout w:type="fixed"/>
       </w:tblPr>
       <w:tblGrid>
-        <w:gridCol w:w="3866"/>
-        <w:gridCol w:w="711"/>
-        <w:gridCol w:w="711"/>
-        <w:gridCol w:w="610"/>
-        <w:gridCol w:w="711"/>
-        <w:gridCol w:w="610"/>
-        <w:gridCol w:w="915"/>
-        <w:gridCol w:w="610"/>
-        <w:gridCol w:w="610"/>
+        <w:gridCol w:w="3907"/>
+        <w:gridCol w:w="719"/>
+        <w:gridCol w:w="719"/>
+        <w:gridCol w:w="617"/>
+        <w:gridCol w:w="719"/>
+        <w:gridCol w:w="617"/>
+        <w:gridCol w:w="822"/>
+        <w:gridCol w:w="617"/>
+        <w:gridCol w:w="617"/>
       </w:tblGrid>
       <w:tr>
         <w:trPr>
@@ -52,7 +52,7 @@
         </w:trPr>
         <w:tc>
           <w:tcPr>
-            <w:tcW w:w="3866" w:type="dxa"/>
+            <w:tcW w:w="3907" w:type="dxa"/>
           </w:tcPr>
           <w:p>
             <w:pPr>
@@ -74,7 +74,7 @@
         </w:tc>
         <w:tc>
           <w:tcPr>
-            <w:tcW w:w="711" w:type="dxa"/>
+            <w:tcW w:w="719" w:type="dxa"/>
           </w:tcPr>
           <w:p>
             <w:pPr>
@@ -96,7 +96,7 @@
         </w:tc>
         <w:tc>
           <w:tcPr>
-            <w:tcW w:w="711" w:type="dxa"/>
+            <w:tcW w:w="719" w:type="dxa"/>
           </w:tcPr>
           <w:p>
             <w:pPr>
@@ -118,7 +118,7 @@
         </w:tc>
         <w:tc>
           <w:tcPr>
-            <w:tcW w:w="610" w:type="dxa"/>
+            <w:tcW w:w="617" w:type="dxa"/>
           </w:tcPr>
           <w:p>
             <w:pPr>
@@ -140,7 +140,7 @@
         </w:tc>
         <w:tc>
           <w:tcPr>
-            <w:tcW w:w="711" w:type="dxa"/>
+            <w:tcW w:w="719" w:type="dxa"/>
           </w:tcPr>
           <w:p>
             <w:pPr>
@@ -162,7 +162,7 @@
         </w:tc>
         <w:tc>
           <w:tcPr>
-            <w:tcW w:w="610" w:type="dxa"/>
+            <w:tcW w:w="617" w:type="dxa"/>
           </w:tcPr>
           <w:p>
             <w:pPr>
@@ -184,7 +184,7 @@
         </w:tc>
         <w:tc>
           <w:tcPr>
-            <w:tcW w:w="915" w:type="dxa"/>
+            <w:tcW w:w="822" w:type="dxa"/>
           </w:tcPr>
           <w:p>
             <w:pPr>
@@ -206,7 +206,7 @@
         </w:tc>
         <w:tc>
           <w:tcPr>
-            <w:tcW w:w="610" w:type="dxa"/>
+            <w:tcW w:w="617" w:type="dxa"/>
           </w:tcPr>
           <w:p>
             <w:pPr>
@@ -228,7 +228,7 @@
         </w:tc>
         <w:tc>
           <w:tcPr>
-            <w:tcW w:w="610" w:type="dxa"/>
+            <w:tcW w:w="617" w:type="dxa"/>
           </w:tcPr>
           <w:p>
             <w:pPr>
@@ -255,7 +255,7 @@
         </w:trPr>
         <w:tc>
           <w:tcPr>
-            <w:tcW w:w="3866" w:type="dxa"/>
+            <w:tcW w:w="3907" w:type="dxa"/>
           </w:tcPr>
           <w:p>
             <w:pPr>
@@ -277,117 +277,117 @@
         </w:tc>
         <w:tc>
           <w:tcPr>
-            <w:tcW w:w="711" w:type="dxa"/>
-          </w:tcPr>
-          <w:p>
-            <w:pPr>
-              <w:pStyle w:val="Compact"/>
-              <w:jc w:val="left"/>
-              <w:rPr>
-                <w:sz w:val="16"/>
-                <w:szCs w:val="16"/>
-              </w:rPr>
-            </w:pPr>
-            <w:r>
-              <w:rPr>
-                <w:sz w:val="16"/>
-                <w:szCs w:val="16"/>
-              </w:rPr>
-              <w:t xml:space="preserve">32.99</w:t>
-            </w:r>
-          </w:p>
-        </w:tc>
-        <w:tc>
-          <w:tcPr>
-            <w:tcW w:w="711" w:type="dxa"/>
-          </w:tcPr>
-          <w:p>
-            <w:pPr>
-              <w:pStyle w:val="Compact"/>
-              <w:jc w:val="left"/>
-              <w:rPr>
-                <w:sz w:val="16"/>
-                <w:szCs w:val="16"/>
-              </w:rPr>
-            </w:pPr>
-            <w:r>
-              <w:rPr>
-                <w:sz w:val="16"/>
-                <w:szCs w:val="16"/>
-              </w:rPr>
-              <w:t xml:space="preserve">14.23</w:t>
-            </w:r>
-          </w:p>
-        </w:tc>
-        <w:tc>
-          <w:tcPr>
-            <w:tcW w:w="610" w:type="dxa"/>
-          </w:tcPr>
-          <w:p>
-            <w:pPr>
-              <w:pStyle w:val="Compact"/>
-              <w:jc w:val="left"/>
-              <w:rPr>
-                <w:sz w:val="16"/>
-                <w:szCs w:val="16"/>
-              </w:rPr>
-            </w:pPr>
-            <w:r>
-              <w:rPr>
-                <w:sz w:val="16"/>
-                <w:szCs w:val="16"/>
-              </w:rPr>
-              <w:t xml:space="preserve">0.037</w:t>
-            </w:r>
-          </w:p>
-        </w:tc>
-        <w:tc>
-          <w:tcPr>
-            <w:tcW w:w="711" w:type="dxa"/>
-          </w:tcPr>
-          <w:p>
-            <w:pPr>
-              <w:pStyle w:val="Compact"/>
-              <w:jc w:val="left"/>
-              <w:rPr>
-                <w:sz w:val="16"/>
-                <w:szCs w:val="16"/>
-              </w:rPr>
-            </w:pPr>
-            <w:r>
-              <w:rPr>
-                <w:sz w:val="16"/>
-                <w:szCs w:val="16"/>
-              </w:rPr>
-              <w:t xml:space="preserve">36.12</w:t>
-            </w:r>
-          </w:p>
-        </w:tc>
-        <w:tc>
-          <w:tcPr>
-            <w:tcW w:w="610" w:type="dxa"/>
-          </w:tcPr>
-          <w:p>
-            <w:pPr>
-              <w:pStyle w:val="Compact"/>
-              <w:jc w:val="left"/>
-              <w:rPr>
-                <w:sz w:val="16"/>
-                <w:szCs w:val="16"/>
-              </w:rPr>
-            </w:pPr>
-            <w:r>
-              <w:rPr>
-                <w:sz w:val="16"/>
-                <w:szCs w:val="16"/>
-              </w:rPr>
-              <w:t xml:space="preserve">0.00</w:t>
-            </w:r>
-          </w:p>
-        </w:tc>
-        <w:tc>
-          <w:tcPr>
-            <w:tcW w:w="915" w:type="dxa"/>
+            <w:tcW w:w="719" w:type="dxa"/>
+          </w:tcPr>
+          <w:p>
+            <w:pPr>
+              <w:pStyle w:val="Compact"/>
+              <w:jc w:val="left"/>
+              <w:rPr>
+                <w:sz w:val="16"/>
+                <w:szCs w:val="16"/>
+              </w:rPr>
+            </w:pPr>
+            <w:r>
+              <w:rPr>
+                <w:sz w:val="16"/>
+                <w:szCs w:val="16"/>
+              </w:rPr>
+              <w:t xml:space="preserve">35.07</w:t>
+            </w:r>
+          </w:p>
+        </w:tc>
+        <w:tc>
+          <w:tcPr>
+            <w:tcW w:w="719" w:type="dxa"/>
+          </w:tcPr>
+          <w:p>
+            <w:pPr>
+              <w:pStyle w:val="Compact"/>
+              <w:jc w:val="left"/>
+              <w:rPr>
+                <w:sz w:val="16"/>
+                <w:szCs w:val="16"/>
+              </w:rPr>
+            </w:pPr>
+            <w:r>
+              <w:rPr>
+                <w:sz w:val="16"/>
+                <w:szCs w:val="16"/>
+              </w:rPr>
+              <w:t xml:space="preserve">12.62</w:t>
+            </w:r>
+          </w:p>
+        </w:tc>
+        <w:tc>
+          <w:tcPr>
+            <w:tcW w:w="617" w:type="dxa"/>
+          </w:tcPr>
+          <w:p>
+            <w:pPr>
+              <w:pStyle w:val="Compact"/>
+              <w:jc w:val="left"/>
+              <w:rPr>
+                <w:sz w:val="16"/>
+                <w:szCs w:val="16"/>
+              </w:rPr>
+            </w:pPr>
+            <w:r>
+              <w:rPr>
+                <w:sz w:val="16"/>
+                <w:szCs w:val="16"/>
+              </w:rPr>
+              <w:t xml:space="preserve">0.050</w:t>
+            </w:r>
+          </w:p>
+        </w:tc>
+        <w:tc>
+          <w:tcPr>
+            <w:tcW w:w="719" w:type="dxa"/>
+          </w:tcPr>
+          <w:p>
+            <w:pPr>
+              <w:pStyle w:val="Compact"/>
+              <w:jc w:val="left"/>
+              <w:rPr>
+                <w:sz w:val="16"/>
+                <w:szCs w:val="16"/>
+              </w:rPr>
+            </w:pPr>
+            <w:r>
+              <w:rPr>
+                <w:sz w:val="16"/>
+                <w:szCs w:val="16"/>
+              </w:rPr>
+              <w:t xml:space="preserve">37.57</w:t>
+            </w:r>
+          </w:p>
+        </w:tc>
+        <w:tc>
+          <w:tcPr>
+            <w:tcW w:w="617" w:type="dxa"/>
+          </w:tcPr>
+          <w:p>
+            <w:pPr>
+              <w:pStyle w:val="Compact"/>
+              <w:jc w:val="left"/>
+              <w:rPr>
+                <w:sz w:val="16"/>
+                <w:szCs w:val="16"/>
+              </w:rPr>
+            </w:pPr>
+            <w:r>
+              <w:rPr>
+                <w:sz w:val="16"/>
+                <w:szCs w:val="16"/>
+              </w:rPr>
+              <w:t xml:space="preserve">0.40</w:t>
+            </w:r>
+          </w:p>
+        </w:tc>
+        <w:tc>
+          <w:tcPr>
+            <w:tcW w:w="822" w:type="dxa"/>
           </w:tcPr>
           <w:p>
             <w:pPr>
@@ -409,45 +409,45 @@
         </w:tc>
         <w:tc>
           <w:tcPr>
-            <w:tcW w:w="610" w:type="dxa"/>
-          </w:tcPr>
-          <w:p>
-            <w:pPr>
-              <w:pStyle w:val="Compact"/>
-              <w:jc w:val="left"/>
-              <w:rPr>
-                <w:sz w:val="16"/>
-                <w:szCs w:val="16"/>
-              </w:rPr>
-            </w:pPr>
-            <w:r>
-              <w:rPr>
-                <w:sz w:val="16"/>
-                <w:szCs w:val="16"/>
-              </w:rPr>
-              <w:t xml:space="preserve">-0.71</w:t>
-            </w:r>
-          </w:p>
-        </w:tc>
-        <w:tc>
-          <w:tcPr>
-            <w:tcW w:w="610" w:type="dxa"/>
-          </w:tcPr>
-          <w:p>
-            <w:pPr>
-              <w:pStyle w:val="Compact"/>
-              <w:jc w:val="left"/>
-              <w:rPr>
-                <w:sz w:val="16"/>
-                <w:szCs w:val="16"/>
-              </w:rPr>
-            </w:pPr>
-            <w:r>
-              <w:rPr>
-                <w:sz w:val="16"/>
-                <w:szCs w:val="16"/>
-              </w:rPr>
-              <w:t xml:space="preserve">0.51</w:t>
+            <w:tcW w:w="617" w:type="dxa"/>
+          </w:tcPr>
+          <w:p>
+            <w:pPr>
+              <w:pStyle w:val="Compact"/>
+              <w:jc w:val="left"/>
+              <w:rPr>
+                <w:sz w:val="16"/>
+                <w:szCs w:val="16"/>
+              </w:rPr>
+            </w:pPr>
+            <w:r>
+              <w:rPr>
+                <w:sz w:val="16"/>
+                <w:szCs w:val="16"/>
+              </w:rPr>
+              <w:t xml:space="preserve">-0.78</w:t>
+            </w:r>
+          </w:p>
+        </w:tc>
+        <w:tc>
+          <w:tcPr>
+            <w:tcW w:w="617" w:type="dxa"/>
+          </w:tcPr>
+          <w:p>
+            <w:pPr>
+              <w:pStyle w:val="Compact"/>
+              <w:jc w:val="left"/>
+              <w:rPr>
+                <w:sz w:val="16"/>
+                <w:szCs w:val="16"/>
+              </w:rPr>
+            </w:pPr>
+            <w:r>
+              <w:rPr>
+                <w:sz w:val="16"/>
+                <w:szCs w:val="16"/>
+              </w:rPr>
+              <w:t xml:space="preserve">1.59</w:t>
             </w:r>
           </w:p>
         </w:tc>
@@ -458,7 +458,7 @@
         </w:trPr>
         <w:tc>
           <w:tcPr>
-            <w:tcW w:w="3866" w:type="dxa"/>
+            <w:tcW w:w="3907" w:type="dxa"/>
           </w:tcPr>
           <w:p>
             <w:pPr>
@@ -480,73 +480,73 @@
         </w:tc>
         <w:tc>
           <w:tcPr>
-            <w:tcW w:w="711" w:type="dxa"/>
-          </w:tcPr>
-          <w:p>
-            <w:pPr>
-              <w:pStyle w:val="Compact"/>
-              <w:jc w:val="left"/>
-              <w:rPr>
-                <w:sz w:val="16"/>
-                <w:szCs w:val="16"/>
-              </w:rPr>
-            </w:pPr>
-            <w:r>
-              <w:rPr>
-                <w:sz w:val="16"/>
-                <w:szCs w:val="16"/>
-              </w:rPr>
-              <w:t xml:space="preserve">47.01</w:t>
-            </w:r>
-          </w:p>
-        </w:tc>
-        <w:tc>
-          <w:tcPr>
-            <w:tcW w:w="711" w:type="dxa"/>
-          </w:tcPr>
-          <w:p>
-            <w:pPr>
-              <w:pStyle w:val="Compact"/>
-              <w:jc w:val="left"/>
-              <w:rPr>
-                <w:sz w:val="16"/>
-                <w:szCs w:val="16"/>
-              </w:rPr>
-            </w:pPr>
-            <w:r>
-              <w:rPr>
-                <w:sz w:val="16"/>
-                <w:szCs w:val="16"/>
-              </w:rPr>
-              <w:t xml:space="preserve">16.91</w:t>
-            </w:r>
-          </w:p>
-        </w:tc>
-        <w:tc>
-          <w:tcPr>
-            <w:tcW w:w="610" w:type="dxa"/>
-          </w:tcPr>
-          <w:p>
-            <w:pPr>
-              <w:pStyle w:val="Compact"/>
-              <w:jc w:val="left"/>
-              <w:rPr>
-                <w:sz w:val="16"/>
-                <w:szCs w:val="16"/>
-              </w:rPr>
-            </w:pPr>
-            <w:r>
-              <w:rPr>
-                <w:sz w:val="16"/>
-                <w:szCs w:val="16"/>
-              </w:rPr>
-              <w:t xml:space="preserve">0.043</w:t>
-            </w:r>
-          </w:p>
-        </w:tc>
-        <w:tc>
-          <w:tcPr>
-            <w:tcW w:w="711" w:type="dxa"/>
+            <w:tcW w:w="719" w:type="dxa"/>
+          </w:tcPr>
+          <w:p>
+            <w:pPr>
+              <w:pStyle w:val="Compact"/>
+              <w:jc w:val="left"/>
+              <w:rPr>
+                <w:sz w:val="16"/>
+                <w:szCs w:val="16"/>
+              </w:rPr>
+            </w:pPr>
+            <w:r>
+              <w:rPr>
+                <w:sz w:val="16"/>
+                <w:szCs w:val="16"/>
+              </w:rPr>
+              <w:t xml:space="preserve">50.13</w:t>
+            </w:r>
+          </w:p>
+        </w:tc>
+        <w:tc>
+          <w:tcPr>
+            <w:tcW w:w="719" w:type="dxa"/>
+          </w:tcPr>
+          <w:p>
+            <w:pPr>
+              <w:pStyle w:val="Compact"/>
+              <w:jc w:val="left"/>
+              <w:rPr>
+                <w:sz w:val="16"/>
+                <w:szCs w:val="16"/>
+              </w:rPr>
+            </w:pPr>
+            <w:r>
+              <w:rPr>
+                <w:sz w:val="16"/>
+                <w:szCs w:val="16"/>
+              </w:rPr>
+              <w:t xml:space="preserve">13.35</w:t>
+            </w:r>
+          </w:p>
+        </w:tc>
+        <w:tc>
+          <w:tcPr>
+            <w:tcW w:w="617" w:type="dxa"/>
+          </w:tcPr>
+          <w:p>
+            <w:pPr>
+              <w:pStyle w:val="Compact"/>
+              <w:jc w:val="left"/>
+              <w:rPr>
+                <w:sz w:val="16"/>
+                <w:szCs w:val="16"/>
+              </w:rPr>
+            </w:pPr>
+            <w:r>
+              <w:rPr>
+                <w:sz w:val="16"/>
+                <w:szCs w:val="16"/>
+              </w:rPr>
+              <w:t xml:space="preserve">0.053</w:t>
+            </w:r>
+          </w:p>
+        </w:tc>
+        <w:tc>
+          <w:tcPr>
+            <w:tcW w:w="719" w:type="dxa"/>
           </w:tcPr>
           <w:p>
             <w:pPr>
@@ -568,7 +568,7 @@
         </w:tc>
         <w:tc>
           <w:tcPr>
-            <w:tcW w:w="610" w:type="dxa"/>
+            <w:tcW w:w="617" w:type="dxa"/>
           </w:tcPr>
           <w:p>
             <w:pPr>
@@ -590,7 +590,7 @@
         </w:tc>
         <w:tc>
           <w:tcPr>
-            <w:tcW w:w="915" w:type="dxa"/>
+            <w:tcW w:w="822" w:type="dxa"/>
           </w:tcPr>
           <w:p>
             <w:pPr>
@@ -612,45 +612,45 @@
         </w:tc>
         <w:tc>
           <w:tcPr>
-            <w:tcW w:w="610" w:type="dxa"/>
-          </w:tcPr>
-          <w:p>
-            <w:pPr>
-              <w:pStyle w:val="Compact"/>
-              <w:jc w:val="left"/>
-              <w:rPr>
-                <w:sz w:val="16"/>
-                <w:szCs w:val="16"/>
-              </w:rPr>
-            </w:pPr>
-            <w:r>
-              <w:rPr>
-                <w:sz w:val="16"/>
-                <w:szCs w:val="16"/>
-              </w:rPr>
-              <w:t xml:space="preserve">-1.28</w:t>
-            </w:r>
-          </w:p>
-        </w:tc>
-        <w:tc>
-          <w:tcPr>
-            <w:tcW w:w="610" w:type="dxa"/>
-          </w:tcPr>
-          <w:p>
-            <w:pPr>
-              <w:pStyle w:val="Compact"/>
-              <w:jc w:val="left"/>
-              <w:rPr>
-                <w:sz w:val="16"/>
-                <w:szCs w:val="16"/>
-              </w:rPr>
-            </w:pPr>
-            <w:r>
-              <w:rPr>
-                <w:sz w:val="16"/>
-                <w:szCs w:val="16"/>
-              </w:rPr>
-              <w:t xml:space="preserve">0.96</w:t>
+            <w:tcW w:w="617" w:type="dxa"/>
+          </w:tcPr>
+          <w:p>
+            <w:pPr>
+              <w:pStyle w:val="Compact"/>
+              <w:jc w:val="left"/>
+              <w:rPr>
+                <w:sz w:val="16"/>
+                <w:szCs w:val="16"/>
+              </w:rPr>
+            </w:pPr>
+            <w:r>
+              <w:rPr>
+                <w:sz w:val="16"/>
+                <w:szCs w:val="16"/>
+              </w:rPr>
+              <w:t xml:space="preserve">-1.59</w:t>
+            </w:r>
+          </w:p>
+        </w:tc>
+        <w:tc>
+          <w:tcPr>
+            <w:tcW w:w="617" w:type="dxa"/>
+          </w:tcPr>
+          <w:p>
+            <w:pPr>
+              <w:pStyle w:val="Compact"/>
+              <w:jc w:val="left"/>
+              <w:rPr>
+                <w:sz w:val="16"/>
+                <w:szCs w:val="16"/>
+              </w:rPr>
+            </w:pPr>
+            <w:r>
+              <w:rPr>
+                <w:sz w:val="16"/>
+                <w:szCs w:val="16"/>
+              </w:rPr>
+              <w:t xml:space="preserve">3.17</w:t>
             </w:r>
           </w:p>
         </w:tc>
@@ -661,7 +661,7 @@
         </w:trPr>
         <w:tc>
           <w:tcPr>
-            <w:tcW w:w="3866" w:type="dxa"/>
+            <w:tcW w:w="3907" w:type="dxa"/>
           </w:tcPr>
           <w:p>
             <w:pPr>
@@ -683,177 +683,177 @@
         </w:tc>
         <w:tc>
           <w:tcPr>
-            <w:tcW w:w="711" w:type="dxa"/>
-          </w:tcPr>
-          <w:p>
-            <w:pPr>
-              <w:pStyle w:val="Compact"/>
-              <w:jc w:val="left"/>
-              <w:rPr>
-                <w:sz w:val="16"/>
-                <w:szCs w:val="16"/>
-              </w:rPr>
-            </w:pPr>
-            <w:r>
-              <w:rPr>
-                <w:sz w:val="16"/>
-                <w:szCs w:val="16"/>
-              </w:rPr>
-              <w:t xml:space="preserve">818.76</w:t>
-            </w:r>
-          </w:p>
-        </w:tc>
-        <w:tc>
-          <w:tcPr>
-            <w:tcW w:w="711" w:type="dxa"/>
-          </w:tcPr>
-          <w:p>
-            <w:pPr>
-              <w:pStyle w:val="Compact"/>
-              <w:jc w:val="left"/>
-              <w:rPr>
-                <w:sz w:val="16"/>
-                <w:szCs w:val="16"/>
-              </w:rPr>
-            </w:pPr>
-            <w:r>
-              <w:rPr>
-                <w:sz w:val="16"/>
-                <w:szCs w:val="16"/>
-              </w:rPr>
-              <w:t xml:space="preserve">649.74</w:t>
-            </w:r>
-          </w:p>
-        </w:tc>
-        <w:tc>
-          <w:tcPr>
-            <w:tcW w:w="610" w:type="dxa"/>
-          </w:tcPr>
-          <w:p>
-            <w:pPr>
-              <w:pStyle w:val="Compact"/>
-              <w:jc w:val="left"/>
-              <w:rPr>
-                <w:sz w:val="16"/>
-                <w:szCs w:val="16"/>
-              </w:rPr>
-            </w:pPr>
-            <w:r>
-              <w:rPr>
-                <w:sz w:val="16"/>
-                <w:szCs w:val="16"/>
-              </w:rPr>
-              <w:t xml:space="preserve">1.661</w:t>
-            </w:r>
-          </w:p>
-        </w:tc>
-        <w:tc>
-          <w:tcPr>
-            <w:tcW w:w="711" w:type="dxa"/>
-          </w:tcPr>
-          <w:p>
-            <w:pPr>
-              <w:pStyle w:val="Compact"/>
-              <w:jc w:val="left"/>
-              <w:rPr>
-                <w:sz w:val="16"/>
-                <w:szCs w:val="16"/>
-              </w:rPr>
-            </w:pPr>
-            <w:r>
-              <w:rPr>
-                <w:sz w:val="16"/>
-                <w:szCs w:val="16"/>
-              </w:rPr>
-              <w:t xml:space="preserve">770.00</w:t>
-            </w:r>
-          </w:p>
-        </w:tc>
-        <w:tc>
-          <w:tcPr>
-            <w:tcW w:w="610" w:type="dxa"/>
-          </w:tcPr>
-          <w:p>
-            <w:pPr>
-              <w:pStyle w:val="Compact"/>
-              <w:jc w:val="left"/>
-              <w:rPr>
-                <w:sz w:val="16"/>
-                <w:szCs w:val="16"/>
-              </w:rPr>
-            </w:pPr>
-            <w:r>
-              <w:rPr>
-                <w:sz w:val="16"/>
-                <w:szCs w:val="16"/>
-              </w:rPr>
-              <w:t xml:space="preserve">0.00</w:t>
-            </w:r>
-          </w:p>
-        </w:tc>
-        <w:tc>
-          <w:tcPr>
-            <w:tcW w:w="915" w:type="dxa"/>
-          </w:tcPr>
-          <w:p>
-            <w:pPr>
-              <w:pStyle w:val="Compact"/>
-              <w:jc w:val="left"/>
-              <w:rPr>
-                <w:sz w:val="16"/>
-                <w:szCs w:val="16"/>
-              </w:rPr>
-            </w:pPr>
-            <w:r>
-              <w:rPr>
-                <w:sz w:val="16"/>
-                <w:szCs w:val="16"/>
-              </w:rPr>
-              <w:t xml:space="preserve">19400.00</w:t>
-            </w:r>
-          </w:p>
-        </w:tc>
-        <w:tc>
-          <w:tcPr>
-            <w:tcW w:w="610" w:type="dxa"/>
-          </w:tcPr>
-          <w:p>
-            <w:pPr>
-              <w:pStyle w:val="Compact"/>
-              <w:jc w:val="left"/>
-              <w:rPr>
-                <w:sz w:val="16"/>
-                <w:szCs w:val="16"/>
-              </w:rPr>
-            </w:pPr>
-            <w:r>
-              <w:rPr>
-                <w:sz w:val="16"/>
-                <w:szCs w:val="16"/>
-              </w:rPr>
-              <w:t xml:space="preserve">6.68</w:t>
-            </w:r>
-          </w:p>
-        </w:tc>
-        <w:tc>
-          <w:tcPr>
-            <w:tcW w:w="610" w:type="dxa"/>
-          </w:tcPr>
-          <w:p>
-            <w:pPr>
-              <w:pStyle w:val="Compact"/>
-              <w:jc w:val="left"/>
-              <w:rPr>
-                <w:sz w:val="16"/>
-                <w:szCs w:val="16"/>
-              </w:rPr>
-            </w:pPr>
-            <w:r>
-              <w:rPr>
-                <w:sz w:val="16"/>
-                <w:szCs w:val="16"/>
-              </w:rPr>
-              <w:t xml:space="preserve">72.89</w:t>
+            <w:tcW w:w="719" w:type="dxa"/>
+          </w:tcPr>
+          <w:p>
+            <w:pPr>
+              <w:pStyle w:val="Compact"/>
+              <w:jc w:val="left"/>
+              <w:rPr>
+                <w:sz w:val="16"/>
+                <w:szCs w:val="16"/>
+              </w:rPr>
+            </w:pPr>
+            <w:r>
+              <w:rPr>
+                <w:sz w:val="16"/>
+                <w:szCs w:val="16"/>
+              </w:rPr>
+              <w:t xml:space="preserve">780.55</w:t>
+            </w:r>
+          </w:p>
+        </w:tc>
+        <w:tc>
+          <w:tcPr>
+            <w:tcW w:w="719" w:type="dxa"/>
+          </w:tcPr>
+          <w:p>
+            <w:pPr>
+              <w:pStyle w:val="Compact"/>
+              <w:jc w:val="left"/>
+              <w:rPr>
+                <w:sz w:val="16"/>
+                <w:szCs w:val="16"/>
+              </w:rPr>
+            </w:pPr>
+            <w:r>
+              <w:rPr>
+                <w:sz w:val="16"/>
+                <w:szCs w:val="16"/>
+              </w:rPr>
+              <w:t xml:space="preserve">320.62</w:t>
+            </w:r>
+          </w:p>
+        </w:tc>
+        <w:tc>
+          <w:tcPr>
+            <w:tcW w:w="617" w:type="dxa"/>
+          </w:tcPr>
+          <w:p>
+            <w:pPr>
+              <w:pStyle w:val="Compact"/>
+              <w:jc w:val="left"/>
+              <w:rPr>
+                <w:sz w:val="16"/>
+                <w:szCs w:val="16"/>
+              </w:rPr>
+            </w:pPr>
+            <w:r>
+              <w:rPr>
+                <w:sz w:val="16"/>
+                <w:szCs w:val="16"/>
+              </w:rPr>
+              <w:t xml:space="preserve">1.267</w:t>
+            </w:r>
+          </w:p>
+        </w:tc>
+        <w:tc>
+          <w:tcPr>
+            <w:tcW w:w="719" w:type="dxa"/>
+          </w:tcPr>
+          <w:p>
+            <w:pPr>
+              <w:pStyle w:val="Compact"/>
+              <w:jc w:val="left"/>
+              <w:rPr>
+                <w:sz w:val="16"/>
+                <w:szCs w:val="16"/>
+              </w:rPr>
+            </w:pPr>
+            <w:r>
+              <w:rPr>
+                <w:sz w:val="16"/>
+                <w:szCs w:val="16"/>
+              </w:rPr>
+              <w:t xml:space="preserve">794.00</w:t>
+            </w:r>
+          </w:p>
+        </w:tc>
+        <w:tc>
+          <w:tcPr>
+            <w:tcW w:w="617" w:type="dxa"/>
+          </w:tcPr>
+          <w:p>
+            <w:pPr>
+              <w:pStyle w:val="Compact"/>
+              <w:jc w:val="left"/>
+              <w:rPr>
+                <w:sz w:val="16"/>
+                <w:szCs w:val="16"/>
+              </w:rPr>
+            </w:pPr>
+            <w:r>
+              <w:rPr>
+                <w:sz w:val="16"/>
+                <w:szCs w:val="16"/>
+              </w:rPr>
+              <w:t xml:space="preserve">13.00</w:t>
+            </w:r>
+          </w:p>
+        </w:tc>
+        <w:tc>
+          <w:tcPr>
+            <w:tcW w:w="822" w:type="dxa"/>
+          </w:tcPr>
+          <w:p>
+            <w:pPr>
+              <w:pStyle w:val="Compact"/>
+              <w:jc w:val="left"/>
+              <w:rPr>
+                <w:sz w:val="16"/>
+                <w:szCs w:val="16"/>
+              </w:rPr>
+            </w:pPr>
+            <w:r>
+              <w:rPr>
+                <w:sz w:val="16"/>
+                <w:szCs w:val="16"/>
+              </w:rPr>
+              <w:t xml:space="preserve">5257.00</w:t>
+            </w:r>
+          </w:p>
+        </w:tc>
+        <w:tc>
+          <w:tcPr>
+            <w:tcW w:w="617" w:type="dxa"/>
+          </w:tcPr>
+          <w:p>
+            <w:pPr>
+              <w:pStyle w:val="Compact"/>
+              <w:jc w:val="left"/>
+              <w:rPr>
+                <w:sz w:val="16"/>
+                <w:szCs w:val="16"/>
+              </w:rPr>
+            </w:pPr>
+            <w:r>
+              <w:rPr>
+                <w:sz w:val="16"/>
+                <w:szCs w:val="16"/>
+              </w:rPr>
+              <w:t xml:space="preserve">1.09</w:t>
+            </w:r>
+          </w:p>
+        </w:tc>
+        <w:tc>
+          <w:tcPr>
+            <w:tcW w:w="617" w:type="dxa"/>
+          </w:tcPr>
+          <w:p>
+            <w:pPr>
+              <w:pStyle w:val="Compact"/>
+              <w:jc w:val="left"/>
+              <w:rPr>
+                <w:sz w:val="16"/>
+                <w:szCs w:val="16"/>
+              </w:rPr>
+            </w:pPr>
+            <w:r>
+              <w:rPr>
+                <w:sz w:val="16"/>
+                <w:szCs w:val="16"/>
+              </w:rPr>
+              <w:t xml:space="preserve">14.40</w:t>
             </w:r>
           </w:p>
         </w:tc>
@@ -864,7 +864,7 @@
         </w:trPr>
         <w:tc>
           <w:tcPr>
-            <w:tcW w:w="3866" w:type="dxa"/>
+            <w:tcW w:w="3907" w:type="dxa"/>
           </w:tcPr>
           <w:p>
             <w:pPr>
@@ -886,95 +886,95 @@
         </w:tc>
         <w:tc>
           <w:tcPr>
-            <w:tcW w:w="711" w:type="dxa"/>
-          </w:tcPr>
-          <w:p>
-            <w:pPr>
-              <w:pStyle w:val="Compact"/>
-              <w:jc w:val="left"/>
-              <w:rPr>
-                <w:sz w:val="16"/>
-                <w:szCs w:val="16"/>
-              </w:rPr>
-            </w:pPr>
-            <w:r>
-              <w:rPr>
-                <w:sz w:val="16"/>
-                <w:szCs w:val="16"/>
-              </w:rPr>
-              <w:t xml:space="preserve">26.26</w:t>
-            </w:r>
-          </w:p>
-        </w:tc>
-        <w:tc>
-          <w:tcPr>
-            <w:tcW w:w="711" w:type="dxa"/>
-          </w:tcPr>
-          <w:p>
-            <w:pPr>
-              <w:pStyle w:val="Compact"/>
-              <w:jc w:val="left"/>
-              <w:rPr>
-                <w:sz w:val="16"/>
-                <w:szCs w:val="16"/>
-              </w:rPr>
-            </w:pPr>
-            <w:r>
-              <w:rPr>
-                <w:sz w:val="16"/>
-                <w:szCs w:val="16"/>
-              </w:rPr>
-              <w:t xml:space="preserve">6.27</w:t>
-            </w:r>
-          </w:p>
-        </w:tc>
-        <w:tc>
-          <w:tcPr>
-            <w:tcW w:w="610" w:type="dxa"/>
-          </w:tcPr>
-          <w:p>
-            <w:pPr>
-              <w:pStyle w:val="Compact"/>
-              <w:jc w:val="left"/>
-              <w:rPr>
-                <w:sz w:val="16"/>
-                <w:szCs w:val="16"/>
-              </w:rPr>
-            </w:pPr>
-            <w:r>
-              <w:rPr>
-                <w:sz w:val="16"/>
-                <w:szCs w:val="16"/>
-              </w:rPr>
-              <w:t xml:space="preserve">0.016</w:t>
-            </w:r>
-          </w:p>
-        </w:tc>
-        <w:tc>
-          <w:tcPr>
-            <w:tcW w:w="711" w:type="dxa"/>
-          </w:tcPr>
-          <w:p>
-            <w:pPr>
-              <w:pStyle w:val="Compact"/>
-              <w:jc w:val="left"/>
-              <w:rPr>
-                <w:sz w:val="16"/>
-                <w:szCs w:val="16"/>
-              </w:rPr>
-            </w:pPr>
-            <w:r>
-              <w:rPr>
-                <w:sz w:val="16"/>
-                <w:szCs w:val="16"/>
-              </w:rPr>
-              <w:t xml:space="preserve">25.74</w:t>
-            </w:r>
-          </w:p>
-        </w:tc>
-        <w:tc>
-          <w:tcPr>
-            <w:tcW w:w="610" w:type="dxa"/>
+            <w:tcW w:w="719" w:type="dxa"/>
+          </w:tcPr>
+          <w:p>
+            <w:pPr>
+              <w:pStyle w:val="Compact"/>
+              <w:jc w:val="left"/>
+              <w:rPr>
+                <w:sz w:val="16"/>
+                <w:szCs w:val="16"/>
+              </w:rPr>
+            </w:pPr>
+            <w:r>
+              <w:rPr>
+                <w:sz w:val="16"/>
+                <w:szCs w:val="16"/>
+              </w:rPr>
+              <w:t xml:space="preserve">26.43</w:t>
+            </w:r>
+          </w:p>
+        </w:tc>
+        <w:tc>
+          <w:tcPr>
+            <w:tcW w:w="719" w:type="dxa"/>
+          </w:tcPr>
+          <w:p>
+            <w:pPr>
+              <w:pStyle w:val="Compact"/>
+              <w:jc w:val="left"/>
+              <w:rPr>
+                <w:sz w:val="16"/>
+                <w:szCs w:val="16"/>
+              </w:rPr>
+            </w:pPr>
+            <w:r>
+              <w:rPr>
+                <w:sz w:val="16"/>
+                <w:szCs w:val="16"/>
+              </w:rPr>
+              <w:t xml:space="preserve">6.14</w:t>
+            </w:r>
+          </w:p>
+        </w:tc>
+        <w:tc>
+          <w:tcPr>
+            <w:tcW w:w="617" w:type="dxa"/>
+          </w:tcPr>
+          <w:p>
+            <w:pPr>
+              <w:pStyle w:val="Compact"/>
+              <w:jc w:val="left"/>
+              <w:rPr>
+                <w:sz w:val="16"/>
+                <w:szCs w:val="16"/>
+              </w:rPr>
+            </w:pPr>
+            <w:r>
+              <w:rPr>
+                <w:sz w:val="16"/>
+                <w:szCs w:val="16"/>
+              </w:rPr>
+              <w:t xml:space="preserve">0.024</w:t>
+            </w:r>
+          </w:p>
+        </w:tc>
+        <w:tc>
+          <w:tcPr>
+            <w:tcW w:w="719" w:type="dxa"/>
+          </w:tcPr>
+          <w:p>
+            <w:pPr>
+              <w:pStyle w:val="Compact"/>
+              <w:jc w:val="left"/>
+              <w:rPr>
+                <w:sz w:val="16"/>
+                <w:szCs w:val="16"/>
+              </w:rPr>
+            </w:pPr>
+            <w:r>
+              <w:rPr>
+                <w:sz w:val="16"/>
+                <w:szCs w:val="16"/>
+              </w:rPr>
+              <w:t xml:space="preserve">26.06</w:t>
+            </w:r>
+          </w:p>
+        </w:tc>
+        <w:tc>
+          <w:tcPr>
+            <w:tcW w:w="617" w:type="dxa"/>
           </w:tcPr>
           <w:p>
             <w:pPr>
@@ -996,7 +996,7 @@
         </w:tc>
         <w:tc>
           <w:tcPr>
-            <w:tcW w:w="915" w:type="dxa"/>
+            <w:tcW w:w="822" w:type="dxa"/>
           </w:tcPr>
           <w:p>
             <w:pPr>
@@ -1018,45 +1018,45 @@
         </w:tc>
         <w:tc>
           <w:tcPr>
-            <w:tcW w:w="610" w:type="dxa"/>
-          </w:tcPr>
-          <w:p>
-            <w:pPr>
-              <w:pStyle w:val="Compact"/>
-              <w:jc w:val="left"/>
-              <w:rPr>
-                <w:sz w:val="16"/>
-                <w:szCs w:val="16"/>
-              </w:rPr>
-            </w:pPr>
-            <w:r>
-              <w:rPr>
-                <w:sz w:val="16"/>
-                <w:szCs w:val="16"/>
-              </w:rPr>
-              <w:t xml:space="preserve">1.10</w:t>
-            </w:r>
-          </w:p>
-        </w:tc>
-        <w:tc>
-          <w:tcPr>
-            <w:tcW w:w="610" w:type="dxa"/>
-          </w:tcPr>
-          <w:p>
-            <w:pPr>
-              <w:pStyle w:val="Compact"/>
-              <w:jc w:val="left"/>
-              <w:rPr>
-                <w:sz w:val="16"/>
-                <w:szCs w:val="16"/>
-              </w:rPr>
-            </w:pPr>
-            <w:r>
-              <w:rPr>
-                <w:sz w:val="16"/>
-                <w:szCs w:val="16"/>
-              </w:rPr>
-              <w:t xml:space="preserve">2.37</w:t>
+            <w:tcW w:w="617" w:type="dxa"/>
+          </w:tcPr>
+          <w:p>
+            <w:pPr>
+              <w:pStyle w:val="Compact"/>
+              <w:jc w:val="left"/>
+              <w:rPr>
+                <w:sz w:val="16"/>
+                <w:szCs w:val="16"/>
+              </w:rPr>
+            </w:pPr>
+            <w:r>
+              <w:rPr>
+                <w:sz w:val="16"/>
+                <w:szCs w:val="16"/>
+              </w:rPr>
+              <w:t xml:space="preserve">1.08</w:t>
+            </w:r>
+          </w:p>
+        </w:tc>
+        <w:tc>
+          <w:tcPr>
+            <w:tcW w:w="617" w:type="dxa"/>
+          </w:tcPr>
+          <w:p>
+            <w:pPr>
+              <w:pStyle w:val="Compact"/>
+              <w:jc w:val="left"/>
+              <w:rPr>
+                <w:sz w:val="16"/>
+                <w:szCs w:val="16"/>
+              </w:rPr>
+            </w:pPr>
+            <w:r>
+              <w:rPr>
+                <w:sz w:val="16"/>
+                <w:szCs w:val="16"/>
+              </w:rPr>
+              <w:t xml:space="preserve">2.50</w:t>
             </w:r>
           </w:p>
         </w:tc>
@@ -1067,7 +1067,7 @@
         </w:trPr>
         <w:tc>
           <w:tcPr>
-            <w:tcW w:w="3866" w:type="dxa"/>
+            <w:tcW w:w="3907" w:type="dxa"/>
           </w:tcPr>
           <w:p>
             <w:pPr>
@@ -1089,117 +1089,117 @@
         </w:tc>
         <w:tc>
           <w:tcPr>
-            <w:tcW w:w="711" w:type="dxa"/>
-          </w:tcPr>
-          <w:p>
-            <w:pPr>
-              <w:pStyle w:val="Compact"/>
-              <w:jc w:val="left"/>
-              <w:rPr>
-                <w:sz w:val="16"/>
-                <w:szCs w:val="16"/>
-              </w:rPr>
-            </w:pPr>
-            <w:r>
-              <w:rPr>
-                <w:sz w:val="16"/>
-                <w:szCs w:val="16"/>
-              </w:rPr>
-              <w:t xml:space="preserve">107.03</w:t>
-            </w:r>
-          </w:p>
-        </w:tc>
-        <w:tc>
-          <w:tcPr>
-            <w:tcW w:w="711" w:type="dxa"/>
-          </w:tcPr>
-          <w:p>
-            <w:pPr>
-              <w:pStyle w:val="Compact"/>
-              <w:jc w:val="left"/>
-              <w:rPr>
-                <w:sz w:val="16"/>
-                <w:szCs w:val="16"/>
-              </w:rPr>
-            </w:pPr>
-            <w:r>
-              <w:rPr>
-                <w:sz w:val="16"/>
-                <w:szCs w:val="16"/>
-              </w:rPr>
-              <w:t xml:space="preserve">32.31</w:t>
-            </w:r>
-          </w:p>
-        </w:tc>
-        <w:tc>
-          <w:tcPr>
-            <w:tcW w:w="610" w:type="dxa"/>
-          </w:tcPr>
-          <w:p>
-            <w:pPr>
-              <w:pStyle w:val="Compact"/>
-              <w:jc w:val="left"/>
-              <w:rPr>
-                <w:sz w:val="16"/>
-                <w:szCs w:val="16"/>
-              </w:rPr>
-            </w:pPr>
-            <w:r>
-              <w:rPr>
-                <w:sz w:val="16"/>
-                <w:szCs w:val="16"/>
-              </w:rPr>
-              <w:t xml:space="preserve">0.082</w:t>
-            </w:r>
-          </w:p>
-        </w:tc>
-        <w:tc>
-          <w:tcPr>
-            <w:tcW w:w="711" w:type="dxa"/>
-          </w:tcPr>
-          <w:p>
-            <w:pPr>
-              <w:pStyle w:val="Compact"/>
-              <w:jc w:val="left"/>
-              <w:rPr>
-                <w:sz w:val="16"/>
-                <w:szCs w:val="16"/>
-              </w:rPr>
-            </w:pPr>
-            <w:r>
-              <w:rPr>
-                <w:sz w:val="16"/>
-                <w:szCs w:val="16"/>
-              </w:rPr>
-              <w:t xml:space="preserve">108.00</w:t>
-            </w:r>
-          </w:p>
-        </w:tc>
-        <w:tc>
-          <w:tcPr>
-            <w:tcW w:w="610" w:type="dxa"/>
-          </w:tcPr>
-          <w:p>
-            <w:pPr>
-              <w:pStyle w:val="Compact"/>
-              <w:jc w:val="left"/>
-              <w:rPr>
-                <w:sz w:val="16"/>
-                <w:szCs w:val="16"/>
-              </w:rPr>
-            </w:pPr>
-            <w:r>
-              <w:rPr>
-                <w:sz w:val="16"/>
-                <w:szCs w:val="16"/>
-              </w:rPr>
-              <w:t xml:space="preserve">4.00</w:t>
-            </w:r>
-          </w:p>
-        </w:tc>
-        <w:tc>
-          <w:tcPr>
-            <w:tcW w:w="915" w:type="dxa"/>
+            <w:tcW w:w="719" w:type="dxa"/>
+          </w:tcPr>
+          <w:p>
+            <w:pPr>
+              <w:pStyle w:val="Compact"/>
+              <w:jc w:val="left"/>
+              <w:rPr>
+                <w:sz w:val="16"/>
+                <w:szCs w:val="16"/>
+              </w:rPr>
+            </w:pPr>
+            <w:r>
+              <w:rPr>
+                <w:sz w:val="16"/>
+                <w:szCs w:val="16"/>
+              </w:rPr>
+              <w:t xml:space="preserve">113.34</w:t>
+            </w:r>
+          </w:p>
+        </w:tc>
+        <w:tc>
+          <w:tcPr>
+            <w:tcW w:w="719" w:type="dxa"/>
+          </w:tcPr>
+          <w:p>
+            <w:pPr>
+              <w:pStyle w:val="Compact"/>
+              <w:jc w:val="left"/>
+              <w:rPr>
+                <w:sz w:val="16"/>
+                <w:szCs w:val="16"/>
+              </w:rPr>
+            </w:pPr>
+            <w:r>
+              <w:rPr>
+                <w:sz w:val="16"/>
+                <w:szCs w:val="16"/>
+              </w:rPr>
+              <w:t xml:space="preserve">25.69</w:t>
+            </w:r>
+          </w:p>
+        </w:tc>
+        <w:tc>
+          <w:tcPr>
+            <w:tcW w:w="617" w:type="dxa"/>
+          </w:tcPr>
+          <w:p>
+            <w:pPr>
+              <w:pStyle w:val="Compact"/>
+              <w:jc w:val="left"/>
+              <w:rPr>
+                <w:sz w:val="16"/>
+                <w:szCs w:val="16"/>
+              </w:rPr>
+            </w:pPr>
+            <w:r>
+              <w:rPr>
+                <w:sz w:val="16"/>
+                <w:szCs w:val="16"/>
+              </w:rPr>
+              <w:t xml:space="preserve">0.102</w:t>
+            </w:r>
+          </w:p>
+        </w:tc>
+        <w:tc>
+          <w:tcPr>
+            <w:tcW w:w="719" w:type="dxa"/>
+          </w:tcPr>
+          <w:p>
+            <w:pPr>
+              <w:pStyle w:val="Compact"/>
+              <w:jc w:val="left"/>
+              <w:rPr>
+                <w:sz w:val="16"/>
+                <w:szCs w:val="16"/>
+              </w:rPr>
+            </w:pPr>
+            <w:r>
+              <w:rPr>
+                <w:sz w:val="16"/>
+                <w:szCs w:val="16"/>
+              </w:rPr>
+              <w:t xml:space="preserve">110.00</w:t>
+            </w:r>
+          </w:p>
+        </w:tc>
+        <w:tc>
+          <w:tcPr>
+            <w:tcW w:w="617" w:type="dxa"/>
+          </w:tcPr>
+          <w:p>
+            <w:pPr>
+              <w:pStyle w:val="Compact"/>
+              <w:jc w:val="left"/>
+              <w:rPr>
+                <w:sz w:val="16"/>
+                <w:szCs w:val="16"/>
+              </w:rPr>
+            </w:pPr>
+            <w:r>
+              <w:rPr>
+                <w:sz w:val="16"/>
+                <w:szCs w:val="16"/>
+              </w:rPr>
+              <w:t xml:space="preserve">14.00</w:t>
+            </w:r>
+          </w:p>
+        </w:tc>
+        <w:tc>
+          <w:tcPr>
+            <w:tcW w:w="822" w:type="dxa"/>
           </w:tcPr>
           <w:p>
             <w:pPr>
@@ -1221,45 +1221,45 @@
         </w:tc>
         <w:tc>
           <w:tcPr>
-            <w:tcW w:w="610" w:type="dxa"/>
-          </w:tcPr>
-          <w:p>
-            <w:pPr>
-              <w:pStyle w:val="Compact"/>
-              <w:jc w:val="left"/>
-              <w:rPr>
-                <w:sz w:val="16"/>
-                <w:szCs w:val="16"/>
-              </w:rPr>
-            </w:pPr>
-            <w:r>
-              <w:rPr>
-                <w:sz w:val="16"/>
-                <w:szCs w:val="16"/>
-              </w:rPr>
-              <w:t xml:space="preserve">-0.06</w:t>
-            </w:r>
-          </w:p>
-        </w:tc>
-        <w:tc>
-          <w:tcPr>
-            <w:tcW w:w="610" w:type="dxa"/>
-          </w:tcPr>
-          <w:p>
-            <w:pPr>
-              <w:pStyle w:val="Compact"/>
-              <w:jc w:val="left"/>
-              <w:rPr>
-                <w:sz w:val="16"/>
-                <w:szCs w:val="16"/>
-              </w:rPr>
-            </w:pPr>
-            <w:r>
-              <w:rPr>
-                <w:sz w:val="16"/>
-                <w:szCs w:val="16"/>
-              </w:rPr>
-              <w:t xml:space="preserve">4.85</w:t>
+            <w:tcW w:w="617" w:type="dxa"/>
+          </w:tcPr>
+          <w:p>
+            <w:pPr>
+              <w:pStyle w:val="Compact"/>
+              <w:jc w:val="left"/>
+              <w:rPr>
+                <w:sz w:val="16"/>
+                <w:szCs w:val="16"/>
+              </w:rPr>
+            </w:pPr>
+            <w:r>
+              <w:rPr>
+                <w:sz w:val="16"/>
+                <w:szCs w:val="16"/>
+              </w:rPr>
+              <w:t xml:space="preserve">1.44</w:t>
+            </w:r>
+          </w:p>
+        </w:tc>
+        <w:tc>
+          <w:tcPr>
+            <w:tcW w:w="617" w:type="dxa"/>
+          </w:tcPr>
+          <w:p>
+            <w:pPr>
+              <w:pStyle w:val="Compact"/>
+              <w:jc w:val="left"/>
+              <w:rPr>
+                <w:sz w:val="16"/>
+                <w:szCs w:val="16"/>
+              </w:rPr>
+            </w:pPr>
+            <w:r>
+              <w:rPr>
+                <w:sz w:val="16"/>
+                <w:szCs w:val="16"/>
+              </w:rPr>
+              <w:t xml:space="preserve">9.39</w:t>
             </w:r>
           </w:p>
         </w:tc>
@@ -1270,7 +1270,7 @@
         </w:trPr>
         <w:tc>
           <w:tcPr>
-            <w:tcW w:w="3866" w:type="dxa"/>
+            <w:tcW w:w="3907" w:type="dxa"/>
           </w:tcPr>
           <w:p>
             <w:pPr>
@@ -1292,117 +1292,117 @@
         </w:tc>
         <w:tc>
           <w:tcPr>
-            <w:tcW w:w="711" w:type="dxa"/>
-          </w:tcPr>
-          <w:p>
-            <w:pPr>
-              <w:pStyle w:val="Compact"/>
-              <w:jc w:val="left"/>
-              <w:rPr>
-                <w:sz w:val="16"/>
-                <w:szCs w:val="16"/>
-              </w:rPr>
-            </w:pPr>
-            <w:r>
-              <w:rPr>
-                <w:sz w:val="16"/>
-                <w:szCs w:val="16"/>
-              </w:rPr>
-              <w:t xml:space="preserve">24.90</w:t>
-            </w:r>
-          </w:p>
-        </w:tc>
-        <w:tc>
-          <w:tcPr>
-            <w:tcW w:w="711" w:type="dxa"/>
-          </w:tcPr>
-          <w:p>
-            <w:pPr>
-              <w:pStyle w:val="Compact"/>
-              <w:jc w:val="left"/>
-              <w:rPr>
-                <w:sz w:val="16"/>
-                <w:szCs w:val="16"/>
-              </w:rPr>
-            </w:pPr>
-            <w:r>
-              <w:rPr>
-                <w:sz w:val="16"/>
-                <w:szCs w:val="16"/>
-              </w:rPr>
-              <w:t xml:space="preserve">7.90</w:t>
-            </w:r>
-          </w:p>
-        </w:tc>
-        <w:tc>
-          <w:tcPr>
-            <w:tcW w:w="610" w:type="dxa"/>
-          </w:tcPr>
-          <w:p>
-            <w:pPr>
-              <w:pStyle w:val="Compact"/>
-              <w:jc w:val="left"/>
-              <w:rPr>
-                <w:sz w:val="16"/>
-                <w:szCs w:val="16"/>
-              </w:rPr>
-            </w:pPr>
-            <w:r>
-              <w:rPr>
-                <w:sz w:val="16"/>
-                <w:szCs w:val="16"/>
-              </w:rPr>
-              <w:t xml:space="preserve">0.020</w:t>
-            </w:r>
-          </w:p>
-        </w:tc>
-        <w:tc>
-          <w:tcPr>
-            <w:tcW w:w="711" w:type="dxa"/>
-          </w:tcPr>
-          <w:p>
-            <w:pPr>
-              <w:pStyle w:val="Compact"/>
-              <w:jc w:val="left"/>
-              <w:rPr>
-                <w:sz w:val="16"/>
-                <w:szCs w:val="16"/>
-              </w:rPr>
-            </w:pPr>
-            <w:r>
-              <w:rPr>
-                <w:sz w:val="16"/>
-                <w:szCs w:val="16"/>
-              </w:rPr>
-              <w:t xml:space="preserve">25.40</w:t>
-            </w:r>
-          </w:p>
-        </w:tc>
-        <w:tc>
-          <w:tcPr>
-            <w:tcW w:w="610" w:type="dxa"/>
-          </w:tcPr>
-          <w:p>
-            <w:pPr>
-              <w:pStyle w:val="Compact"/>
-              <w:jc w:val="left"/>
-              <w:rPr>
-                <w:sz w:val="16"/>
-                <w:szCs w:val="16"/>
-              </w:rPr>
-            </w:pPr>
-            <w:r>
-              <w:rPr>
-                <w:sz w:val="16"/>
-                <w:szCs w:val="16"/>
-              </w:rPr>
-              <w:t xml:space="preserve">0.00</w:t>
-            </w:r>
-          </w:p>
-        </w:tc>
-        <w:tc>
-          <w:tcPr>
-            <w:tcW w:w="915" w:type="dxa"/>
+            <w:tcW w:w="719" w:type="dxa"/>
+          </w:tcPr>
+          <w:p>
+            <w:pPr>
+              <w:pStyle w:val="Compact"/>
+              <w:jc w:val="left"/>
+              <w:rPr>
+                <w:sz w:val="16"/>
+                <w:szCs w:val="16"/>
+              </w:rPr>
+            </w:pPr>
+            <w:r>
+              <w:rPr>
+                <w:sz w:val="16"/>
+                <w:szCs w:val="16"/>
+              </w:rPr>
+              <w:t xml:space="preserve">26.19</w:t>
+            </w:r>
+          </w:p>
+        </w:tc>
+        <w:tc>
+          <w:tcPr>
+            <w:tcW w:w="719" w:type="dxa"/>
+          </w:tcPr>
+          <w:p>
+            <w:pPr>
+              <w:pStyle w:val="Compact"/>
+              <w:jc w:val="left"/>
+              <w:rPr>
+                <w:sz w:val="16"/>
+                <w:szCs w:val="16"/>
+              </w:rPr>
+            </w:pPr>
+            <w:r>
+              <w:rPr>
+                <w:sz w:val="16"/>
+                <w:szCs w:val="16"/>
+              </w:rPr>
+              <w:t xml:space="preserve">5.99</w:t>
+            </w:r>
+          </w:p>
+        </w:tc>
+        <w:tc>
+          <w:tcPr>
+            <w:tcW w:w="617" w:type="dxa"/>
+          </w:tcPr>
+          <w:p>
+            <w:pPr>
+              <w:pStyle w:val="Compact"/>
+              <w:jc w:val="left"/>
+              <w:rPr>
+                <w:sz w:val="16"/>
+                <w:szCs w:val="16"/>
+              </w:rPr>
+            </w:pPr>
+            <w:r>
+              <w:rPr>
+                <w:sz w:val="16"/>
+                <w:szCs w:val="16"/>
+              </w:rPr>
+              <w:t xml:space="preserve">0.024</w:t>
+            </w:r>
+          </w:p>
+        </w:tc>
+        <w:tc>
+          <w:tcPr>
+            <w:tcW w:w="719" w:type="dxa"/>
+          </w:tcPr>
+          <w:p>
+            <w:pPr>
+              <w:pStyle w:val="Compact"/>
+              <w:jc w:val="left"/>
+              <w:rPr>
+                <w:sz w:val="16"/>
+                <w:szCs w:val="16"/>
+              </w:rPr>
+            </w:pPr>
+            <w:r>
+              <w:rPr>
+                <w:sz w:val="16"/>
+                <w:szCs w:val="16"/>
+              </w:rPr>
+              <w:t xml:space="preserve">26.28</w:t>
+            </w:r>
+          </w:p>
+        </w:tc>
+        <w:tc>
+          <w:tcPr>
+            <w:tcW w:w="617" w:type="dxa"/>
+          </w:tcPr>
+          <w:p>
+            <w:pPr>
+              <w:pStyle w:val="Compact"/>
+              <w:jc w:val="left"/>
+              <w:rPr>
+                <w:sz w:val="16"/>
+                <w:szCs w:val="16"/>
+              </w:rPr>
+            </w:pPr>
+            <w:r>
+              <w:rPr>
+                <w:sz w:val="16"/>
+                <w:szCs w:val="16"/>
+              </w:rPr>
+              <w:t xml:space="preserve">7.00</w:t>
+            </w:r>
+          </w:p>
+        </w:tc>
+        <w:tc>
+          <w:tcPr>
+            <w:tcW w:w="822" w:type="dxa"/>
           </w:tcPr>
           <w:p>
             <w:pPr>
@@ -1424,45 +1424,45 @@
         </w:tc>
         <w:tc>
           <w:tcPr>
-            <w:tcW w:w="610" w:type="dxa"/>
-          </w:tcPr>
-          <w:p>
-            <w:pPr>
-              <w:pStyle w:val="Compact"/>
-              <w:jc w:val="left"/>
-              <w:rPr>
-                <w:sz w:val="16"/>
-                <w:szCs w:val="16"/>
-              </w:rPr>
-            </w:pPr>
-            <w:r>
-              <w:rPr>
-                <w:sz w:val="16"/>
-                <w:szCs w:val="16"/>
-              </w:rPr>
-              <w:t xml:space="preserve">-0.88</w:t>
-            </w:r>
-          </w:p>
-        </w:tc>
-        <w:tc>
-          <w:tcPr>
-            <w:tcW w:w="610" w:type="dxa"/>
-          </w:tcPr>
-          <w:p>
-            <w:pPr>
-              <w:pStyle w:val="Compact"/>
-              <w:jc w:val="left"/>
-              <w:rPr>
-                <w:sz w:val="16"/>
-                <w:szCs w:val="16"/>
-              </w:rPr>
-            </w:pPr>
-            <w:r>
-              <w:rPr>
-                <w:sz w:val="16"/>
-                <w:szCs w:val="16"/>
-              </w:rPr>
-              <w:t xml:space="preserve">1.46</w:t>
+            <w:tcW w:w="617" w:type="dxa"/>
+          </w:tcPr>
+          <w:p>
+            <w:pPr>
+              <w:pStyle w:val="Compact"/>
+              <w:jc w:val="left"/>
+              <w:rPr>
+                <w:sz w:val="16"/>
+                <w:szCs w:val="16"/>
+              </w:rPr>
+            </w:pPr>
+            <w:r>
+              <w:rPr>
+                <w:sz w:val="16"/>
+                <w:szCs w:val="16"/>
+              </w:rPr>
+              <w:t xml:space="preserve">-0.09</w:t>
+            </w:r>
+          </w:p>
+        </w:tc>
+        <w:tc>
+          <w:tcPr>
+            <w:tcW w:w="617" w:type="dxa"/>
+          </w:tcPr>
+          <w:p>
+            <w:pPr>
+              <w:pStyle w:val="Compact"/>
+              <w:jc w:val="left"/>
+              <w:rPr>
+                <w:sz w:val="16"/>
+                <w:szCs w:val="16"/>
+              </w:rPr>
+            </w:pPr>
+            <w:r>
+              <w:rPr>
+                <w:sz w:val="16"/>
+                <w:szCs w:val="16"/>
+              </w:rPr>
+              <w:t xml:space="preserve">0.42</w:t>
             </w:r>
           </w:p>
         </w:tc>
@@ -1473,7 +1473,7 @@
         </w:trPr>
         <w:tc>
           <w:tcPr>
-            <w:tcW w:w="3866" w:type="dxa"/>
+            <w:tcW w:w="3907" w:type="dxa"/>
           </w:tcPr>
           <w:p>
             <w:pPr>
@@ -1495,117 +1495,117 @@
         </w:tc>
         <w:tc>
           <w:tcPr>
-            <w:tcW w:w="711" w:type="dxa"/>
-          </w:tcPr>
-          <w:p>
-            <w:pPr>
-              <w:pStyle w:val="Compact"/>
-              <w:jc w:val="left"/>
-              <w:rPr>
-                <w:sz w:val="16"/>
-                <w:szCs w:val="16"/>
-              </w:rPr>
-            </w:pPr>
-            <w:r>
-              <w:rPr>
-                <w:sz w:val="16"/>
-                <w:szCs w:val="16"/>
-              </w:rPr>
-              <w:t xml:space="preserve">251.09</w:t>
-            </w:r>
-          </w:p>
-        </w:tc>
-        <w:tc>
-          <w:tcPr>
-            <w:tcW w:w="711" w:type="dxa"/>
-          </w:tcPr>
-          <w:p>
-            <w:pPr>
-              <w:pStyle w:val="Compact"/>
-              <w:jc w:val="left"/>
-              <w:rPr>
-                <w:sz w:val="16"/>
-                <w:szCs w:val="16"/>
-              </w:rPr>
-            </w:pPr>
-            <w:r>
-              <w:rPr>
-                <w:sz w:val="16"/>
-                <w:szCs w:val="16"/>
-              </w:rPr>
-              <w:t xml:space="preserve">144.01</w:t>
-            </w:r>
-          </w:p>
-        </w:tc>
-        <w:tc>
-          <w:tcPr>
-            <w:tcW w:w="610" w:type="dxa"/>
-          </w:tcPr>
-          <w:p>
-            <w:pPr>
-              <w:pStyle w:val="Compact"/>
-              <w:jc w:val="left"/>
-              <w:rPr>
-                <w:sz w:val="16"/>
-                <w:szCs w:val="16"/>
-              </w:rPr>
-            </w:pPr>
-            <w:r>
-              <w:rPr>
-                <w:sz w:val="16"/>
-                <w:szCs w:val="16"/>
-              </w:rPr>
-              <w:t xml:space="preserve">0.374</w:t>
-            </w:r>
-          </w:p>
-        </w:tc>
-        <w:tc>
-          <w:tcPr>
-            <w:tcW w:w="711" w:type="dxa"/>
-          </w:tcPr>
-          <w:p>
-            <w:pPr>
-              <w:pStyle w:val="Compact"/>
-              <w:jc w:val="left"/>
-              <w:rPr>
-                <w:sz w:val="16"/>
-                <w:szCs w:val="16"/>
-              </w:rPr>
-            </w:pPr>
-            <w:r>
-              <w:rPr>
-                <w:sz w:val="16"/>
-                <w:szCs w:val="16"/>
-              </w:rPr>
-              <w:t xml:space="preserve">250.59</w:t>
-            </w:r>
-          </w:p>
-        </w:tc>
-        <w:tc>
-          <w:tcPr>
-            <w:tcW w:w="610" w:type="dxa"/>
-          </w:tcPr>
-          <w:p>
-            <w:pPr>
-              <w:pStyle w:val="Compact"/>
-              <w:jc w:val="left"/>
-              <w:rPr>
-                <w:sz w:val="16"/>
-                <w:szCs w:val="16"/>
-              </w:rPr>
-            </w:pPr>
-            <w:r>
-              <w:rPr>
-                <w:sz w:val="16"/>
-                <w:szCs w:val="16"/>
-              </w:rPr>
-              <w:t xml:space="preserve">0.00</w:t>
-            </w:r>
-          </w:p>
-        </w:tc>
-        <w:tc>
-          <w:tcPr>
-            <w:tcW w:w="915" w:type="dxa"/>
+            <w:tcW w:w="719" w:type="dxa"/>
+          </w:tcPr>
+          <w:p>
+            <w:pPr>
+              <w:pStyle w:val="Compact"/>
+              <w:jc w:val="left"/>
+              <w:rPr>
+                <w:sz w:val="16"/>
+                <w:szCs w:val="16"/>
+              </w:rPr>
+            </w:pPr>
+            <w:r>
+              <w:rPr>
+                <w:sz w:val="16"/>
+                <w:szCs w:val="16"/>
+              </w:rPr>
+              <w:t xml:space="preserve">264.45</w:t>
+            </w:r>
+          </w:p>
+        </w:tc>
+        <w:tc>
+          <w:tcPr>
+            <w:tcW w:w="719" w:type="dxa"/>
+          </w:tcPr>
+          <w:p>
+            <w:pPr>
+              <w:pStyle w:val="Compact"/>
+              <w:jc w:val="left"/>
+              <w:rPr>
+                <w:sz w:val="16"/>
+                <w:szCs w:val="16"/>
+              </w:rPr>
+            </w:pPr>
+            <w:r>
+              <w:rPr>
+                <w:sz w:val="16"/>
+                <w:szCs w:val="16"/>
+              </w:rPr>
+              <w:t xml:space="preserve">134.29</w:t>
+            </w:r>
+          </w:p>
+        </w:tc>
+        <w:tc>
+          <w:tcPr>
+            <w:tcW w:w="617" w:type="dxa"/>
+          </w:tcPr>
+          <w:p>
+            <w:pPr>
+              <w:pStyle w:val="Compact"/>
+              <w:jc w:val="left"/>
+              <w:rPr>
+                <w:sz w:val="16"/>
+                <w:szCs w:val="16"/>
+              </w:rPr>
+            </w:pPr>
+            <w:r>
+              <w:rPr>
+                <w:sz w:val="16"/>
+                <w:szCs w:val="16"/>
+              </w:rPr>
+              <w:t xml:space="preserve">0.531</w:t>
+            </w:r>
+          </w:p>
+        </w:tc>
+        <w:tc>
+          <w:tcPr>
+            <w:tcW w:w="719" w:type="dxa"/>
+          </w:tcPr>
+          <w:p>
+            <w:pPr>
+              <w:pStyle w:val="Compact"/>
+              <w:jc w:val="left"/>
+              <w:rPr>
+                <w:sz w:val="16"/>
+                <w:szCs w:val="16"/>
+              </w:rPr>
+            </w:pPr>
+            <w:r>
+              <w:rPr>
+                <w:sz w:val="16"/>
+                <w:szCs w:val="16"/>
+              </w:rPr>
+              <w:t xml:space="preserve">262.47</w:t>
+            </w:r>
+          </w:p>
+        </w:tc>
+        <w:tc>
+          <w:tcPr>
+            <w:tcW w:w="617" w:type="dxa"/>
+          </w:tcPr>
+          <w:p>
+            <w:pPr>
+              <w:pStyle w:val="Compact"/>
+              <w:jc w:val="left"/>
+              <w:rPr>
+                <w:sz w:val="16"/>
+                <w:szCs w:val="16"/>
+              </w:rPr>
+            </w:pPr>
+            <w:r>
+              <w:rPr>
+                <w:sz w:val="16"/>
+                <w:szCs w:val="16"/>
+              </w:rPr>
+              <w:t xml:space="preserve">0.69</w:t>
+            </w:r>
+          </w:p>
+        </w:tc>
+        <w:tc>
+          <w:tcPr>
+            <w:tcW w:w="822" w:type="dxa"/>
           </w:tcPr>
           <w:p>
             <w:pPr>
@@ -1627,45 +1627,45 @@
         </w:tc>
         <w:tc>
           <w:tcPr>
-            <w:tcW w:w="610" w:type="dxa"/>
-          </w:tcPr>
-          <w:p>
-            <w:pPr>
-              <w:pStyle w:val="Compact"/>
-              <w:jc w:val="left"/>
-              <w:rPr>
-                <w:sz w:val="16"/>
-                <w:szCs w:val="16"/>
-              </w:rPr>
-            </w:pPr>
-            <w:r>
-              <w:rPr>
-                <w:sz w:val="16"/>
-                <w:szCs w:val="16"/>
-              </w:rPr>
-              <w:t xml:space="preserve">0.15</w:t>
-            </w:r>
-          </w:p>
-        </w:tc>
-        <w:tc>
-          <w:tcPr>
-            <w:tcW w:w="610" w:type="dxa"/>
-          </w:tcPr>
-          <w:p>
-            <w:pPr>
-              <w:pStyle w:val="Compact"/>
-              <w:jc w:val="left"/>
-              <w:rPr>
-                <w:sz w:val="16"/>
-                <w:szCs w:val="16"/>
-              </w:rPr>
-            </w:pPr>
-            <w:r>
-              <w:rPr>
-                <w:sz w:val="16"/>
-                <w:szCs w:val="16"/>
-              </w:rPr>
-              <w:t xml:space="preserve">-0.46</w:t>
+            <w:tcW w:w="617" w:type="dxa"/>
+          </w:tcPr>
+          <w:p>
+            <w:pPr>
+              <w:pStyle w:val="Compact"/>
+              <w:jc w:val="left"/>
+              <w:rPr>
+                <w:sz w:val="16"/>
+                <w:szCs w:val="16"/>
+              </w:rPr>
+            </w:pPr>
+            <w:r>
+              <w:rPr>
+                <w:sz w:val="16"/>
+                <w:szCs w:val="16"/>
+              </w:rPr>
+              <w:t xml:space="preserve">0.10</w:t>
+            </w:r>
+          </w:p>
+        </w:tc>
+        <w:tc>
+          <w:tcPr>
+            <w:tcW w:w="617" w:type="dxa"/>
+          </w:tcPr>
+          <w:p>
+            <w:pPr>
+              <w:pStyle w:val="Compact"/>
+              <w:jc w:val="left"/>
+              <w:rPr>
+                <w:sz w:val="16"/>
+                <w:szCs w:val="16"/>
+              </w:rPr>
+            </w:pPr>
+            <w:r>
+              <w:rPr>
+                <w:sz w:val="16"/>
+                <w:szCs w:val="16"/>
+              </w:rPr>
+              <w:t xml:space="preserve">-0.27</w:t>
             </w:r>
           </w:p>
         </w:tc>
@@ -1676,7 +1676,7 @@
         </w:trPr>
         <w:tc>
           <w:tcPr>
-            <w:tcW w:w="3866" w:type="dxa"/>
+            <w:tcW w:w="3907" w:type="dxa"/>
           </w:tcPr>
           <w:p>
             <w:pPr>
@@ -1698,95 +1698,95 @@
         </w:tc>
         <w:tc>
           <w:tcPr>
-            <w:tcW w:w="711" w:type="dxa"/>
-          </w:tcPr>
-          <w:p>
-            <w:pPr>
-              <w:pStyle w:val="Compact"/>
-              <w:jc w:val="left"/>
-              <w:rPr>
-                <w:sz w:val="16"/>
-                <w:szCs w:val="16"/>
-              </w:rPr>
-            </w:pPr>
-            <w:r>
-              <w:rPr>
-                <w:sz w:val="16"/>
-                <w:szCs w:val="16"/>
-              </w:rPr>
-              <w:t xml:space="preserve">20.19</w:t>
-            </w:r>
-          </w:p>
-        </w:tc>
-        <w:tc>
-          <w:tcPr>
-            <w:tcW w:w="711" w:type="dxa"/>
-          </w:tcPr>
-          <w:p>
-            <w:pPr>
-              <w:pStyle w:val="Compact"/>
-              <w:jc w:val="left"/>
-              <w:rPr>
-                <w:sz w:val="16"/>
-                <w:szCs w:val="16"/>
-              </w:rPr>
-            </w:pPr>
-            <w:r>
-              <w:rPr>
-                <w:sz w:val="16"/>
-                <w:szCs w:val="16"/>
-              </w:rPr>
-              <w:t xml:space="preserve">26.35</w:t>
-            </w:r>
-          </w:p>
-        </w:tc>
-        <w:tc>
-          <w:tcPr>
-            <w:tcW w:w="610" w:type="dxa"/>
-          </w:tcPr>
-          <w:p>
-            <w:pPr>
-              <w:pStyle w:val="Compact"/>
-              <w:jc w:val="left"/>
-              <w:rPr>
-                <w:sz w:val="16"/>
-                <w:szCs w:val="16"/>
-              </w:rPr>
-            </w:pPr>
-            <w:r>
-              <w:rPr>
-                <w:sz w:val="16"/>
-                <w:szCs w:val="16"/>
-              </w:rPr>
-              <w:t xml:space="preserve">0.064</w:t>
-            </w:r>
-          </w:p>
-        </w:tc>
-        <w:tc>
-          <w:tcPr>
-            <w:tcW w:w="711" w:type="dxa"/>
-          </w:tcPr>
-          <w:p>
-            <w:pPr>
-              <w:pStyle w:val="Compact"/>
-              <w:jc w:val="left"/>
-              <w:rPr>
-                <w:sz w:val="16"/>
-                <w:szCs w:val="16"/>
-              </w:rPr>
-            </w:pPr>
-            <w:r>
-              <w:rPr>
-                <w:sz w:val="16"/>
-                <w:szCs w:val="16"/>
-              </w:rPr>
-              <w:t xml:space="preserve">10.00</w:t>
-            </w:r>
-          </w:p>
-        </w:tc>
-        <w:tc>
-          <w:tcPr>
-            <w:tcW w:w="610" w:type="dxa"/>
+            <w:tcW w:w="719" w:type="dxa"/>
+          </w:tcPr>
+          <w:p>
+            <w:pPr>
+              <w:pStyle w:val="Compact"/>
+              <w:jc w:val="left"/>
+              <w:rPr>
+                <w:sz w:val="16"/>
+                <w:szCs w:val="16"/>
+              </w:rPr>
+            </w:pPr>
+            <w:r>
+              <w:rPr>
+                <w:sz w:val="16"/>
+                <w:szCs w:val="16"/>
+              </w:rPr>
+              <w:t xml:space="preserve">23.56</w:t>
+            </w:r>
+          </w:p>
+        </w:tc>
+        <w:tc>
+          <w:tcPr>
+            <w:tcW w:w="719" w:type="dxa"/>
+          </w:tcPr>
+          <w:p>
+            <w:pPr>
+              <w:pStyle w:val="Compact"/>
+              <w:jc w:val="left"/>
+              <w:rPr>
+                <w:sz w:val="16"/>
+                <w:szCs w:val="16"/>
+              </w:rPr>
+            </w:pPr>
+            <w:r>
+              <w:rPr>
+                <w:sz w:val="16"/>
+                <w:szCs w:val="16"/>
+              </w:rPr>
+              <w:t xml:space="preserve">27.02</w:t>
+            </w:r>
+          </w:p>
+        </w:tc>
+        <w:tc>
+          <w:tcPr>
+            <w:tcW w:w="617" w:type="dxa"/>
+          </w:tcPr>
+          <w:p>
+            <w:pPr>
+              <w:pStyle w:val="Compact"/>
+              <w:jc w:val="left"/>
+              <w:rPr>
+                <w:sz w:val="16"/>
+                <w:szCs w:val="16"/>
+              </w:rPr>
+            </w:pPr>
+            <w:r>
+              <w:rPr>
+                <w:sz w:val="16"/>
+                <w:szCs w:val="16"/>
+              </w:rPr>
+              <w:t xml:space="preserve">0.107</w:t>
+            </w:r>
+          </w:p>
+        </w:tc>
+        <w:tc>
+          <w:tcPr>
+            <w:tcW w:w="719" w:type="dxa"/>
+          </w:tcPr>
+          <w:p>
+            <w:pPr>
+              <w:pStyle w:val="Compact"/>
+              <w:jc w:val="left"/>
+              <w:rPr>
+                <w:sz w:val="16"/>
+                <w:szCs w:val="16"/>
+              </w:rPr>
+            </w:pPr>
+            <w:r>
+              <w:rPr>
+                <w:sz w:val="16"/>
+                <w:szCs w:val="16"/>
+              </w:rPr>
+              <w:t xml:space="preserve">17.40</w:t>
+            </w:r>
+          </w:p>
+        </w:tc>
+        <w:tc>
+          <w:tcPr>
+            <w:tcW w:w="617" w:type="dxa"/>
           </w:tcPr>
           <w:p>
             <w:pPr>
@@ -1808,7 +1808,7 @@
         </w:tc>
         <w:tc>
           <w:tcPr>
-            <w:tcW w:w="915" w:type="dxa"/>
+            <w:tcW w:w="822" w:type="dxa"/>
           </w:tcPr>
           <w:p>
             <w:pPr>
@@ -1830,45 +1830,45 @@
         </w:tc>
         <w:tc>
           <w:tcPr>
-            <w:tcW w:w="610" w:type="dxa"/>
-          </w:tcPr>
-          <w:p>
-            <w:pPr>
-              <w:pStyle w:val="Compact"/>
-              <w:jc w:val="left"/>
-              <w:rPr>
-                <w:sz w:val="16"/>
-                <w:szCs w:val="16"/>
-              </w:rPr>
-            </w:pPr>
-            <w:r>
-              <w:rPr>
-                <w:sz w:val="16"/>
-                <w:szCs w:val="16"/>
-              </w:rPr>
-              <w:t xml:space="preserve">1.39</w:t>
-            </w:r>
-          </w:p>
-        </w:tc>
-        <w:tc>
-          <w:tcPr>
-            <w:tcW w:w="610" w:type="dxa"/>
-          </w:tcPr>
-          <w:p>
-            <w:pPr>
-              <w:pStyle w:val="Compact"/>
-              <w:jc w:val="left"/>
-              <w:rPr>
-                <w:sz w:val="16"/>
-                <w:szCs w:val="16"/>
-              </w:rPr>
-            </w:pPr>
-            <w:r>
-              <w:rPr>
-                <w:sz w:val="16"/>
-                <w:szCs w:val="16"/>
-              </w:rPr>
-              <w:t xml:space="preserve">1.09</w:t>
+            <w:tcW w:w="617" w:type="dxa"/>
+          </w:tcPr>
+          <w:p>
+            <w:pPr>
+              <w:pStyle w:val="Compact"/>
+              <w:jc w:val="left"/>
+              <w:rPr>
+                <w:sz w:val="16"/>
+                <w:szCs w:val="16"/>
+              </w:rPr>
+            </w:pPr>
+            <w:r>
+              <w:rPr>
+                <w:sz w:val="16"/>
+                <w:szCs w:val="16"/>
+              </w:rPr>
+              <w:t xml:space="preserve">1.12</w:t>
+            </w:r>
+          </w:p>
+        </w:tc>
+        <w:tc>
+          <w:tcPr>
+            <w:tcW w:w="617" w:type="dxa"/>
+          </w:tcPr>
+          <w:p>
+            <w:pPr>
+              <w:pStyle w:val="Compact"/>
+              <w:jc w:val="left"/>
+              <w:rPr>
+                <w:sz w:val="16"/>
+                <w:szCs w:val="16"/>
+              </w:rPr>
+            </w:pPr>
+            <w:r>
+              <w:rPr>
+                <w:sz w:val="16"/>
+                <w:szCs w:val="16"/>
+              </w:rPr>
+              <w:t xml:space="preserve">0.38</w:t>
             </w:r>
           </w:p>
         </w:tc>
@@ -1879,7 +1879,7 @@
         </w:trPr>
         <w:tc>
           <w:tcPr>
-            <w:tcW w:w="3866" w:type="dxa"/>
+            <w:tcW w:w="3907" w:type="dxa"/>
           </w:tcPr>
           <w:p>
             <w:pPr>
@@ -1901,95 +1901,95 @@
         </w:tc>
         <w:tc>
           <w:tcPr>
-            <w:tcW w:w="711" w:type="dxa"/>
-          </w:tcPr>
-          <w:p>
-            <w:pPr>
-              <w:pStyle w:val="Compact"/>
-              <w:jc w:val="left"/>
-              <w:rPr>
-                <w:sz w:val="16"/>
-                <w:szCs w:val="16"/>
-              </w:rPr>
-            </w:pPr>
-            <w:r>
-              <w:rPr>
-                <w:sz w:val="16"/>
-                <w:szCs w:val="16"/>
-              </w:rPr>
-              <w:t xml:space="preserve">7.34</w:t>
-            </w:r>
-          </w:p>
-        </w:tc>
-        <w:tc>
-          <w:tcPr>
-            <w:tcW w:w="711" w:type="dxa"/>
-          </w:tcPr>
-          <w:p>
-            <w:pPr>
-              <w:pStyle w:val="Compact"/>
-              <w:jc w:val="left"/>
-              <w:rPr>
-                <w:sz w:val="16"/>
-                <w:szCs w:val="16"/>
-              </w:rPr>
-            </w:pPr>
-            <w:r>
-              <w:rPr>
-                <w:sz w:val="16"/>
-                <w:szCs w:val="16"/>
-              </w:rPr>
-              <w:t xml:space="preserve">9.87</w:t>
-            </w:r>
-          </w:p>
-        </w:tc>
-        <w:tc>
-          <w:tcPr>
-            <w:tcW w:w="610" w:type="dxa"/>
-          </w:tcPr>
-          <w:p>
-            <w:pPr>
-              <w:pStyle w:val="Compact"/>
-              <w:jc w:val="left"/>
-              <w:rPr>
-                <w:sz w:val="16"/>
-                <w:szCs w:val="16"/>
-              </w:rPr>
-            </w:pPr>
-            <w:r>
-              <w:rPr>
-                <w:sz w:val="16"/>
-                <w:szCs w:val="16"/>
-              </w:rPr>
-              <w:t xml:space="preserve">0.026</w:t>
-            </w:r>
-          </w:p>
-        </w:tc>
-        <w:tc>
-          <w:tcPr>
-            <w:tcW w:w="711" w:type="dxa"/>
-          </w:tcPr>
-          <w:p>
-            <w:pPr>
-              <w:pStyle w:val="Compact"/>
-              <w:jc w:val="left"/>
-              <w:rPr>
-                <w:sz w:val="16"/>
-                <w:szCs w:val="16"/>
-              </w:rPr>
-            </w:pPr>
-            <w:r>
-              <w:rPr>
-                <w:sz w:val="16"/>
-                <w:szCs w:val="16"/>
-              </w:rPr>
-              <w:t xml:space="preserve">3.42</w:t>
-            </w:r>
-          </w:p>
-        </w:tc>
-        <w:tc>
-          <w:tcPr>
-            <w:tcW w:w="610" w:type="dxa"/>
+            <w:tcW w:w="719" w:type="dxa"/>
+          </w:tcPr>
+          <w:p>
+            <w:pPr>
+              <w:pStyle w:val="Compact"/>
+              <w:jc w:val="left"/>
+              <w:rPr>
+                <w:sz w:val="16"/>
+                <w:szCs w:val="16"/>
+              </w:rPr>
+            </w:pPr>
+            <w:r>
+              <w:rPr>
+                <w:sz w:val="16"/>
+                <w:szCs w:val="16"/>
+              </w:rPr>
+              <w:t xml:space="preserve">8.24</w:t>
+            </w:r>
+          </w:p>
+        </w:tc>
+        <w:tc>
+          <w:tcPr>
+            <w:tcW w:w="719" w:type="dxa"/>
+          </w:tcPr>
+          <w:p>
+            <w:pPr>
+              <w:pStyle w:val="Compact"/>
+              <w:jc w:val="left"/>
+              <w:rPr>
+                <w:sz w:val="16"/>
+                <w:szCs w:val="16"/>
+              </w:rPr>
+            </w:pPr>
+            <w:r>
+              <w:rPr>
+                <w:sz w:val="16"/>
+                <w:szCs w:val="16"/>
+              </w:rPr>
+              <w:t xml:space="preserve">10.26</w:t>
+            </w:r>
+          </w:p>
+        </w:tc>
+        <w:tc>
+          <w:tcPr>
+            <w:tcW w:w="617" w:type="dxa"/>
+          </w:tcPr>
+          <w:p>
+            <w:pPr>
+              <w:pStyle w:val="Compact"/>
+              <w:jc w:val="left"/>
+              <w:rPr>
+                <w:sz w:val="16"/>
+                <w:szCs w:val="16"/>
+              </w:rPr>
+            </w:pPr>
+            <w:r>
+              <w:rPr>
+                <w:sz w:val="16"/>
+                <w:szCs w:val="16"/>
+              </w:rPr>
+              <w:t xml:space="preserve">0.041</w:t>
+            </w:r>
+          </w:p>
+        </w:tc>
+        <w:tc>
+          <w:tcPr>
+            <w:tcW w:w="719" w:type="dxa"/>
+          </w:tcPr>
+          <w:p>
+            <w:pPr>
+              <w:pStyle w:val="Compact"/>
+              <w:jc w:val="left"/>
+              <w:rPr>
+                <w:sz w:val="16"/>
+                <w:szCs w:val="16"/>
+              </w:rPr>
+            </w:pPr>
+            <w:r>
+              <w:rPr>
+                <w:sz w:val="16"/>
+                <w:szCs w:val="16"/>
+              </w:rPr>
+              <w:t xml:space="preserve">3.96</w:t>
+            </w:r>
+          </w:p>
+        </w:tc>
+        <w:tc>
+          <w:tcPr>
+            <w:tcW w:w="617" w:type="dxa"/>
           </w:tcPr>
           <w:p>
             <w:pPr>
@@ -2011,7 +2011,7 @@
         </w:tc>
         <w:tc>
           <w:tcPr>
-            <w:tcW w:w="915" w:type="dxa"/>
+            <w:tcW w:w="822" w:type="dxa"/>
           </w:tcPr>
           <w:p>
             <w:pPr>
@@ -2033,45 +2033,45 @@
         </w:tc>
         <w:tc>
           <w:tcPr>
-            <w:tcW w:w="610" w:type="dxa"/>
-          </w:tcPr>
-          <w:p>
-            <w:pPr>
-              <w:pStyle w:val="Compact"/>
-              <w:jc w:val="left"/>
-              <w:rPr>
-                <w:sz w:val="16"/>
-                <w:szCs w:val="16"/>
-              </w:rPr>
-            </w:pPr>
-            <w:r>
-              <w:rPr>
-                <w:sz w:val="16"/>
-                <w:szCs w:val="16"/>
-              </w:rPr>
-              <w:t xml:space="preserve">1.53</w:t>
-            </w:r>
-          </w:p>
-        </w:tc>
-        <w:tc>
-          <w:tcPr>
-            <w:tcW w:w="610" w:type="dxa"/>
-          </w:tcPr>
-          <w:p>
-            <w:pPr>
-              <w:pStyle w:val="Compact"/>
-              <w:jc w:val="left"/>
-              <w:rPr>
-                <w:sz w:val="16"/>
-                <w:szCs w:val="16"/>
-              </w:rPr>
-            </w:pPr>
-            <w:r>
-              <w:rPr>
-                <w:sz w:val="16"/>
-                <w:szCs w:val="16"/>
-              </w:rPr>
-              <w:t xml:space="preserve">1.86</w:t>
+            <w:tcW w:w="617" w:type="dxa"/>
+          </w:tcPr>
+          <w:p>
+            <w:pPr>
+              <w:pStyle w:val="Compact"/>
+              <w:jc w:val="left"/>
+              <w:rPr>
+                <w:sz w:val="16"/>
+                <w:szCs w:val="16"/>
+              </w:rPr>
+            </w:pPr>
+            <w:r>
+              <w:rPr>
+                <w:sz w:val="16"/>
+                <w:szCs w:val="16"/>
+              </w:rPr>
+              <w:t xml:space="preserve">1.36</w:t>
+            </w:r>
+          </w:p>
+        </w:tc>
+        <w:tc>
+          <w:tcPr>
+            <w:tcW w:w="617" w:type="dxa"/>
+          </w:tcPr>
+          <w:p>
+            <w:pPr>
+              <w:pStyle w:val="Compact"/>
+              <w:jc w:val="left"/>
+              <w:rPr>
+                <w:sz w:val="16"/>
+                <w:szCs w:val="16"/>
+              </w:rPr>
+            </w:pPr>
+            <w:r>
+              <w:rPr>
+                <w:sz w:val="16"/>
+                <w:szCs w:val="16"/>
+              </w:rPr>
+              <w:t xml:space="preserve">1.37</w:t>
             </w:r>
           </w:p>
         </w:tc>
@@ -2849,7 +2849,7 @@
         <w:pStyle w:val="FirstParagraph"/>
       </w:pPr>
       <w:r>
-        <w:t xml:space="preserve">Dependence terms compared on AIC over 46,124 cell-periods, every model carrying a fixed effect for each period. Previous period meant the preceding sixteen-day period of the same season and previous year the same period of the preceding outbreak year. Delta AIC was the difference from the lowest.</w:t>
+        <w:t xml:space="preserve">Dependence terms compared on AIC over 55,963 sampled cell-years with a previous map. Own state was attack in the cell in the previous outbreak year, and the share was the proportion of cells attacked within the radius around it that year, excluding the cell. Delta AIC was the difference from the lowest.</w:t>
       </w:r>
     </w:p>
     <w:tbl>
@@ -2860,10 +2860,10 @@
         <w:tblLayout w:type="fixed"/>
       </w:tblPr>
       <w:tblGrid>
-        <w:gridCol w:w="7744"/>
-        <w:gridCol w:w="241"/>
-        <w:gridCol w:w="564"/>
-        <w:gridCol w:w="805"/>
+        <w:gridCol w:w="2338"/>
+        <w:gridCol w:w="2338"/>
+        <w:gridCol w:w="2338"/>
+        <w:gridCol w:w="2340"/>
       </w:tblGrid>
       <w:tr>
         <w:trPr>
@@ -2872,7 +2872,7 @@
         </w:trPr>
         <w:tc>
           <w:tcPr>
-            <w:tcW w:w="7744" w:type="dxa"/>
+            <w:tcW w:w="2338" w:type="dxa"/>
           </w:tcPr>
           <w:p>
             <w:pPr>
@@ -2894,7 +2894,7 @@
         </w:tc>
         <w:tc>
           <w:tcPr>
-            <w:tcW w:w="241" w:type="dxa"/>
+            <w:tcW w:w="2338" w:type="dxa"/>
           </w:tcPr>
           <w:p>
             <w:pPr>
@@ -2916,7 +2916,7 @@
         </w:tc>
         <w:tc>
           <w:tcPr>
-            <w:tcW w:w="564" w:type="dxa"/>
+            <w:tcW w:w="2338" w:type="dxa"/>
           </w:tcPr>
           <w:p>
             <w:pPr>
@@ -2938,7 +2938,7 @@
         </w:tc>
         <w:tc>
           <w:tcPr>
-            <w:tcW w:w="805" w:type="dxa"/>
+            <w:tcW w:w="2340" w:type="dxa"/>
           </w:tcPr>
           <w:p>
             <w:pPr>
@@ -2965,89 +2965,89 @@
         </w:trPr>
         <w:tc>
           <w:tcPr>
-            <w:tcW w:w="7744" w:type="dxa"/>
-          </w:tcPr>
-          <w:p>
-            <w:pPr>
-              <w:pStyle w:val="Compact"/>
-              <w:jc w:val="left"/>
-              <w:rPr>
-                <w:sz w:val="16"/>
-                <w:szCs w:val="16"/>
-              </w:rPr>
-            </w:pPr>
-            <w:r>
-              <w:rPr>
-                <w:sz w:val="16"/>
-                <w:szCs w:val="16"/>
-              </w:rPr>
-              <w:t xml:space="preserve">epoch</w:t>
-            </w:r>
-          </w:p>
-        </w:tc>
-        <w:tc>
-          <w:tcPr>
-            <w:tcW w:w="241" w:type="dxa"/>
-          </w:tcPr>
-          <w:p>
-            <w:pPr>
-              <w:pStyle w:val="Compact"/>
-              <w:jc w:val="left"/>
-              <w:rPr>
-                <w:sz w:val="16"/>
-                <w:szCs w:val="16"/>
-              </w:rPr>
-            </w:pPr>
-            <w:r>
-              <w:rPr>
-                <w:sz w:val="16"/>
-                <w:szCs w:val="16"/>
-              </w:rPr>
-              <w:t xml:space="preserve">32</w:t>
-            </w:r>
-          </w:p>
-        </w:tc>
-        <w:tc>
-          <w:tcPr>
-            <w:tcW w:w="564" w:type="dxa"/>
-          </w:tcPr>
-          <w:p>
-            <w:pPr>
-              <w:pStyle w:val="Compact"/>
-              <w:jc w:val="left"/>
-              <w:rPr>
-                <w:sz w:val="16"/>
-                <w:szCs w:val="16"/>
-              </w:rPr>
-            </w:pPr>
-            <w:r>
-              <w:rPr>
-                <w:sz w:val="16"/>
-                <w:szCs w:val="16"/>
-              </w:rPr>
-              <w:t xml:space="preserve">63,232</w:t>
-            </w:r>
-          </w:p>
-        </w:tc>
-        <w:tc>
-          <w:tcPr>
-            <w:tcW w:w="805" w:type="dxa"/>
-          </w:tcPr>
-          <w:p>
-            <w:pPr>
-              <w:pStyle w:val="Compact"/>
-              <w:jc w:val="left"/>
-              <w:rPr>
-                <w:sz w:val="16"/>
-                <w:szCs w:val="16"/>
-              </w:rPr>
-            </w:pPr>
-            <w:r>
-              <w:rPr>
-                <w:sz w:val="16"/>
-                <w:szCs w:val="16"/>
-              </w:rPr>
-              <w:t xml:space="preserve">19,107.5</w:t>
+            <w:tcW w:w="2338" w:type="dxa"/>
+          </w:tcPr>
+          <w:p>
+            <w:pPr>
+              <w:pStyle w:val="Compact"/>
+              <w:jc w:val="left"/>
+              <w:rPr>
+                <w:sz w:val="16"/>
+                <w:szCs w:val="16"/>
+              </w:rPr>
+            </w:pPr>
+            <w:r>
+              <w:rPr>
+                <w:sz w:val="16"/>
+                <w:szCs w:val="16"/>
+              </w:rPr>
+              <w:t xml:space="preserve">intercept</w:t>
+            </w:r>
+          </w:p>
+        </w:tc>
+        <w:tc>
+          <w:tcPr>
+            <w:tcW w:w="2338" w:type="dxa"/>
+          </w:tcPr>
+          <w:p>
+            <w:pPr>
+              <w:pStyle w:val="Compact"/>
+              <w:jc w:val="left"/>
+              <w:rPr>
+                <w:sz w:val="16"/>
+                <w:szCs w:val="16"/>
+              </w:rPr>
+            </w:pPr>
+            <w:r>
+              <w:rPr>
+                <w:sz w:val="16"/>
+                <w:szCs w:val="16"/>
+              </w:rPr>
+              <w:t xml:space="preserve">1</w:t>
+            </w:r>
+          </w:p>
+        </w:tc>
+        <w:tc>
+          <w:tcPr>
+            <w:tcW w:w="2338" w:type="dxa"/>
+          </w:tcPr>
+          <w:p>
+            <w:pPr>
+              <w:pStyle w:val="Compact"/>
+              <w:jc w:val="left"/>
+              <w:rPr>
+                <w:sz w:val="16"/>
+                <w:szCs w:val="16"/>
+              </w:rPr>
+            </w:pPr>
+            <w:r>
+              <w:rPr>
+                <w:sz w:val="16"/>
+                <w:szCs w:val="16"/>
+              </w:rPr>
+              <w:t xml:space="preserve">77,583</w:t>
+            </w:r>
+          </w:p>
+        </w:tc>
+        <w:tc>
+          <w:tcPr>
+            <w:tcW w:w="2340" w:type="dxa"/>
+          </w:tcPr>
+          <w:p>
+            <w:pPr>
+              <w:pStyle w:val="Compact"/>
+              <w:jc w:val="left"/>
+              <w:rPr>
+                <w:sz w:val="16"/>
+                <w:szCs w:val="16"/>
+              </w:rPr>
+            </w:pPr>
+            <w:r>
+              <w:rPr>
+                <w:sz w:val="16"/>
+                <w:szCs w:val="16"/>
+              </w:rPr>
+              <w:t xml:space="preserve">24,284.1</w:t>
             </w:r>
           </w:p>
         </w:tc>
@@ -3058,89 +3058,89 @@
         </w:trPr>
         <w:tc>
           <w:tcPr>
-            <w:tcW w:w="7744" w:type="dxa"/>
-          </w:tcPr>
-          <w:p>
-            <w:pPr>
-              <w:pStyle w:val="Compact"/>
-              <w:jc w:val="left"/>
-              <w:rPr>
-                <w:sz w:val="16"/>
-                <w:szCs w:val="16"/>
-              </w:rPr>
-            </w:pPr>
-            <w:r>
-              <w:rPr>
-                <w:sz w:val="16"/>
-                <w:szCs w:val="16"/>
-              </w:rPr>
-              <w:t xml:space="preserve">epoch + previous period self</w:t>
-            </w:r>
-          </w:p>
-        </w:tc>
-        <w:tc>
-          <w:tcPr>
-            <w:tcW w:w="241" w:type="dxa"/>
-          </w:tcPr>
-          <w:p>
-            <w:pPr>
-              <w:pStyle w:val="Compact"/>
-              <w:jc w:val="left"/>
-              <w:rPr>
-                <w:sz w:val="16"/>
-                <w:szCs w:val="16"/>
-              </w:rPr>
-            </w:pPr>
-            <w:r>
-              <w:rPr>
-                <w:sz w:val="16"/>
-                <w:szCs w:val="16"/>
-              </w:rPr>
-              <w:t xml:space="preserve">33</w:t>
-            </w:r>
-          </w:p>
-        </w:tc>
-        <w:tc>
-          <w:tcPr>
-            <w:tcW w:w="564" w:type="dxa"/>
-          </w:tcPr>
-          <w:p>
-            <w:pPr>
-              <w:pStyle w:val="Compact"/>
-              <w:jc w:val="left"/>
-              <w:rPr>
-                <w:sz w:val="16"/>
-                <w:szCs w:val="16"/>
-              </w:rPr>
-            </w:pPr>
-            <w:r>
-              <w:rPr>
-                <w:sz w:val="16"/>
-                <w:szCs w:val="16"/>
-              </w:rPr>
-              <w:t xml:space="preserve">53,602</w:t>
-            </w:r>
-          </w:p>
-        </w:tc>
-        <w:tc>
-          <w:tcPr>
-            <w:tcW w:w="805" w:type="dxa"/>
-          </w:tcPr>
-          <w:p>
-            <w:pPr>
-              <w:pStyle w:val="Compact"/>
-              <w:jc w:val="left"/>
-              <w:rPr>
-                <w:sz w:val="16"/>
-                <w:szCs w:val="16"/>
-              </w:rPr>
-            </w:pPr>
-            <w:r>
-              <w:rPr>
-                <w:sz w:val="16"/>
-                <w:szCs w:val="16"/>
-              </w:rPr>
-              <w:t xml:space="preserve">9,478.1</w:t>
+            <w:tcW w:w="2338" w:type="dxa"/>
+          </w:tcPr>
+          <w:p>
+            <w:pPr>
+              <w:pStyle w:val="Compact"/>
+              <w:jc w:val="left"/>
+              <w:rPr>
+                <w:sz w:val="16"/>
+                <w:szCs w:val="16"/>
+              </w:rPr>
+            </w:pPr>
+            <w:r>
+              <w:rPr>
+                <w:sz w:val="16"/>
+                <w:szCs w:val="16"/>
+              </w:rPr>
+              <w:t xml:space="preserve">intercept + own state</w:t>
+            </w:r>
+          </w:p>
+        </w:tc>
+        <w:tc>
+          <w:tcPr>
+            <w:tcW w:w="2338" w:type="dxa"/>
+          </w:tcPr>
+          <w:p>
+            <w:pPr>
+              <w:pStyle w:val="Compact"/>
+              <w:jc w:val="left"/>
+              <w:rPr>
+                <w:sz w:val="16"/>
+                <w:szCs w:val="16"/>
+              </w:rPr>
+            </w:pPr>
+            <w:r>
+              <w:rPr>
+                <w:sz w:val="16"/>
+                <w:szCs w:val="16"/>
+              </w:rPr>
+              <w:t xml:space="preserve">2</w:t>
+            </w:r>
+          </w:p>
+        </w:tc>
+        <w:tc>
+          <w:tcPr>
+            <w:tcW w:w="2338" w:type="dxa"/>
+          </w:tcPr>
+          <w:p>
+            <w:pPr>
+              <w:pStyle w:val="Compact"/>
+              <w:jc w:val="left"/>
+              <w:rPr>
+                <w:sz w:val="16"/>
+                <w:szCs w:val="16"/>
+              </w:rPr>
+            </w:pPr>
+            <w:r>
+              <w:rPr>
+                <w:sz w:val="16"/>
+                <w:szCs w:val="16"/>
+              </w:rPr>
+              <w:t xml:space="preserve">57,386</w:t>
+            </w:r>
+          </w:p>
+        </w:tc>
+        <w:tc>
+          <w:tcPr>
+            <w:tcW w:w="2340" w:type="dxa"/>
+          </w:tcPr>
+          <w:p>
+            <w:pPr>
+              <w:pStyle w:val="Compact"/>
+              <w:jc w:val="left"/>
+              <w:rPr>
+                <w:sz w:val="16"/>
+                <w:szCs w:val="16"/>
+              </w:rPr>
+            </w:pPr>
+            <w:r>
+              <w:rPr>
+                <w:sz w:val="16"/>
+                <w:szCs w:val="16"/>
+              </w:rPr>
+              <w:t xml:space="preserve">4,087.3</w:t>
             </w:r>
           </w:p>
         </w:tc>
@@ -3151,89 +3151,89 @@
         </w:trPr>
         <w:tc>
           <w:tcPr>
-            <w:tcW w:w="7744" w:type="dxa"/>
-          </w:tcPr>
-          <w:p>
-            <w:pPr>
-              <w:pStyle w:val="Compact"/>
-              <w:jc w:val="left"/>
-              <w:rPr>
-                <w:sz w:val="16"/>
-                <w:szCs w:val="16"/>
-              </w:rPr>
-            </w:pPr>
-            <w:r>
-              <w:rPr>
-                <w:sz w:val="16"/>
-                <w:szCs w:val="16"/>
-              </w:rPr>
-              <w:t xml:space="preserve">epoch + previous year self</w:t>
-            </w:r>
-          </w:p>
-        </w:tc>
-        <w:tc>
-          <w:tcPr>
-            <w:tcW w:w="241" w:type="dxa"/>
-          </w:tcPr>
-          <w:p>
-            <w:pPr>
-              <w:pStyle w:val="Compact"/>
-              <w:jc w:val="left"/>
-              <w:rPr>
-                <w:sz w:val="16"/>
-                <w:szCs w:val="16"/>
-              </w:rPr>
-            </w:pPr>
-            <w:r>
-              <w:rPr>
-                <w:sz w:val="16"/>
-                <w:szCs w:val="16"/>
-              </w:rPr>
-              <w:t xml:space="preserve">33</w:t>
-            </w:r>
-          </w:p>
-        </w:tc>
-        <w:tc>
-          <w:tcPr>
-            <w:tcW w:w="564" w:type="dxa"/>
-          </w:tcPr>
-          <w:p>
-            <w:pPr>
-              <w:pStyle w:val="Compact"/>
-              <w:jc w:val="left"/>
-              <w:rPr>
-                <w:sz w:val="16"/>
-                <w:szCs w:val="16"/>
-              </w:rPr>
-            </w:pPr>
-            <w:r>
-              <w:rPr>
-                <w:sz w:val="16"/>
-                <w:szCs w:val="16"/>
-              </w:rPr>
-              <w:t xml:space="preserve">51,494</w:t>
-            </w:r>
-          </w:p>
-        </w:tc>
-        <w:tc>
-          <w:tcPr>
-            <w:tcW w:w="805" w:type="dxa"/>
-          </w:tcPr>
-          <w:p>
-            <w:pPr>
-              <w:pStyle w:val="Compact"/>
-              <w:jc w:val="left"/>
-              <w:rPr>
-                <w:sz w:val="16"/>
-                <w:szCs w:val="16"/>
-              </w:rPr>
-            </w:pPr>
-            <w:r>
-              <w:rPr>
-                <w:sz w:val="16"/>
-                <w:szCs w:val="16"/>
-              </w:rPr>
-              <w:t xml:space="preserve">7,370.1</w:t>
+            <w:tcW w:w="2338" w:type="dxa"/>
+          </w:tcPr>
+          <w:p>
+            <w:pPr>
+              <w:pStyle w:val="Compact"/>
+              <w:jc w:val="left"/>
+              <w:rPr>
+                <w:sz w:val="16"/>
+                <w:szCs w:val="16"/>
+              </w:rPr>
+            </w:pPr>
+            <w:r>
+              <w:rPr>
+                <w:sz w:val="16"/>
+                <w:szCs w:val="16"/>
+              </w:rPr>
+              <w:t xml:space="preserve">intercept + own state + share within 42 m</w:t>
+            </w:r>
+          </w:p>
+        </w:tc>
+        <w:tc>
+          <w:tcPr>
+            <w:tcW w:w="2338" w:type="dxa"/>
+          </w:tcPr>
+          <w:p>
+            <w:pPr>
+              <w:pStyle w:val="Compact"/>
+              <w:jc w:val="left"/>
+              <w:rPr>
+                <w:sz w:val="16"/>
+                <w:szCs w:val="16"/>
+              </w:rPr>
+            </w:pPr>
+            <w:r>
+              <w:rPr>
+                <w:sz w:val="16"/>
+                <w:szCs w:val="16"/>
+              </w:rPr>
+              <w:t xml:space="preserve">3</w:t>
+            </w:r>
+          </w:p>
+        </w:tc>
+        <w:tc>
+          <w:tcPr>
+            <w:tcW w:w="2338" w:type="dxa"/>
+          </w:tcPr>
+          <w:p>
+            <w:pPr>
+              <w:pStyle w:val="Compact"/>
+              <w:jc w:val="left"/>
+              <w:rPr>
+                <w:sz w:val="16"/>
+                <w:szCs w:val="16"/>
+              </w:rPr>
+            </w:pPr>
+            <w:r>
+              <w:rPr>
+                <w:sz w:val="16"/>
+                <w:szCs w:val="16"/>
+              </w:rPr>
+              <w:t xml:space="preserve">54,545</w:t>
+            </w:r>
+          </w:p>
+        </w:tc>
+        <w:tc>
+          <w:tcPr>
+            <w:tcW w:w="2340" w:type="dxa"/>
+          </w:tcPr>
+          <w:p>
+            <w:pPr>
+              <w:pStyle w:val="Compact"/>
+              <w:jc w:val="left"/>
+              <w:rPr>
+                <w:sz w:val="16"/>
+                <w:szCs w:val="16"/>
+              </w:rPr>
+            </w:pPr>
+            <w:r>
+              <w:rPr>
+                <w:sz w:val="16"/>
+                <w:szCs w:val="16"/>
+              </w:rPr>
+              <w:t xml:space="preserve">1,245.5</w:t>
             </w:r>
           </w:p>
         </w:tc>
@@ -3244,89 +3244,89 @@
         </w:trPr>
         <w:tc>
           <w:tcPr>
-            <w:tcW w:w="7744" w:type="dxa"/>
-          </w:tcPr>
-          <w:p>
-            <w:pPr>
-              <w:pStyle w:val="Compact"/>
-              <w:jc w:val="left"/>
-              <w:rPr>
-                <w:sz w:val="16"/>
-                <w:szCs w:val="16"/>
-              </w:rPr>
-            </w:pPr>
-            <w:r>
-              <w:rPr>
-                <w:sz w:val="16"/>
-                <w:szCs w:val="16"/>
-              </w:rPr>
-              <w:t xml:space="preserve">epoch + previous period self + previous year self</w:t>
-            </w:r>
-          </w:p>
-        </w:tc>
-        <w:tc>
-          <w:tcPr>
-            <w:tcW w:w="241" w:type="dxa"/>
-          </w:tcPr>
-          <w:p>
-            <w:pPr>
-              <w:pStyle w:val="Compact"/>
-              <w:jc w:val="left"/>
-              <w:rPr>
-                <w:sz w:val="16"/>
-                <w:szCs w:val="16"/>
-              </w:rPr>
-            </w:pPr>
-            <w:r>
-              <w:rPr>
-                <w:sz w:val="16"/>
-                <w:szCs w:val="16"/>
-              </w:rPr>
-              <w:t xml:space="preserve">34</w:t>
-            </w:r>
-          </w:p>
-        </w:tc>
-        <w:tc>
-          <w:tcPr>
-            <w:tcW w:w="564" w:type="dxa"/>
-          </w:tcPr>
-          <w:p>
-            <w:pPr>
-              <w:pStyle w:val="Compact"/>
-              <w:jc w:val="left"/>
-              <w:rPr>
-                <w:sz w:val="16"/>
-                <w:szCs w:val="16"/>
-              </w:rPr>
-            </w:pPr>
-            <w:r>
-              <w:rPr>
-                <w:sz w:val="16"/>
-                <w:szCs w:val="16"/>
-              </w:rPr>
-              <w:t xml:space="preserve">46,575</w:t>
-            </w:r>
-          </w:p>
-        </w:tc>
-        <w:tc>
-          <w:tcPr>
-            <w:tcW w:w="805" w:type="dxa"/>
-          </w:tcPr>
-          <w:p>
-            <w:pPr>
-              <w:pStyle w:val="Compact"/>
-              <w:jc w:val="left"/>
-              <w:rPr>
-                <w:sz w:val="16"/>
-                <w:szCs w:val="16"/>
-              </w:rPr>
-            </w:pPr>
-            <w:r>
-              <w:rPr>
-                <w:sz w:val="16"/>
-                <w:szCs w:val="16"/>
-              </w:rPr>
-              <w:t xml:space="preserve">2,450.8</w:t>
+            <w:tcW w:w="2338" w:type="dxa"/>
+          </w:tcPr>
+          <w:p>
+            <w:pPr>
+              <w:pStyle w:val="Compact"/>
+              <w:jc w:val="left"/>
+              <w:rPr>
+                <w:sz w:val="16"/>
+                <w:szCs w:val="16"/>
+              </w:rPr>
+            </w:pPr>
+            <w:r>
+              <w:rPr>
+                <w:sz w:val="16"/>
+                <w:szCs w:val="16"/>
+              </w:rPr>
+              <w:t xml:space="preserve">intercept + own state + share within 90 m</w:t>
+            </w:r>
+          </w:p>
+        </w:tc>
+        <w:tc>
+          <w:tcPr>
+            <w:tcW w:w="2338" w:type="dxa"/>
+          </w:tcPr>
+          <w:p>
+            <w:pPr>
+              <w:pStyle w:val="Compact"/>
+              <w:jc w:val="left"/>
+              <w:rPr>
+                <w:sz w:val="16"/>
+                <w:szCs w:val="16"/>
+              </w:rPr>
+            </w:pPr>
+            <w:r>
+              <w:rPr>
+                <w:sz w:val="16"/>
+                <w:szCs w:val="16"/>
+              </w:rPr>
+              <w:t xml:space="preserve">3</w:t>
+            </w:r>
+          </w:p>
+        </w:tc>
+        <w:tc>
+          <w:tcPr>
+            <w:tcW w:w="2338" w:type="dxa"/>
+          </w:tcPr>
+          <w:p>
+            <w:pPr>
+              <w:pStyle w:val="Compact"/>
+              <w:jc w:val="left"/>
+              <w:rPr>
+                <w:sz w:val="16"/>
+                <w:szCs w:val="16"/>
+              </w:rPr>
+            </w:pPr>
+            <w:r>
+              <w:rPr>
+                <w:sz w:val="16"/>
+                <w:szCs w:val="16"/>
+              </w:rPr>
+              <w:t xml:space="preserve">53,434</w:t>
+            </w:r>
+          </w:p>
+        </w:tc>
+        <w:tc>
+          <w:tcPr>
+            <w:tcW w:w="2340" w:type="dxa"/>
+          </w:tcPr>
+          <w:p>
+            <w:pPr>
+              <w:pStyle w:val="Compact"/>
+              <w:jc w:val="left"/>
+              <w:rPr>
+                <w:sz w:val="16"/>
+                <w:szCs w:val="16"/>
+              </w:rPr>
+            </w:pPr>
+            <w:r>
+              <w:rPr>
+                <w:sz w:val="16"/>
+                <w:szCs w:val="16"/>
+              </w:rPr>
+              <w:t xml:space="preserve">134.9</w:t>
             </w:r>
           </w:p>
         </w:tc>
@@ -3337,89 +3337,89 @@
         </w:trPr>
         <w:tc>
           <w:tcPr>
-            <w:tcW w:w="7744" w:type="dxa"/>
-          </w:tcPr>
-          <w:p>
-            <w:pPr>
-              <w:pStyle w:val="Compact"/>
-              <w:jc w:val="left"/>
-              <w:rPr>
-                <w:sz w:val="16"/>
-                <w:szCs w:val="16"/>
-              </w:rPr>
-            </w:pPr>
-            <w:r>
-              <w:rPr>
-                <w:sz w:val="16"/>
-                <w:szCs w:val="16"/>
-              </w:rPr>
-              <w:t xml:space="preserve">epoch + previous period self + previous year self + previous period nbr42</w:t>
-            </w:r>
-          </w:p>
-        </w:tc>
-        <w:tc>
-          <w:tcPr>
-            <w:tcW w:w="241" w:type="dxa"/>
-          </w:tcPr>
-          <w:p>
-            <w:pPr>
-              <w:pStyle w:val="Compact"/>
-              <w:jc w:val="left"/>
-              <w:rPr>
-                <w:sz w:val="16"/>
-                <w:szCs w:val="16"/>
-              </w:rPr>
-            </w:pPr>
-            <w:r>
-              <w:rPr>
-                <w:sz w:val="16"/>
-                <w:szCs w:val="16"/>
-              </w:rPr>
-              <w:t xml:space="preserve">35</w:t>
-            </w:r>
-          </w:p>
-        </w:tc>
-        <w:tc>
-          <w:tcPr>
-            <w:tcW w:w="564" w:type="dxa"/>
-          </w:tcPr>
-          <w:p>
-            <w:pPr>
-              <w:pStyle w:val="Compact"/>
-              <w:jc w:val="left"/>
-              <w:rPr>
-                <w:sz w:val="16"/>
-                <w:szCs w:val="16"/>
-              </w:rPr>
-            </w:pPr>
-            <w:r>
-              <w:rPr>
-                <w:sz w:val="16"/>
-                <w:szCs w:val="16"/>
-              </w:rPr>
-              <w:t xml:space="preserve">44,848</w:t>
-            </w:r>
-          </w:p>
-        </w:tc>
-        <w:tc>
-          <w:tcPr>
-            <w:tcW w:w="805" w:type="dxa"/>
-          </w:tcPr>
-          <w:p>
-            <w:pPr>
-              <w:pStyle w:val="Compact"/>
-              <w:jc w:val="left"/>
-              <w:rPr>
-                <w:sz w:val="16"/>
-                <w:szCs w:val="16"/>
-              </w:rPr>
-            </w:pPr>
-            <w:r>
-              <w:rPr>
-                <w:sz w:val="16"/>
-                <w:szCs w:val="16"/>
-              </w:rPr>
-              <w:t xml:space="preserve">723.8</w:t>
+            <w:tcW w:w="2338" w:type="dxa"/>
+          </w:tcPr>
+          <w:p>
+            <w:pPr>
+              <w:pStyle w:val="Compact"/>
+              <w:jc w:val="left"/>
+              <w:rPr>
+                <w:sz w:val="16"/>
+                <w:szCs w:val="16"/>
+              </w:rPr>
+            </w:pPr>
+            <w:r>
+              <w:rPr>
+                <w:sz w:val="16"/>
+                <w:szCs w:val="16"/>
+              </w:rPr>
+              <w:t xml:space="preserve">intercept + own state + share within 150 m</w:t>
+            </w:r>
+          </w:p>
+        </w:tc>
+        <w:tc>
+          <w:tcPr>
+            <w:tcW w:w="2338" w:type="dxa"/>
+          </w:tcPr>
+          <w:p>
+            <w:pPr>
+              <w:pStyle w:val="Compact"/>
+              <w:jc w:val="left"/>
+              <w:rPr>
+                <w:sz w:val="16"/>
+                <w:szCs w:val="16"/>
+              </w:rPr>
+            </w:pPr>
+            <w:r>
+              <w:rPr>
+                <w:sz w:val="16"/>
+                <w:szCs w:val="16"/>
+              </w:rPr>
+              <w:t xml:space="preserve">3</w:t>
+            </w:r>
+          </w:p>
+        </w:tc>
+        <w:tc>
+          <w:tcPr>
+            <w:tcW w:w="2338" w:type="dxa"/>
+          </w:tcPr>
+          <w:p>
+            <w:pPr>
+              <w:pStyle w:val="Compact"/>
+              <w:jc w:val="left"/>
+              <w:rPr>
+                <w:sz w:val="16"/>
+                <w:szCs w:val="16"/>
+              </w:rPr>
+            </w:pPr>
+            <w:r>
+              <w:rPr>
+                <w:sz w:val="16"/>
+                <w:szCs w:val="16"/>
+              </w:rPr>
+              <w:t xml:space="preserve">53,299</w:t>
+            </w:r>
+          </w:p>
+        </w:tc>
+        <w:tc>
+          <w:tcPr>
+            <w:tcW w:w="2340" w:type="dxa"/>
+          </w:tcPr>
+          <w:p>
+            <w:pPr>
+              <w:pStyle w:val="Compact"/>
+              <w:jc w:val="left"/>
+              <w:rPr>
+                <w:sz w:val="16"/>
+                <w:szCs w:val="16"/>
+              </w:rPr>
+            </w:pPr>
+            <w:r>
+              <w:rPr>
+                <w:sz w:val="16"/>
+                <w:szCs w:val="16"/>
+              </w:rPr>
+              <w:t xml:space="preserve">0.0</w:t>
             </w:r>
           </w:p>
         </w:tc>
@@ -3430,89 +3430,89 @@
         </w:trPr>
         <w:tc>
           <w:tcPr>
-            <w:tcW w:w="7744" w:type="dxa"/>
-          </w:tcPr>
-          <w:p>
-            <w:pPr>
-              <w:pStyle w:val="Compact"/>
-              <w:jc w:val="left"/>
-              <w:rPr>
-                <w:sz w:val="16"/>
-                <w:szCs w:val="16"/>
-              </w:rPr>
-            </w:pPr>
-            <w:r>
-              <w:rPr>
-                <w:sz w:val="16"/>
-                <w:szCs w:val="16"/>
-              </w:rPr>
-              <w:t xml:space="preserve">epoch + previous period self + previous year self + previous period nbr90</w:t>
-            </w:r>
-          </w:p>
-        </w:tc>
-        <w:tc>
-          <w:tcPr>
-            <w:tcW w:w="241" w:type="dxa"/>
-          </w:tcPr>
-          <w:p>
-            <w:pPr>
-              <w:pStyle w:val="Compact"/>
-              <w:jc w:val="left"/>
-              <w:rPr>
-                <w:sz w:val="16"/>
-                <w:szCs w:val="16"/>
-              </w:rPr>
-            </w:pPr>
-            <w:r>
-              <w:rPr>
-                <w:sz w:val="16"/>
-                <w:szCs w:val="16"/>
-              </w:rPr>
-              <w:t xml:space="preserve">35</w:t>
-            </w:r>
-          </w:p>
-        </w:tc>
-        <w:tc>
-          <w:tcPr>
-            <w:tcW w:w="564" w:type="dxa"/>
-          </w:tcPr>
-          <w:p>
-            <w:pPr>
-              <w:pStyle w:val="Compact"/>
-              <w:jc w:val="left"/>
-              <w:rPr>
-                <w:sz w:val="16"/>
-                <w:szCs w:val="16"/>
-              </w:rPr>
-            </w:pPr>
-            <w:r>
-              <w:rPr>
-                <w:sz w:val="16"/>
-                <w:szCs w:val="16"/>
-              </w:rPr>
-              <w:t xml:space="preserve">44,556</w:t>
-            </w:r>
-          </w:p>
-        </w:tc>
-        <w:tc>
-          <w:tcPr>
-            <w:tcW w:w="805" w:type="dxa"/>
-          </w:tcPr>
-          <w:p>
-            <w:pPr>
-              <w:pStyle w:val="Compact"/>
-              <w:jc w:val="left"/>
-              <w:rPr>
-                <w:sz w:val="16"/>
-                <w:szCs w:val="16"/>
-              </w:rPr>
-            </w:pPr>
-            <w:r>
-              <w:rPr>
-                <w:sz w:val="16"/>
-                <w:szCs w:val="16"/>
-              </w:rPr>
-              <w:t xml:space="preserve">431.8</w:t>
+            <w:tcW w:w="2338" w:type="dxa"/>
+          </w:tcPr>
+          <w:p>
+            <w:pPr>
+              <w:pStyle w:val="Compact"/>
+              <w:jc w:val="left"/>
+              <w:rPr>
+                <w:sz w:val="16"/>
+                <w:szCs w:val="16"/>
+              </w:rPr>
+            </w:pPr>
+            <w:r>
+              <w:rPr>
+                <w:sz w:val="16"/>
+                <w:szCs w:val="16"/>
+              </w:rPr>
+              <w:t xml:space="preserve">intercept + own state + share within 210 m</w:t>
+            </w:r>
+          </w:p>
+        </w:tc>
+        <w:tc>
+          <w:tcPr>
+            <w:tcW w:w="2338" w:type="dxa"/>
+          </w:tcPr>
+          <w:p>
+            <w:pPr>
+              <w:pStyle w:val="Compact"/>
+              <w:jc w:val="left"/>
+              <w:rPr>
+                <w:sz w:val="16"/>
+                <w:szCs w:val="16"/>
+              </w:rPr>
+            </w:pPr>
+            <w:r>
+              <w:rPr>
+                <w:sz w:val="16"/>
+                <w:szCs w:val="16"/>
+              </w:rPr>
+              <w:t xml:space="preserve">3</w:t>
+            </w:r>
+          </w:p>
+        </w:tc>
+        <w:tc>
+          <w:tcPr>
+            <w:tcW w:w="2338" w:type="dxa"/>
+          </w:tcPr>
+          <w:p>
+            <w:pPr>
+              <w:pStyle w:val="Compact"/>
+              <w:jc w:val="left"/>
+              <w:rPr>
+                <w:sz w:val="16"/>
+                <w:szCs w:val="16"/>
+              </w:rPr>
+            </w:pPr>
+            <w:r>
+              <w:rPr>
+                <w:sz w:val="16"/>
+                <w:szCs w:val="16"/>
+              </w:rPr>
+              <w:t xml:space="preserve">53,392</w:t>
+            </w:r>
+          </w:p>
+        </w:tc>
+        <w:tc>
+          <w:tcPr>
+            <w:tcW w:w="2340" w:type="dxa"/>
+          </w:tcPr>
+          <w:p>
+            <w:pPr>
+              <w:pStyle w:val="Compact"/>
+              <w:jc w:val="left"/>
+              <w:rPr>
+                <w:sz w:val="16"/>
+                <w:szCs w:val="16"/>
+              </w:rPr>
+            </w:pPr>
+            <w:r>
+              <w:rPr>
+                <w:sz w:val="16"/>
+                <w:szCs w:val="16"/>
+              </w:rPr>
+              <w:t xml:space="preserve">93.3</w:t>
             </w:r>
           </w:p>
         </w:tc>
@@ -3523,89 +3523,89 @@
         </w:trPr>
         <w:tc>
           <w:tcPr>
-            <w:tcW w:w="7744" w:type="dxa"/>
-          </w:tcPr>
-          <w:p>
-            <w:pPr>
-              <w:pStyle w:val="Compact"/>
-              <w:jc w:val="left"/>
-              <w:rPr>
-                <w:sz w:val="16"/>
-                <w:szCs w:val="16"/>
-              </w:rPr>
-            </w:pPr>
-            <w:r>
-              <w:rPr>
-                <w:sz w:val="16"/>
-                <w:szCs w:val="16"/>
-              </w:rPr>
-              <w:t xml:space="preserve">epoch + previous period self + previous year self + previous period nbr150</w:t>
-            </w:r>
-          </w:p>
-        </w:tc>
-        <w:tc>
-          <w:tcPr>
-            <w:tcW w:w="241" w:type="dxa"/>
-          </w:tcPr>
-          <w:p>
-            <w:pPr>
-              <w:pStyle w:val="Compact"/>
-              <w:jc w:val="left"/>
-              <w:rPr>
-                <w:sz w:val="16"/>
-                <w:szCs w:val="16"/>
-              </w:rPr>
-            </w:pPr>
-            <w:r>
-              <w:rPr>
-                <w:sz w:val="16"/>
-                <w:szCs w:val="16"/>
-              </w:rPr>
-              <w:t xml:space="preserve">35</w:t>
-            </w:r>
-          </w:p>
-        </w:tc>
-        <w:tc>
-          <w:tcPr>
-            <w:tcW w:w="564" w:type="dxa"/>
-          </w:tcPr>
-          <w:p>
-            <w:pPr>
-              <w:pStyle w:val="Compact"/>
-              <w:jc w:val="left"/>
-              <w:rPr>
-                <w:sz w:val="16"/>
-                <w:szCs w:val="16"/>
-              </w:rPr>
-            </w:pPr>
-            <w:r>
-              <w:rPr>
-                <w:sz w:val="16"/>
-                <w:szCs w:val="16"/>
-              </w:rPr>
-              <w:t xml:space="preserve">44,751</w:t>
-            </w:r>
-          </w:p>
-        </w:tc>
-        <w:tc>
-          <w:tcPr>
-            <w:tcW w:w="805" w:type="dxa"/>
-          </w:tcPr>
-          <w:p>
-            <w:pPr>
-              <w:pStyle w:val="Compact"/>
-              <w:jc w:val="left"/>
-              <w:rPr>
-                <w:sz w:val="16"/>
-                <w:szCs w:val="16"/>
-              </w:rPr>
-            </w:pPr>
-            <w:r>
-              <w:rPr>
-                <w:sz w:val="16"/>
-                <w:szCs w:val="16"/>
-              </w:rPr>
-              <w:t xml:space="preserve">626.5</w:t>
+            <w:tcW w:w="2338" w:type="dxa"/>
+          </w:tcPr>
+          <w:p>
+            <w:pPr>
+              <w:pStyle w:val="Compact"/>
+              <w:jc w:val="left"/>
+              <w:rPr>
+                <w:sz w:val="16"/>
+                <w:szCs w:val="16"/>
+              </w:rPr>
+            </w:pPr>
+            <w:r>
+              <w:rPr>
+                <w:sz w:val="16"/>
+                <w:szCs w:val="16"/>
+              </w:rPr>
+              <w:t xml:space="preserve">intercept + own state + share within 510 m</w:t>
+            </w:r>
+          </w:p>
+        </w:tc>
+        <w:tc>
+          <w:tcPr>
+            <w:tcW w:w="2338" w:type="dxa"/>
+          </w:tcPr>
+          <w:p>
+            <w:pPr>
+              <w:pStyle w:val="Compact"/>
+              <w:jc w:val="left"/>
+              <w:rPr>
+                <w:sz w:val="16"/>
+                <w:szCs w:val="16"/>
+              </w:rPr>
+            </w:pPr>
+            <w:r>
+              <w:rPr>
+                <w:sz w:val="16"/>
+                <w:szCs w:val="16"/>
+              </w:rPr>
+              <w:t xml:space="preserve">3</w:t>
+            </w:r>
+          </w:p>
+        </w:tc>
+        <w:tc>
+          <w:tcPr>
+            <w:tcW w:w="2338" w:type="dxa"/>
+          </w:tcPr>
+          <w:p>
+            <w:pPr>
+              <w:pStyle w:val="Compact"/>
+              <w:jc w:val="left"/>
+              <w:rPr>
+                <w:sz w:val="16"/>
+                <w:szCs w:val="16"/>
+              </w:rPr>
+            </w:pPr>
+            <w:r>
+              <w:rPr>
+                <w:sz w:val="16"/>
+                <w:szCs w:val="16"/>
+              </w:rPr>
+              <w:t xml:space="preserve">54,220</w:t>
+            </w:r>
+          </w:p>
+        </w:tc>
+        <w:tc>
+          <w:tcPr>
+            <w:tcW w:w="2340" w:type="dxa"/>
+          </w:tcPr>
+          <w:p>
+            <w:pPr>
+              <w:pStyle w:val="Compact"/>
+              <w:jc w:val="left"/>
+              <w:rPr>
+                <w:sz w:val="16"/>
+                <w:szCs w:val="16"/>
+              </w:rPr>
+            </w:pPr>
+            <w:r>
+              <w:rPr>
+                <w:sz w:val="16"/>
+                <w:szCs w:val="16"/>
+              </w:rPr>
+              <w:t xml:space="preserve">920.9</w:t>
             </w:r>
           </w:p>
         </w:tc>
@@ -3616,926 +3616,89 @@
         </w:trPr>
         <w:tc>
           <w:tcPr>
-            <w:tcW w:w="7744" w:type="dxa"/>
-          </w:tcPr>
-          <w:p>
-            <w:pPr>
-              <w:pStyle w:val="Compact"/>
-              <w:jc w:val="left"/>
-              <w:rPr>
-                <w:sz w:val="16"/>
-                <w:szCs w:val="16"/>
-              </w:rPr>
-            </w:pPr>
-            <w:r>
-              <w:rPr>
-                <w:sz w:val="16"/>
-                <w:szCs w:val="16"/>
-              </w:rPr>
-              <w:t xml:space="preserve">epoch + previous period self + previous year self + previous period nbr210</w:t>
-            </w:r>
-          </w:p>
-        </w:tc>
-        <w:tc>
-          <w:tcPr>
-            <w:tcW w:w="241" w:type="dxa"/>
-          </w:tcPr>
-          <w:p>
-            <w:pPr>
-              <w:pStyle w:val="Compact"/>
-              <w:jc w:val="left"/>
-              <w:rPr>
-                <w:sz w:val="16"/>
-                <w:szCs w:val="16"/>
-              </w:rPr>
-            </w:pPr>
-            <w:r>
-              <w:rPr>
-                <w:sz w:val="16"/>
-                <w:szCs w:val="16"/>
-              </w:rPr>
-              <w:t xml:space="preserve">35</w:t>
-            </w:r>
-          </w:p>
-        </w:tc>
-        <w:tc>
-          <w:tcPr>
-            <w:tcW w:w="564" w:type="dxa"/>
-          </w:tcPr>
-          <w:p>
-            <w:pPr>
-              <w:pStyle w:val="Compact"/>
-              <w:jc w:val="left"/>
-              <w:rPr>
-                <w:sz w:val="16"/>
-                <w:szCs w:val="16"/>
-              </w:rPr>
-            </w:pPr>
-            <w:r>
-              <w:rPr>
-                <w:sz w:val="16"/>
-                <w:szCs w:val="16"/>
-              </w:rPr>
-              <w:t xml:space="preserve">44,975</w:t>
-            </w:r>
-          </w:p>
-        </w:tc>
-        <w:tc>
-          <w:tcPr>
-            <w:tcW w:w="805" w:type="dxa"/>
-          </w:tcPr>
-          <w:p>
-            <w:pPr>
-              <w:pStyle w:val="Compact"/>
-              <w:jc w:val="left"/>
-              <w:rPr>
-                <w:sz w:val="16"/>
-                <w:szCs w:val="16"/>
-              </w:rPr>
-            </w:pPr>
-            <w:r>
-              <w:rPr>
-                <w:sz w:val="16"/>
-                <w:szCs w:val="16"/>
-              </w:rPr>
-              <w:t xml:space="preserve">851.1</w:t>
-            </w:r>
-          </w:p>
-        </w:tc>
-      </w:tr>
-      <w:tr>
-        <w:trPr>
-          <w:trHeight w:val="340" w:hRule="exact"/>
-        </w:trPr>
-        <w:tc>
-          <w:tcPr>
-            <w:tcW w:w="7744" w:type="dxa"/>
-          </w:tcPr>
-          <w:p>
-            <w:pPr>
-              <w:pStyle w:val="Compact"/>
-              <w:jc w:val="left"/>
-              <w:rPr>
-                <w:sz w:val="16"/>
-                <w:szCs w:val="16"/>
-              </w:rPr>
-            </w:pPr>
-            <w:r>
-              <w:rPr>
-                <w:sz w:val="16"/>
-                <w:szCs w:val="16"/>
-              </w:rPr>
-              <w:t xml:space="preserve">epoch + previous period self + previous year self + previous period nbr510</w:t>
-            </w:r>
-          </w:p>
-        </w:tc>
-        <w:tc>
-          <w:tcPr>
-            <w:tcW w:w="241" w:type="dxa"/>
-          </w:tcPr>
-          <w:p>
-            <w:pPr>
-              <w:pStyle w:val="Compact"/>
-              <w:jc w:val="left"/>
-              <w:rPr>
-                <w:sz w:val="16"/>
-                <w:szCs w:val="16"/>
-              </w:rPr>
-            </w:pPr>
-            <w:r>
-              <w:rPr>
-                <w:sz w:val="16"/>
-                <w:szCs w:val="16"/>
-              </w:rPr>
-              <w:t xml:space="preserve">35</w:t>
-            </w:r>
-          </w:p>
-        </w:tc>
-        <w:tc>
-          <w:tcPr>
-            <w:tcW w:w="564" w:type="dxa"/>
-          </w:tcPr>
-          <w:p>
-            <w:pPr>
-              <w:pStyle w:val="Compact"/>
-              <w:jc w:val="left"/>
-              <w:rPr>
-                <w:sz w:val="16"/>
-                <w:szCs w:val="16"/>
-              </w:rPr>
-            </w:pPr>
-            <w:r>
-              <w:rPr>
-                <w:sz w:val="16"/>
-                <w:szCs w:val="16"/>
-              </w:rPr>
-              <w:t xml:space="preserve">45,726</w:t>
-            </w:r>
-          </w:p>
-        </w:tc>
-        <w:tc>
-          <w:tcPr>
-            <w:tcW w:w="805" w:type="dxa"/>
-          </w:tcPr>
-          <w:p>
-            <w:pPr>
-              <w:pStyle w:val="Compact"/>
-              <w:jc w:val="left"/>
-              <w:rPr>
-                <w:sz w:val="16"/>
-                <w:szCs w:val="16"/>
-              </w:rPr>
-            </w:pPr>
-            <w:r>
-              <w:rPr>
-                <w:sz w:val="16"/>
-                <w:szCs w:val="16"/>
-              </w:rPr>
-              <w:t xml:space="preserve">1,601.9</w:t>
-            </w:r>
-          </w:p>
-        </w:tc>
-      </w:tr>
-      <w:tr>
-        <w:trPr>
-          <w:trHeight w:val="340" w:hRule="exact"/>
-        </w:trPr>
-        <w:tc>
-          <w:tcPr>
-            <w:tcW w:w="7744" w:type="dxa"/>
-          </w:tcPr>
-          <w:p>
-            <w:pPr>
-              <w:pStyle w:val="Compact"/>
-              <w:jc w:val="left"/>
-              <w:rPr>
-                <w:sz w:val="16"/>
-                <w:szCs w:val="16"/>
-              </w:rPr>
-            </w:pPr>
-            <w:r>
-              <w:rPr>
-                <w:sz w:val="16"/>
-                <w:szCs w:val="16"/>
-              </w:rPr>
-              <w:t xml:space="preserve">epoch + previous period self + previous year self + previous period nbr1050</w:t>
-            </w:r>
-          </w:p>
-        </w:tc>
-        <w:tc>
-          <w:tcPr>
-            <w:tcW w:w="241" w:type="dxa"/>
-          </w:tcPr>
-          <w:p>
-            <w:pPr>
-              <w:pStyle w:val="Compact"/>
-              <w:jc w:val="left"/>
-              <w:rPr>
-                <w:sz w:val="16"/>
-                <w:szCs w:val="16"/>
-              </w:rPr>
-            </w:pPr>
-            <w:r>
-              <w:rPr>
-                <w:sz w:val="16"/>
-                <w:szCs w:val="16"/>
-              </w:rPr>
-              <w:t xml:space="preserve">35</w:t>
-            </w:r>
-          </w:p>
-        </w:tc>
-        <w:tc>
-          <w:tcPr>
-            <w:tcW w:w="564" w:type="dxa"/>
-          </w:tcPr>
-          <w:p>
-            <w:pPr>
-              <w:pStyle w:val="Compact"/>
-              <w:jc w:val="left"/>
-              <w:rPr>
-                <w:sz w:val="16"/>
-                <w:szCs w:val="16"/>
-              </w:rPr>
-            </w:pPr>
-            <w:r>
-              <w:rPr>
-                <w:sz w:val="16"/>
-                <w:szCs w:val="16"/>
-              </w:rPr>
-              <w:t xml:space="preserve">46,152</w:t>
-            </w:r>
-          </w:p>
-        </w:tc>
-        <w:tc>
-          <w:tcPr>
-            <w:tcW w:w="805" w:type="dxa"/>
-          </w:tcPr>
-          <w:p>
-            <w:pPr>
-              <w:pStyle w:val="Compact"/>
-              <w:jc w:val="left"/>
-              <w:rPr>
-                <w:sz w:val="16"/>
-                <w:szCs w:val="16"/>
-              </w:rPr>
-            </w:pPr>
-            <w:r>
-              <w:rPr>
-                <w:sz w:val="16"/>
-                <w:szCs w:val="16"/>
-              </w:rPr>
-              <w:t xml:space="preserve">2,027.5</w:t>
-            </w:r>
-          </w:p>
-        </w:tc>
-      </w:tr>
-      <w:tr>
-        <w:trPr>
-          <w:trHeight w:val="340" w:hRule="exact"/>
-        </w:trPr>
-        <w:tc>
-          <w:tcPr>
-            <w:tcW w:w="7744" w:type="dxa"/>
-          </w:tcPr>
-          <w:p>
-            <w:pPr>
-              <w:pStyle w:val="Compact"/>
-              <w:jc w:val="left"/>
-              <w:rPr>
-                <w:sz w:val="16"/>
-                <w:szCs w:val="16"/>
-              </w:rPr>
-            </w:pPr>
-            <w:r>
-              <w:rPr>
-                <w:sz w:val="16"/>
-                <w:szCs w:val="16"/>
-              </w:rPr>
-              <w:t xml:space="preserve">epoch + previous period self + previous year self + previous year nbr42</w:t>
-            </w:r>
-          </w:p>
-        </w:tc>
-        <w:tc>
-          <w:tcPr>
-            <w:tcW w:w="241" w:type="dxa"/>
-          </w:tcPr>
-          <w:p>
-            <w:pPr>
-              <w:pStyle w:val="Compact"/>
-              <w:jc w:val="left"/>
-              <w:rPr>
-                <w:sz w:val="16"/>
-                <w:szCs w:val="16"/>
-              </w:rPr>
-            </w:pPr>
-            <w:r>
-              <w:rPr>
-                <w:sz w:val="16"/>
-                <w:szCs w:val="16"/>
-              </w:rPr>
-              <w:t xml:space="preserve">35</w:t>
-            </w:r>
-          </w:p>
-        </w:tc>
-        <w:tc>
-          <w:tcPr>
-            <w:tcW w:w="564" w:type="dxa"/>
-          </w:tcPr>
-          <w:p>
-            <w:pPr>
-              <w:pStyle w:val="Compact"/>
-              <w:jc w:val="left"/>
-              <w:rPr>
-                <w:sz w:val="16"/>
-                <w:szCs w:val="16"/>
-              </w:rPr>
-            </w:pPr>
-            <w:r>
-              <w:rPr>
-                <w:sz w:val="16"/>
-                <w:szCs w:val="16"/>
-              </w:rPr>
-              <w:t xml:space="preserve">45,942</w:t>
-            </w:r>
-          </w:p>
-        </w:tc>
-        <w:tc>
-          <w:tcPr>
-            <w:tcW w:w="805" w:type="dxa"/>
-          </w:tcPr>
-          <w:p>
-            <w:pPr>
-              <w:pStyle w:val="Compact"/>
-              <w:jc w:val="left"/>
-              <w:rPr>
-                <w:sz w:val="16"/>
-                <w:szCs w:val="16"/>
-              </w:rPr>
-            </w:pPr>
-            <w:r>
-              <w:rPr>
-                <w:sz w:val="16"/>
-                <w:szCs w:val="16"/>
-              </w:rPr>
-              <w:t xml:space="preserve">1,817.7</w:t>
-            </w:r>
-          </w:p>
-        </w:tc>
-      </w:tr>
-      <w:tr>
-        <w:trPr>
-          <w:trHeight w:val="340" w:hRule="exact"/>
-        </w:trPr>
-        <w:tc>
-          <w:tcPr>
-            <w:tcW w:w="7744" w:type="dxa"/>
-          </w:tcPr>
-          <w:p>
-            <w:pPr>
-              <w:pStyle w:val="Compact"/>
-              <w:jc w:val="left"/>
-              <w:rPr>
-                <w:sz w:val="16"/>
-                <w:szCs w:val="16"/>
-              </w:rPr>
-            </w:pPr>
-            <w:r>
-              <w:rPr>
-                <w:sz w:val="16"/>
-                <w:szCs w:val="16"/>
-              </w:rPr>
-              <w:t xml:space="preserve">epoch + previous period self + previous year self + previous year nbr90</w:t>
-            </w:r>
-          </w:p>
-        </w:tc>
-        <w:tc>
-          <w:tcPr>
-            <w:tcW w:w="241" w:type="dxa"/>
-          </w:tcPr>
-          <w:p>
-            <w:pPr>
-              <w:pStyle w:val="Compact"/>
-              <w:jc w:val="left"/>
-              <w:rPr>
-                <w:sz w:val="16"/>
-                <w:szCs w:val="16"/>
-              </w:rPr>
-            </w:pPr>
-            <w:r>
-              <w:rPr>
-                <w:sz w:val="16"/>
-                <w:szCs w:val="16"/>
-              </w:rPr>
-              <w:t xml:space="preserve">35</w:t>
-            </w:r>
-          </w:p>
-        </w:tc>
-        <w:tc>
-          <w:tcPr>
-            <w:tcW w:w="564" w:type="dxa"/>
-          </w:tcPr>
-          <w:p>
-            <w:pPr>
-              <w:pStyle w:val="Compact"/>
-              <w:jc w:val="left"/>
-              <w:rPr>
-                <w:sz w:val="16"/>
-                <w:szCs w:val="16"/>
-              </w:rPr>
-            </w:pPr>
-            <w:r>
-              <w:rPr>
-                <w:sz w:val="16"/>
-                <w:szCs w:val="16"/>
-              </w:rPr>
-              <w:t xml:space="preserve">45,615</w:t>
-            </w:r>
-          </w:p>
-        </w:tc>
-        <w:tc>
-          <w:tcPr>
-            <w:tcW w:w="805" w:type="dxa"/>
-          </w:tcPr>
-          <w:p>
-            <w:pPr>
-              <w:pStyle w:val="Compact"/>
-              <w:jc w:val="left"/>
-              <w:rPr>
-                <w:sz w:val="16"/>
-                <w:szCs w:val="16"/>
-              </w:rPr>
-            </w:pPr>
-            <w:r>
-              <w:rPr>
-                <w:sz w:val="16"/>
-                <w:szCs w:val="16"/>
-              </w:rPr>
-              <w:t xml:space="preserve">1,491.2</w:t>
-            </w:r>
-          </w:p>
-        </w:tc>
-      </w:tr>
-      <w:tr>
-        <w:trPr>
-          <w:trHeight w:val="340" w:hRule="exact"/>
-        </w:trPr>
-        <w:tc>
-          <w:tcPr>
-            <w:tcW w:w="7744" w:type="dxa"/>
-          </w:tcPr>
-          <w:p>
-            <w:pPr>
-              <w:pStyle w:val="Compact"/>
-              <w:jc w:val="left"/>
-              <w:rPr>
-                <w:sz w:val="16"/>
-                <w:szCs w:val="16"/>
-              </w:rPr>
-            </w:pPr>
-            <w:r>
-              <w:rPr>
-                <w:sz w:val="16"/>
-                <w:szCs w:val="16"/>
-              </w:rPr>
-              <w:t xml:space="preserve">epoch + previous period self + previous year self + previous year nbr150</w:t>
-            </w:r>
-          </w:p>
-        </w:tc>
-        <w:tc>
-          <w:tcPr>
-            <w:tcW w:w="241" w:type="dxa"/>
-          </w:tcPr>
-          <w:p>
-            <w:pPr>
-              <w:pStyle w:val="Compact"/>
-              <w:jc w:val="left"/>
-              <w:rPr>
-                <w:sz w:val="16"/>
-                <w:szCs w:val="16"/>
-              </w:rPr>
-            </w:pPr>
-            <w:r>
-              <w:rPr>
-                <w:sz w:val="16"/>
-                <w:szCs w:val="16"/>
-              </w:rPr>
-              <w:t xml:space="preserve">35</w:t>
-            </w:r>
-          </w:p>
-        </w:tc>
-        <w:tc>
-          <w:tcPr>
-            <w:tcW w:w="564" w:type="dxa"/>
-          </w:tcPr>
-          <w:p>
-            <w:pPr>
-              <w:pStyle w:val="Compact"/>
-              <w:jc w:val="left"/>
-              <w:rPr>
-                <w:sz w:val="16"/>
-                <w:szCs w:val="16"/>
-              </w:rPr>
-            </w:pPr>
-            <w:r>
-              <w:rPr>
-                <w:sz w:val="16"/>
-                <w:szCs w:val="16"/>
-              </w:rPr>
-              <w:t xml:space="preserve">45,623</w:t>
-            </w:r>
-          </w:p>
-        </w:tc>
-        <w:tc>
-          <w:tcPr>
-            <w:tcW w:w="805" w:type="dxa"/>
-          </w:tcPr>
-          <w:p>
-            <w:pPr>
-              <w:pStyle w:val="Compact"/>
-              <w:jc w:val="left"/>
-              <w:rPr>
-                <w:sz w:val="16"/>
-                <w:szCs w:val="16"/>
-              </w:rPr>
-            </w:pPr>
-            <w:r>
-              <w:rPr>
-                <w:sz w:val="16"/>
-                <w:szCs w:val="16"/>
-              </w:rPr>
-              <w:t xml:space="preserve">1,499.1</w:t>
-            </w:r>
-          </w:p>
-        </w:tc>
-      </w:tr>
-      <w:tr>
-        <w:trPr>
-          <w:trHeight w:val="340" w:hRule="exact"/>
-        </w:trPr>
-        <w:tc>
-          <w:tcPr>
-            <w:tcW w:w="7744" w:type="dxa"/>
-          </w:tcPr>
-          <w:p>
-            <w:pPr>
-              <w:pStyle w:val="Compact"/>
-              <w:jc w:val="left"/>
-              <w:rPr>
-                <w:sz w:val="16"/>
-                <w:szCs w:val="16"/>
-              </w:rPr>
-            </w:pPr>
-            <w:r>
-              <w:rPr>
-                <w:sz w:val="16"/>
-                <w:szCs w:val="16"/>
-              </w:rPr>
-              <w:t xml:space="preserve">epoch + previous period self + previous year self + previous year nbr210</w:t>
-            </w:r>
-          </w:p>
-        </w:tc>
-        <w:tc>
-          <w:tcPr>
-            <w:tcW w:w="241" w:type="dxa"/>
-          </w:tcPr>
-          <w:p>
-            <w:pPr>
-              <w:pStyle w:val="Compact"/>
-              <w:jc w:val="left"/>
-              <w:rPr>
-                <w:sz w:val="16"/>
-                <w:szCs w:val="16"/>
-              </w:rPr>
-            </w:pPr>
-            <w:r>
-              <w:rPr>
-                <w:sz w:val="16"/>
-                <w:szCs w:val="16"/>
-              </w:rPr>
-              <w:t xml:space="preserve">35</w:t>
-            </w:r>
-          </w:p>
-        </w:tc>
-        <w:tc>
-          <w:tcPr>
-            <w:tcW w:w="564" w:type="dxa"/>
-          </w:tcPr>
-          <w:p>
-            <w:pPr>
-              <w:pStyle w:val="Compact"/>
-              <w:jc w:val="left"/>
-              <w:rPr>
-                <w:sz w:val="16"/>
-                <w:szCs w:val="16"/>
-              </w:rPr>
-            </w:pPr>
-            <w:r>
-              <w:rPr>
-                <w:sz w:val="16"/>
-                <w:szCs w:val="16"/>
-              </w:rPr>
-              <w:t xml:space="preserve">45,696</w:t>
-            </w:r>
-          </w:p>
-        </w:tc>
-        <w:tc>
-          <w:tcPr>
-            <w:tcW w:w="805" w:type="dxa"/>
-          </w:tcPr>
-          <w:p>
-            <w:pPr>
-              <w:pStyle w:val="Compact"/>
-              <w:jc w:val="left"/>
-              <w:rPr>
-                <w:sz w:val="16"/>
-                <w:szCs w:val="16"/>
-              </w:rPr>
-            </w:pPr>
-            <w:r>
-              <w:rPr>
-                <w:sz w:val="16"/>
-                <w:szCs w:val="16"/>
-              </w:rPr>
-              <w:t xml:space="preserve">1,571.4</w:t>
-            </w:r>
-          </w:p>
-        </w:tc>
-      </w:tr>
-      <w:tr>
-        <w:trPr>
-          <w:trHeight w:val="340" w:hRule="exact"/>
-        </w:trPr>
-        <w:tc>
-          <w:tcPr>
-            <w:tcW w:w="7744" w:type="dxa"/>
-          </w:tcPr>
-          <w:p>
-            <w:pPr>
-              <w:pStyle w:val="Compact"/>
-              <w:jc w:val="left"/>
-              <w:rPr>
-                <w:sz w:val="16"/>
-                <w:szCs w:val="16"/>
-              </w:rPr>
-            </w:pPr>
-            <w:r>
-              <w:rPr>
-                <w:sz w:val="16"/>
-                <w:szCs w:val="16"/>
-              </w:rPr>
-              <w:t xml:space="preserve">epoch + previous period self + previous year self + previous year nbr510</w:t>
-            </w:r>
-          </w:p>
-        </w:tc>
-        <w:tc>
-          <w:tcPr>
-            <w:tcW w:w="241" w:type="dxa"/>
-          </w:tcPr>
-          <w:p>
-            <w:pPr>
-              <w:pStyle w:val="Compact"/>
-              <w:jc w:val="left"/>
-              <w:rPr>
-                <w:sz w:val="16"/>
-                <w:szCs w:val="16"/>
-              </w:rPr>
-            </w:pPr>
-            <w:r>
-              <w:rPr>
-                <w:sz w:val="16"/>
-                <w:szCs w:val="16"/>
-              </w:rPr>
-              <w:t xml:space="preserve">35</w:t>
-            </w:r>
-          </w:p>
-        </w:tc>
-        <w:tc>
-          <w:tcPr>
-            <w:tcW w:w="564" w:type="dxa"/>
-          </w:tcPr>
-          <w:p>
-            <w:pPr>
-              <w:pStyle w:val="Compact"/>
-              <w:jc w:val="left"/>
-              <w:rPr>
-                <w:sz w:val="16"/>
-                <w:szCs w:val="16"/>
-              </w:rPr>
-            </w:pPr>
-            <w:r>
-              <w:rPr>
-                <w:sz w:val="16"/>
-                <w:szCs w:val="16"/>
-              </w:rPr>
-              <w:t xml:space="preserve">46,063</w:t>
-            </w:r>
-          </w:p>
-        </w:tc>
-        <w:tc>
-          <w:tcPr>
-            <w:tcW w:w="805" w:type="dxa"/>
-          </w:tcPr>
-          <w:p>
-            <w:pPr>
-              <w:pStyle w:val="Compact"/>
-              <w:jc w:val="left"/>
-              <w:rPr>
-                <w:sz w:val="16"/>
-                <w:szCs w:val="16"/>
-              </w:rPr>
-            </w:pPr>
-            <w:r>
-              <w:rPr>
-                <w:sz w:val="16"/>
-                <w:szCs w:val="16"/>
-              </w:rPr>
-              <w:t xml:space="preserve">1,939.2</w:t>
-            </w:r>
-          </w:p>
-        </w:tc>
-      </w:tr>
-      <w:tr>
-        <w:trPr>
-          <w:trHeight w:val="340" w:hRule="exact"/>
-        </w:trPr>
-        <w:tc>
-          <w:tcPr>
-            <w:tcW w:w="7744" w:type="dxa"/>
-          </w:tcPr>
-          <w:p>
-            <w:pPr>
-              <w:pStyle w:val="Compact"/>
-              <w:jc w:val="left"/>
-              <w:rPr>
-                <w:sz w:val="16"/>
-                <w:szCs w:val="16"/>
-              </w:rPr>
-            </w:pPr>
-            <w:r>
-              <w:rPr>
-                <w:sz w:val="16"/>
-                <w:szCs w:val="16"/>
-              </w:rPr>
-              <w:t xml:space="preserve">epoch + previous period self + previous year self + previous year nbr1050</w:t>
-            </w:r>
-          </w:p>
-        </w:tc>
-        <w:tc>
-          <w:tcPr>
-            <w:tcW w:w="241" w:type="dxa"/>
-          </w:tcPr>
-          <w:p>
-            <w:pPr>
-              <w:pStyle w:val="Compact"/>
-              <w:jc w:val="left"/>
-              <w:rPr>
-                <w:sz w:val="16"/>
-                <w:szCs w:val="16"/>
-              </w:rPr>
-            </w:pPr>
-            <w:r>
-              <w:rPr>
-                <w:sz w:val="16"/>
-                <w:szCs w:val="16"/>
-              </w:rPr>
-              <w:t xml:space="preserve">35</w:t>
-            </w:r>
-          </w:p>
-        </w:tc>
-        <w:tc>
-          <w:tcPr>
-            <w:tcW w:w="564" w:type="dxa"/>
-          </w:tcPr>
-          <w:p>
-            <w:pPr>
-              <w:pStyle w:val="Compact"/>
-              <w:jc w:val="left"/>
-              <w:rPr>
-                <w:sz w:val="16"/>
-                <w:szCs w:val="16"/>
-              </w:rPr>
-            </w:pPr>
-            <w:r>
-              <w:rPr>
-                <w:sz w:val="16"/>
-                <w:szCs w:val="16"/>
-              </w:rPr>
-              <w:t xml:space="preserve">46,270</w:t>
-            </w:r>
-          </w:p>
-        </w:tc>
-        <w:tc>
-          <w:tcPr>
-            <w:tcW w:w="805" w:type="dxa"/>
-          </w:tcPr>
-          <w:p>
-            <w:pPr>
-              <w:pStyle w:val="Compact"/>
-              <w:jc w:val="left"/>
-              <w:rPr>
-                <w:sz w:val="16"/>
-                <w:szCs w:val="16"/>
-              </w:rPr>
-            </w:pPr>
-            <w:r>
-              <w:rPr>
-                <w:sz w:val="16"/>
-                <w:szCs w:val="16"/>
-              </w:rPr>
-              <w:t xml:space="preserve">2,145.9</w:t>
-            </w:r>
-          </w:p>
-        </w:tc>
-      </w:tr>
-      <w:tr>
-        <w:trPr>
-          <w:trHeight w:val="340" w:hRule="exact"/>
-        </w:trPr>
-        <w:tc>
-          <w:tcPr>
-            <w:tcW w:w="7744" w:type="dxa"/>
-          </w:tcPr>
-          <w:p>
-            <w:pPr>
-              <w:pStyle w:val="Compact"/>
-              <w:jc w:val="left"/>
-              <w:rPr>
-                <w:sz w:val="16"/>
-                <w:szCs w:val="16"/>
-              </w:rPr>
-            </w:pPr>
-            <w:r>
-              <w:rPr>
-                <w:sz w:val="16"/>
-                <w:szCs w:val="16"/>
-              </w:rPr>
-              <w:t xml:space="preserve">epoch + previous period self + previous year self + previous period nbr90 + previous year nbr90</w:t>
-            </w:r>
-          </w:p>
-        </w:tc>
-        <w:tc>
-          <w:tcPr>
-            <w:tcW w:w="241" w:type="dxa"/>
-          </w:tcPr>
-          <w:p>
-            <w:pPr>
-              <w:pStyle w:val="Compact"/>
-              <w:jc w:val="left"/>
-              <w:rPr>
-                <w:sz w:val="16"/>
-                <w:szCs w:val="16"/>
-              </w:rPr>
-            </w:pPr>
-            <w:r>
-              <w:rPr>
-                <w:sz w:val="16"/>
-                <w:szCs w:val="16"/>
-              </w:rPr>
-              <w:t xml:space="preserve">36</w:t>
-            </w:r>
-          </w:p>
-        </w:tc>
-        <w:tc>
-          <w:tcPr>
-            <w:tcW w:w="564" w:type="dxa"/>
-          </w:tcPr>
-          <w:p>
-            <w:pPr>
-              <w:pStyle w:val="Compact"/>
-              <w:jc w:val="left"/>
-              <w:rPr>
-                <w:sz w:val="16"/>
-                <w:szCs w:val="16"/>
-              </w:rPr>
-            </w:pPr>
-            <w:r>
-              <w:rPr>
-                <w:sz w:val="16"/>
-                <w:szCs w:val="16"/>
-              </w:rPr>
-              <w:t xml:space="preserve">44,124</w:t>
-            </w:r>
-          </w:p>
-        </w:tc>
-        <w:tc>
-          <w:tcPr>
-            <w:tcW w:w="805" w:type="dxa"/>
-          </w:tcPr>
-          <w:p>
-            <w:pPr>
-              <w:pStyle w:val="Compact"/>
-              <w:jc w:val="left"/>
-              <w:rPr>
-                <w:sz w:val="16"/>
-                <w:szCs w:val="16"/>
-              </w:rPr>
-            </w:pPr>
-            <w:r>
-              <w:rPr>
-                <w:sz w:val="16"/>
-                <w:szCs w:val="16"/>
-              </w:rPr>
-              <w:t xml:space="preserve">0.0</w:t>
+            <w:tcW w:w="2338" w:type="dxa"/>
+          </w:tcPr>
+          <w:p>
+            <w:pPr>
+              <w:pStyle w:val="Compact"/>
+              <w:jc w:val="left"/>
+              <w:rPr>
+                <w:sz w:val="16"/>
+                <w:szCs w:val="16"/>
+              </w:rPr>
+            </w:pPr>
+            <w:r>
+              <w:rPr>
+                <w:sz w:val="16"/>
+                <w:szCs w:val="16"/>
+              </w:rPr>
+              <w:t xml:space="preserve">intercept + own state + share within 1050 m</w:t>
+            </w:r>
+          </w:p>
+        </w:tc>
+        <w:tc>
+          <w:tcPr>
+            <w:tcW w:w="2338" w:type="dxa"/>
+          </w:tcPr>
+          <w:p>
+            <w:pPr>
+              <w:pStyle w:val="Compact"/>
+              <w:jc w:val="left"/>
+              <w:rPr>
+                <w:sz w:val="16"/>
+                <w:szCs w:val="16"/>
+              </w:rPr>
+            </w:pPr>
+            <w:r>
+              <w:rPr>
+                <w:sz w:val="16"/>
+                <w:szCs w:val="16"/>
+              </w:rPr>
+              <w:t xml:space="preserve">3</w:t>
+            </w:r>
+          </w:p>
+        </w:tc>
+        <w:tc>
+          <w:tcPr>
+            <w:tcW w:w="2338" w:type="dxa"/>
+          </w:tcPr>
+          <w:p>
+            <w:pPr>
+              <w:pStyle w:val="Compact"/>
+              <w:jc w:val="left"/>
+              <w:rPr>
+                <w:sz w:val="16"/>
+                <w:szCs w:val="16"/>
+              </w:rPr>
+            </w:pPr>
+            <w:r>
+              <w:rPr>
+                <w:sz w:val="16"/>
+                <w:szCs w:val="16"/>
+              </w:rPr>
+              <w:t xml:space="preserve">55,029</w:t>
+            </w:r>
+          </w:p>
+        </w:tc>
+        <w:tc>
+          <w:tcPr>
+            <w:tcW w:w="2340" w:type="dxa"/>
+          </w:tcPr>
+          <w:p>
+            <w:pPr>
+              <w:pStyle w:val="Compact"/>
+              <w:jc w:val="left"/>
+              <w:rPr>
+                <w:sz w:val="16"/>
+                <w:szCs w:val="16"/>
+              </w:rPr>
+            </w:pPr>
+            <w:r>
+              <w:rPr>
+                <w:sz w:val="16"/>
+                <w:szCs w:val="16"/>
+              </w:rPr>
+              <w:t xml:space="preserve">1,729.5</w:t>
             </w:r>
           </w:p>
         </w:tc>
@@ -4572,11 +3735,11 @@
         <w:tblLayout w:type="fixed"/>
       </w:tblPr>
       <w:tblGrid>
-        <w:gridCol w:w="3914"/>
-        <w:gridCol w:w="1049"/>
-        <w:gridCol w:w="572"/>
-        <w:gridCol w:w="2005"/>
-        <w:gridCol w:w="1814"/>
+        <w:gridCol w:w="4237"/>
+        <w:gridCol w:w="970"/>
+        <w:gridCol w:w="529"/>
+        <w:gridCol w:w="1941"/>
+        <w:gridCol w:w="1677"/>
       </w:tblGrid>
       <w:tr>
         <w:trPr>
@@ -4585,7 +3748,7 @@
         </w:trPr>
         <w:tc>
           <w:tcPr>
-            <w:tcW w:w="3914" w:type="dxa"/>
+            <w:tcW w:w="4237" w:type="dxa"/>
           </w:tcPr>
           <w:p>
             <w:pPr>
@@ -4607,7 +3770,7 @@
         </w:tc>
         <w:tc>
           <w:tcPr>
-            <w:tcW w:w="1049" w:type="dxa"/>
+            <w:tcW w:w="970" w:type="dxa"/>
           </w:tcPr>
           <w:p>
             <w:pPr>
@@ -4629,7 +3792,7 @@
         </w:tc>
         <w:tc>
           <w:tcPr>
-            <w:tcW w:w="572" w:type="dxa"/>
+            <w:tcW w:w="529" w:type="dxa"/>
           </w:tcPr>
           <w:p>
             <w:pPr>
@@ -4651,7 +3814,7 @@
         </w:tc>
         <w:tc>
           <w:tcPr>
-            <w:tcW w:w="2005" w:type="dxa"/>
+            <w:tcW w:w="1941" w:type="dxa"/>
           </w:tcPr>
           <w:p>
             <w:pPr>
@@ -4673,7 +3836,7 @@
         </w:tc>
         <w:tc>
           <w:tcPr>
-            <w:tcW w:w="1814" w:type="dxa"/>
+            <w:tcW w:w="1677" w:type="dxa"/>
           </w:tcPr>
           <w:p>
             <w:pPr>
@@ -4700,7 +3863,7 @@
         </w:trPr>
         <w:tc>
           <w:tcPr>
-            <w:tcW w:w="3914" w:type="dxa"/>
+            <w:tcW w:w="4237" w:type="dxa"/>
           </w:tcPr>
           <w:p>
             <w:pPr>
@@ -4722,89 +3885,89 @@
         </w:tc>
         <w:tc>
           <w:tcPr>
-            <w:tcW w:w="1049" w:type="dxa"/>
-          </w:tcPr>
-          <w:p>
-            <w:pPr>
-              <w:pStyle w:val="Compact"/>
-              <w:jc w:val="left"/>
-              <w:rPr>
-                <w:sz w:val="16"/>
-                <w:szCs w:val="16"/>
-              </w:rPr>
-            </w:pPr>
-            <w:r>
-              <w:rPr>
-                <w:sz w:val="16"/>
-                <w:szCs w:val="16"/>
-              </w:rPr>
-              <w:t xml:space="preserve">+0.780****</w:t>
-            </w:r>
-          </w:p>
-        </w:tc>
-        <w:tc>
-          <w:tcPr>
-            <w:tcW w:w="572" w:type="dxa"/>
-          </w:tcPr>
-          <w:p>
-            <w:pPr>
-              <w:pStyle w:val="Compact"/>
-              <w:jc w:val="left"/>
-              <w:rPr>
-                <w:sz w:val="16"/>
-                <w:szCs w:val="16"/>
-              </w:rPr>
-            </w:pPr>
-            <w:r>
-              <w:rPr>
-                <w:sz w:val="16"/>
-                <w:szCs w:val="16"/>
-              </w:rPr>
-              <w:t xml:space="preserve">0.044</w:t>
-            </w:r>
-          </w:p>
-        </w:tc>
-        <w:tc>
-          <w:tcPr>
-            <w:tcW w:w="2005" w:type="dxa"/>
-          </w:tcPr>
-          <w:p>
-            <w:pPr>
-              <w:pStyle w:val="Compact"/>
-              <w:jc w:val="left"/>
-              <w:rPr>
-                <w:sz w:val="16"/>
-                <w:szCs w:val="16"/>
-              </w:rPr>
-            </w:pPr>
-            <w:r>
-              <w:rPr>
-                <w:sz w:val="16"/>
-                <w:szCs w:val="16"/>
-              </w:rPr>
-              <w:t xml:space="preserve">2.18 (2.00 to 2.38)</w:t>
-            </w:r>
-          </w:p>
-        </w:tc>
-        <w:tc>
-          <w:tcPr>
-            <w:tcW w:w="1814" w:type="dxa"/>
-          </w:tcPr>
-          <w:p>
-            <w:pPr>
-              <w:pStyle w:val="Compact"/>
-              <w:jc w:val="left"/>
-              <w:rPr>
-                <w:sz w:val="16"/>
-                <w:szCs w:val="16"/>
-              </w:rPr>
-            </w:pPr>
-            <w:r>
-              <w:rPr>
-                <w:sz w:val="16"/>
-                <w:szCs w:val="16"/>
-              </w:rPr>
-              <w:t xml:space="preserve">+0.787****</w:t>
+            <w:tcW w:w="970" w:type="dxa"/>
+          </w:tcPr>
+          <w:p>
+            <w:pPr>
+              <w:pStyle w:val="Compact"/>
+              <w:jc w:val="left"/>
+              <w:rPr>
+                <w:sz w:val="16"/>
+                <w:szCs w:val="16"/>
+              </w:rPr>
+            </w:pPr>
+            <w:r>
+              <w:rPr>
+                <w:sz w:val="16"/>
+                <w:szCs w:val="16"/>
+              </w:rPr>
+              <w:t xml:space="preserve">+0.806****</w:t>
+            </w:r>
+          </w:p>
+        </w:tc>
+        <w:tc>
+          <w:tcPr>
+            <w:tcW w:w="529" w:type="dxa"/>
+          </w:tcPr>
+          <w:p>
+            <w:pPr>
+              <w:pStyle w:val="Compact"/>
+              <w:jc w:val="left"/>
+              <w:rPr>
+                <w:sz w:val="16"/>
+                <w:szCs w:val="16"/>
+              </w:rPr>
+            </w:pPr>
+            <w:r>
+              <w:rPr>
+                <w:sz w:val="16"/>
+                <w:szCs w:val="16"/>
+              </w:rPr>
+              <w:t xml:space="preserve">0.043</w:t>
+            </w:r>
+          </w:p>
+        </w:tc>
+        <w:tc>
+          <w:tcPr>
+            <w:tcW w:w="1941" w:type="dxa"/>
+          </w:tcPr>
+          <w:p>
+            <w:pPr>
+              <w:pStyle w:val="Compact"/>
+              <w:jc w:val="left"/>
+              <w:rPr>
+                <w:sz w:val="16"/>
+                <w:szCs w:val="16"/>
+              </w:rPr>
+            </w:pPr>
+            <w:r>
+              <w:rPr>
+                <w:sz w:val="16"/>
+                <w:szCs w:val="16"/>
+              </w:rPr>
+              <w:t xml:space="preserve">2.24 (2.06 to 2.44)</w:t>
+            </w:r>
+          </w:p>
+        </w:tc>
+        <w:tc>
+          <w:tcPr>
+            <w:tcW w:w="1677" w:type="dxa"/>
+          </w:tcPr>
+          <w:p>
+            <w:pPr>
+              <w:pStyle w:val="Compact"/>
+              <w:jc w:val="left"/>
+              <w:rPr>
+                <w:sz w:val="16"/>
+                <w:szCs w:val="16"/>
+              </w:rPr>
+            </w:pPr>
+            <w:r>
+              <w:rPr>
+                <w:sz w:val="16"/>
+                <w:szCs w:val="16"/>
+              </w:rPr>
+              <w:t xml:space="preserve">+0.818****</w:t>
             </w:r>
           </w:p>
         </w:tc>
@@ -4815,7 +3978,7 @@
         </w:trPr>
         <w:tc>
           <w:tcPr>
-            <w:tcW w:w="3914" w:type="dxa"/>
+            <w:tcW w:w="4237" w:type="dxa"/>
           </w:tcPr>
           <w:p>
             <w:pPr>
@@ -4837,89 +4000,89 @@
         </w:tc>
         <w:tc>
           <w:tcPr>
-            <w:tcW w:w="1049" w:type="dxa"/>
-          </w:tcPr>
-          <w:p>
-            <w:pPr>
-              <w:pStyle w:val="Compact"/>
-              <w:jc w:val="left"/>
-              <w:rPr>
-                <w:sz w:val="16"/>
-                <w:szCs w:val="16"/>
-              </w:rPr>
-            </w:pPr>
-            <w:r>
-              <w:rPr>
-                <w:sz w:val="16"/>
-                <w:szCs w:val="16"/>
-              </w:rPr>
-              <w:t xml:space="preserve">+1.816****</w:t>
-            </w:r>
-          </w:p>
-        </w:tc>
-        <w:tc>
-          <w:tcPr>
-            <w:tcW w:w="572" w:type="dxa"/>
-          </w:tcPr>
-          <w:p>
-            <w:pPr>
-              <w:pStyle w:val="Compact"/>
-              <w:jc w:val="left"/>
-              <w:rPr>
-                <w:sz w:val="16"/>
-                <w:szCs w:val="16"/>
-              </w:rPr>
-            </w:pPr>
-            <w:r>
-              <w:rPr>
-                <w:sz w:val="16"/>
-                <w:szCs w:val="16"/>
-              </w:rPr>
-              <w:t xml:space="preserve">0.044</w:t>
-            </w:r>
-          </w:p>
-        </w:tc>
-        <w:tc>
-          <w:tcPr>
-            <w:tcW w:w="2005" w:type="dxa"/>
-          </w:tcPr>
-          <w:p>
-            <w:pPr>
-              <w:pStyle w:val="Compact"/>
-              <w:jc w:val="left"/>
-              <w:rPr>
-                <w:sz w:val="16"/>
-                <w:szCs w:val="16"/>
-              </w:rPr>
-            </w:pPr>
-            <w:r>
-              <w:rPr>
-                <w:sz w:val="16"/>
-                <w:szCs w:val="16"/>
-              </w:rPr>
-              <w:t xml:space="preserve">6.15 (5.65 to 6.70)</w:t>
-            </w:r>
-          </w:p>
-        </w:tc>
-        <w:tc>
-          <w:tcPr>
-            <w:tcW w:w="1814" w:type="dxa"/>
-          </w:tcPr>
-          <w:p>
-            <w:pPr>
-              <w:pStyle w:val="Compact"/>
-              <w:jc w:val="left"/>
-              <w:rPr>
-                <w:sz w:val="16"/>
-                <w:szCs w:val="16"/>
-              </w:rPr>
-            </w:pPr>
-            <w:r>
-              <w:rPr>
-                <w:sz w:val="16"/>
-                <w:szCs w:val="16"/>
-              </w:rPr>
-              <w:t xml:space="preserve">+1.875****</w:t>
+            <w:tcW w:w="970" w:type="dxa"/>
+          </w:tcPr>
+          <w:p>
+            <w:pPr>
+              <w:pStyle w:val="Compact"/>
+              <w:jc w:val="left"/>
+              <w:rPr>
+                <w:sz w:val="16"/>
+                <w:szCs w:val="16"/>
+              </w:rPr>
+            </w:pPr>
+            <w:r>
+              <w:rPr>
+                <w:sz w:val="16"/>
+                <w:szCs w:val="16"/>
+              </w:rPr>
+              <w:t xml:space="preserve">+1.846****</w:t>
+            </w:r>
+          </w:p>
+        </w:tc>
+        <w:tc>
+          <w:tcPr>
+            <w:tcW w:w="529" w:type="dxa"/>
+          </w:tcPr>
+          <w:p>
+            <w:pPr>
+              <w:pStyle w:val="Compact"/>
+              <w:jc w:val="left"/>
+              <w:rPr>
+                <w:sz w:val="16"/>
+                <w:szCs w:val="16"/>
+              </w:rPr>
+            </w:pPr>
+            <w:r>
+              <w:rPr>
+                <w:sz w:val="16"/>
+                <w:szCs w:val="16"/>
+              </w:rPr>
+              <w:t xml:space="preserve">0.043</w:t>
+            </w:r>
+          </w:p>
+        </w:tc>
+        <w:tc>
+          <w:tcPr>
+            <w:tcW w:w="1941" w:type="dxa"/>
+          </w:tcPr>
+          <w:p>
+            <w:pPr>
+              <w:pStyle w:val="Compact"/>
+              <w:jc w:val="left"/>
+              <w:rPr>
+                <w:sz w:val="16"/>
+                <w:szCs w:val="16"/>
+              </w:rPr>
+            </w:pPr>
+            <w:r>
+              <w:rPr>
+                <w:sz w:val="16"/>
+                <w:szCs w:val="16"/>
+              </w:rPr>
+              <w:t xml:space="preserve">6.33 (5.82 to 6.89)</w:t>
+            </w:r>
+          </w:p>
+        </w:tc>
+        <w:tc>
+          <w:tcPr>
+            <w:tcW w:w="1677" w:type="dxa"/>
+          </w:tcPr>
+          <w:p>
+            <w:pPr>
+              <w:pStyle w:val="Compact"/>
+              <w:jc w:val="left"/>
+              <w:rPr>
+                <w:sz w:val="16"/>
+                <w:szCs w:val="16"/>
+              </w:rPr>
+            </w:pPr>
+            <w:r>
+              <w:rPr>
+                <w:sz w:val="16"/>
+                <w:szCs w:val="16"/>
+              </w:rPr>
+              <w:t xml:space="preserve">+1.907****</w:t>
             </w:r>
           </w:p>
         </w:tc>
@@ -4930,111 +4093,111 @@
         </w:trPr>
         <w:tc>
           <w:tcPr>
-            <w:tcW w:w="3914" w:type="dxa"/>
-          </w:tcPr>
-          <w:p>
-            <w:pPr>
-              <w:pStyle w:val="Compact"/>
-              <w:jc w:val="left"/>
-              <w:rPr>
-                <w:sz w:val="16"/>
-                <w:szCs w:val="16"/>
-              </w:rPr>
-            </w:pPr>
-            <w:r>
-              <w:rPr>
-                <w:sz w:val="16"/>
-                <w:szCs w:val="16"/>
-              </w:rPr>
-              <w:t xml:space="preserve">Attack within 90 m, previous period</w:t>
-            </w:r>
-          </w:p>
-        </w:tc>
-        <w:tc>
-          <w:tcPr>
-            <w:tcW w:w="1049" w:type="dxa"/>
-          </w:tcPr>
-          <w:p>
-            <w:pPr>
-              <w:pStyle w:val="Compact"/>
-              <w:jc w:val="left"/>
-              <w:rPr>
-                <w:sz w:val="16"/>
-                <w:szCs w:val="16"/>
-              </w:rPr>
-            </w:pPr>
-            <w:r>
-              <w:rPr>
-                <w:sz w:val="16"/>
-                <w:szCs w:val="16"/>
-              </w:rPr>
-              <w:t xml:space="preserve">+2.278****</w:t>
-            </w:r>
-          </w:p>
-        </w:tc>
-        <w:tc>
-          <w:tcPr>
-            <w:tcW w:w="572" w:type="dxa"/>
-          </w:tcPr>
-          <w:p>
-            <w:pPr>
-              <w:pStyle w:val="Compact"/>
-              <w:jc w:val="left"/>
-              <w:rPr>
-                <w:sz w:val="16"/>
-                <w:szCs w:val="16"/>
-              </w:rPr>
-            </w:pPr>
-            <w:r>
-              <w:rPr>
-                <w:sz w:val="16"/>
-                <w:szCs w:val="16"/>
-              </w:rPr>
-              <w:t xml:space="preserve">0.075</w:t>
-            </w:r>
-          </w:p>
-        </w:tc>
-        <w:tc>
-          <w:tcPr>
-            <w:tcW w:w="2005" w:type="dxa"/>
-          </w:tcPr>
-          <w:p>
-            <w:pPr>
-              <w:pStyle w:val="Compact"/>
-              <w:jc w:val="left"/>
-              <w:rPr>
-                <w:sz w:val="16"/>
-                <w:szCs w:val="16"/>
-              </w:rPr>
-            </w:pPr>
-            <w:r>
-              <w:rPr>
-                <w:sz w:val="16"/>
-                <w:szCs w:val="16"/>
-              </w:rPr>
-              <w:t xml:space="preserve">9.76 (8.43 to 11.31)</w:t>
-            </w:r>
-          </w:p>
-        </w:tc>
-        <w:tc>
-          <w:tcPr>
-            <w:tcW w:w="1814" w:type="dxa"/>
-          </w:tcPr>
-          <w:p>
-            <w:pPr>
-              <w:pStyle w:val="Compact"/>
-              <w:jc w:val="left"/>
-              <w:rPr>
-                <w:sz w:val="16"/>
-                <w:szCs w:val="16"/>
-              </w:rPr>
-            </w:pPr>
-            <w:r>
-              <w:rPr>
-                <w:sz w:val="16"/>
-                <w:szCs w:val="16"/>
-              </w:rPr>
-              <w:t xml:space="preserve">+1.966****</w:t>
+            <w:tcW w:w="4237" w:type="dxa"/>
+          </w:tcPr>
+          <w:p>
+            <w:pPr>
+              <w:pStyle w:val="Compact"/>
+              <w:jc w:val="left"/>
+              <w:rPr>
+                <w:sz w:val="16"/>
+                <w:szCs w:val="16"/>
+              </w:rPr>
+            </w:pPr>
+            <w:r>
+              <w:rPr>
+                <w:sz w:val="16"/>
+                <w:szCs w:val="16"/>
+              </w:rPr>
+              <w:t xml:space="preserve">Attack nearby at the bandwidth, previous period</w:t>
+            </w:r>
+          </w:p>
+        </w:tc>
+        <w:tc>
+          <w:tcPr>
+            <w:tcW w:w="970" w:type="dxa"/>
+          </w:tcPr>
+          <w:p>
+            <w:pPr>
+              <w:pStyle w:val="Compact"/>
+              <w:jc w:val="left"/>
+              <w:rPr>
+                <w:sz w:val="16"/>
+                <w:szCs w:val="16"/>
+              </w:rPr>
+            </w:pPr>
+            <w:r>
+              <w:rPr>
+                <w:sz w:val="16"/>
+                <w:szCs w:val="16"/>
+              </w:rPr>
+              <w:t xml:space="preserve">+2.419****</w:t>
+            </w:r>
+          </w:p>
+        </w:tc>
+        <w:tc>
+          <w:tcPr>
+            <w:tcW w:w="529" w:type="dxa"/>
+          </w:tcPr>
+          <w:p>
+            <w:pPr>
+              <w:pStyle w:val="Compact"/>
+              <w:jc w:val="left"/>
+              <w:rPr>
+                <w:sz w:val="16"/>
+                <w:szCs w:val="16"/>
+              </w:rPr>
+            </w:pPr>
+            <w:r>
+              <w:rPr>
+                <w:sz w:val="16"/>
+                <w:szCs w:val="16"/>
+              </w:rPr>
+              <w:t xml:space="preserve">0.080</w:t>
+            </w:r>
+          </w:p>
+        </w:tc>
+        <w:tc>
+          <w:tcPr>
+            <w:tcW w:w="1941" w:type="dxa"/>
+          </w:tcPr>
+          <w:p>
+            <w:pPr>
+              <w:pStyle w:val="Compact"/>
+              <w:jc w:val="left"/>
+              <w:rPr>
+                <w:sz w:val="16"/>
+                <w:szCs w:val="16"/>
+              </w:rPr>
+            </w:pPr>
+            <w:r>
+              <w:rPr>
+                <w:sz w:val="16"/>
+                <w:szCs w:val="16"/>
+              </w:rPr>
+              <w:t xml:space="preserve">11.23 (9.59 to 13.15)</w:t>
+            </w:r>
+          </w:p>
+        </w:tc>
+        <w:tc>
+          <w:tcPr>
+            <w:tcW w:w="1677" w:type="dxa"/>
+          </w:tcPr>
+          <w:p>
+            <w:pPr>
+              <w:pStyle w:val="Compact"/>
+              <w:jc w:val="left"/>
+              <w:rPr>
+                <w:sz w:val="16"/>
+                <w:szCs w:val="16"/>
+              </w:rPr>
+            </w:pPr>
+            <w:r>
+              <w:rPr>
+                <w:sz w:val="16"/>
+                <w:szCs w:val="16"/>
+              </w:rPr>
+              <w:t xml:space="preserve">+2.078****</w:t>
             </w:r>
           </w:p>
         </w:tc>
@@ -5045,111 +4208,111 @@
         </w:trPr>
         <w:tc>
           <w:tcPr>
-            <w:tcW w:w="3914" w:type="dxa"/>
-          </w:tcPr>
-          <w:p>
-            <w:pPr>
-              <w:pStyle w:val="Compact"/>
-              <w:jc w:val="left"/>
-              <w:rPr>
-                <w:sz w:val="16"/>
-                <w:szCs w:val="16"/>
-              </w:rPr>
-            </w:pPr>
-            <w:r>
-              <w:rPr>
-                <w:sz w:val="16"/>
-                <w:szCs w:val="16"/>
-              </w:rPr>
-              <w:t xml:space="preserve">Attack within 90 m, previous year</w:t>
-            </w:r>
-          </w:p>
-        </w:tc>
-        <w:tc>
-          <w:tcPr>
-            <w:tcW w:w="1049" w:type="dxa"/>
-          </w:tcPr>
-          <w:p>
-            <w:pPr>
-              <w:pStyle w:val="Compact"/>
-              <w:jc w:val="left"/>
-              <w:rPr>
-                <w:sz w:val="16"/>
-                <w:szCs w:val="16"/>
-              </w:rPr>
-            </w:pPr>
-            <w:r>
-              <w:rPr>
-                <w:sz w:val="16"/>
-                <w:szCs w:val="16"/>
-              </w:rPr>
-              <w:t xml:space="preserve">+1.294****</w:t>
-            </w:r>
-          </w:p>
-        </w:tc>
-        <w:tc>
-          <w:tcPr>
-            <w:tcW w:w="572" w:type="dxa"/>
-          </w:tcPr>
-          <w:p>
-            <w:pPr>
-              <w:pStyle w:val="Compact"/>
-              <w:jc w:val="left"/>
-              <w:rPr>
-                <w:sz w:val="16"/>
-                <w:szCs w:val="16"/>
-              </w:rPr>
-            </w:pPr>
-            <w:r>
-              <w:rPr>
-                <w:sz w:val="16"/>
-                <w:szCs w:val="16"/>
-              </w:rPr>
-              <w:t xml:space="preserve">0.078</w:t>
-            </w:r>
-          </w:p>
-        </w:tc>
-        <w:tc>
-          <w:tcPr>
-            <w:tcW w:w="2005" w:type="dxa"/>
-          </w:tcPr>
-          <w:p>
-            <w:pPr>
-              <w:pStyle w:val="Compact"/>
-              <w:jc w:val="left"/>
-              <w:rPr>
-                <w:sz w:val="16"/>
-                <w:szCs w:val="16"/>
-              </w:rPr>
-            </w:pPr>
-            <w:r>
-              <w:rPr>
-                <w:sz w:val="16"/>
-                <w:szCs w:val="16"/>
-              </w:rPr>
-              <w:t xml:space="preserve">3.65 (3.13 to 4.25)</w:t>
-            </w:r>
-          </w:p>
-        </w:tc>
-        <w:tc>
-          <w:tcPr>
-            <w:tcW w:w="1814" w:type="dxa"/>
-          </w:tcPr>
-          <w:p>
-            <w:pPr>
-              <w:pStyle w:val="Compact"/>
-              <w:jc w:val="left"/>
-              <w:rPr>
-                <w:sz w:val="16"/>
-                <w:szCs w:val="16"/>
-              </w:rPr>
-            </w:pPr>
-            <w:r>
-              <w:rPr>
-                <w:sz w:val="16"/>
-                <w:szCs w:val="16"/>
-              </w:rPr>
-              <w:t xml:space="preserve">+1.155****</w:t>
+            <w:tcW w:w="4237" w:type="dxa"/>
+          </w:tcPr>
+          <w:p>
+            <w:pPr>
+              <w:pStyle w:val="Compact"/>
+              <w:jc w:val="left"/>
+              <w:rPr>
+                <w:sz w:val="16"/>
+                <w:szCs w:val="16"/>
+              </w:rPr>
+            </w:pPr>
+            <w:r>
+              <w:rPr>
+                <w:sz w:val="16"/>
+                <w:szCs w:val="16"/>
+              </w:rPr>
+              <w:t xml:space="preserve">Attack nearby at the bandwidth, previous year</w:t>
+            </w:r>
+          </w:p>
+        </w:tc>
+        <w:tc>
+          <w:tcPr>
+            <w:tcW w:w="970" w:type="dxa"/>
+          </w:tcPr>
+          <w:p>
+            <w:pPr>
+              <w:pStyle w:val="Compact"/>
+              <w:jc w:val="left"/>
+              <w:rPr>
+                <w:sz w:val="16"/>
+                <w:szCs w:val="16"/>
+              </w:rPr>
+            </w:pPr>
+            <w:r>
+              <w:rPr>
+                <w:sz w:val="16"/>
+                <w:szCs w:val="16"/>
+              </w:rPr>
+              <w:t xml:space="preserve">+1.383****</w:t>
+            </w:r>
+          </w:p>
+        </w:tc>
+        <w:tc>
+          <w:tcPr>
+            <w:tcW w:w="529" w:type="dxa"/>
+          </w:tcPr>
+          <w:p>
+            <w:pPr>
+              <w:pStyle w:val="Compact"/>
+              <w:jc w:val="left"/>
+              <w:rPr>
+                <w:sz w:val="16"/>
+                <w:szCs w:val="16"/>
+              </w:rPr>
+            </w:pPr>
+            <w:r>
+              <w:rPr>
+                <w:sz w:val="16"/>
+                <w:szCs w:val="16"/>
+              </w:rPr>
+              <w:t xml:space="preserve">0.085</w:t>
+            </w:r>
+          </w:p>
+        </w:tc>
+        <w:tc>
+          <w:tcPr>
+            <w:tcW w:w="1941" w:type="dxa"/>
+          </w:tcPr>
+          <w:p>
+            <w:pPr>
+              <w:pStyle w:val="Compact"/>
+              <w:jc w:val="left"/>
+              <w:rPr>
+                <w:sz w:val="16"/>
+                <w:szCs w:val="16"/>
+              </w:rPr>
+            </w:pPr>
+            <w:r>
+              <w:rPr>
+                <w:sz w:val="16"/>
+                <w:szCs w:val="16"/>
+              </w:rPr>
+              <w:t xml:space="preserve">3.99 (3.37 to 4.71)</w:t>
+            </w:r>
+          </w:p>
+        </w:tc>
+        <w:tc>
+          <w:tcPr>
+            <w:tcW w:w="1677" w:type="dxa"/>
+          </w:tcPr>
+          <w:p>
+            <w:pPr>
+              <w:pStyle w:val="Compact"/>
+              <w:jc w:val="left"/>
+              <w:rPr>
+                <w:sz w:val="16"/>
+                <w:szCs w:val="16"/>
+              </w:rPr>
+            </w:pPr>
+            <w:r>
+              <w:rPr>
+                <w:sz w:val="16"/>
+                <w:szCs w:val="16"/>
+              </w:rPr>
+              <w:t xml:space="preserve">+1.223****</w:t>
             </w:r>
           </w:p>
         </w:tc>
@@ -5160,7 +4323,7 @@
         </w:trPr>
         <w:tc>
           <w:tcPr>
-            <w:tcW w:w="3914" w:type="dxa"/>
+            <w:tcW w:w="4237" w:type="dxa"/>
           </w:tcPr>
           <w:p>
             <w:pPr>
@@ -5182,29 +4345,29 @@
         </w:tc>
         <w:tc>
           <w:tcPr>
-            <w:tcW w:w="1049" w:type="dxa"/>
-          </w:tcPr>
-          <w:p>
-            <w:pPr>
-              <w:pStyle w:val="Compact"/>
-              <w:jc w:val="left"/>
-              <w:rPr>
-                <w:sz w:val="16"/>
-                <w:szCs w:val="16"/>
-              </w:rPr>
-            </w:pPr>
-            <w:r>
-              <w:rPr>
-                <w:sz w:val="16"/>
-                <w:szCs w:val="16"/>
-              </w:rPr>
-              <w:t xml:space="preserve">-0.174****</w:t>
-            </w:r>
-          </w:p>
-        </w:tc>
-        <w:tc>
-          <w:tcPr>
-            <w:tcW w:w="572" w:type="dxa"/>
+            <w:tcW w:w="970" w:type="dxa"/>
+          </w:tcPr>
+          <w:p>
+            <w:pPr>
+              <w:pStyle w:val="Compact"/>
+              <w:jc w:val="left"/>
+              <w:rPr>
+                <w:sz w:val="16"/>
+                <w:szCs w:val="16"/>
+              </w:rPr>
+            </w:pPr>
+            <w:r>
+              <w:rPr>
+                <w:sz w:val="16"/>
+                <w:szCs w:val="16"/>
+              </w:rPr>
+              <w:t xml:space="preserve">-0.178****</w:t>
+            </w:r>
+          </w:p>
+        </w:tc>
+        <w:tc>
+          <w:tcPr>
+            <w:tcW w:w="529" w:type="dxa"/>
           </w:tcPr>
           <w:p>
             <w:pPr>
@@ -5226,45 +4389,45 @@
         </w:tc>
         <w:tc>
           <w:tcPr>
-            <w:tcW w:w="2005" w:type="dxa"/>
-          </w:tcPr>
-          <w:p>
-            <w:pPr>
-              <w:pStyle w:val="Compact"/>
-              <w:jc w:val="left"/>
-              <w:rPr>
-                <w:sz w:val="16"/>
-                <w:szCs w:val="16"/>
-              </w:rPr>
-            </w:pPr>
-            <w:r>
-              <w:rPr>
-                <w:sz w:val="16"/>
-                <w:szCs w:val="16"/>
-              </w:rPr>
-              <w:t xml:space="preserve">0.84 (0.80 to 0.89)</w:t>
-            </w:r>
-          </w:p>
-        </w:tc>
-        <w:tc>
-          <w:tcPr>
-            <w:tcW w:w="1814" w:type="dxa"/>
-          </w:tcPr>
-          <w:p>
-            <w:pPr>
-              <w:pStyle w:val="Compact"/>
-              <w:jc w:val="left"/>
-              <w:rPr>
-                <w:sz w:val="16"/>
-                <w:szCs w:val="16"/>
-              </w:rPr>
-            </w:pPr>
-            <w:r>
-              <w:rPr>
-                <w:sz w:val="16"/>
-                <w:szCs w:val="16"/>
-              </w:rPr>
-              <w:t xml:space="preserve">+0.009</w:t>
+            <w:tcW w:w="1941" w:type="dxa"/>
+          </w:tcPr>
+          <w:p>
+            <w:pPr>
+              <w:pStyle w:val="Compact"/>
+              <w:jc w:val="left"/>
+              <w:rPr>
+                <w:sz w:val="16"/>
+                <w:szCs w:val="16"/>
+              </w:rPr>
+            </w:pPr>
+            <w:r>
+              <w:rPr>
+                <w:sz w:val="16"/>
+                <w:szCs w:val="16"/>
+              </w:rPr>
+              <w:t xml:space="preserve">0.84 (0.79 to 0.88)</w:t>
+            </w:r>
+          </w:p>
+        </w:tc>
+        <w:tc>
+          <w:tcPr>
+            <w:tcW w:w="1677" w:type="dxa"/>
+          </w:tcPr>
+          <w:p>
+            <w:pPr>
+              <w:pStyle w:val="Compact"/>
+              <w:jc w:val="left"/>
+              <w:rPr>
+                <w:sz w:val="16"/>
+                <w:szCs w:val="16"/>
+              </w:rPr>
+            </w:pPr>
+            <w:r>
+              <w:rPr>
+                <w:sz w:val="16"/>
+                <w:szCs w:val="16"/>
+              </w:rPr>
+              <w:t xml:space="preserve">+0.007</w:t>
             </w:r>
           </w:p>
         </w:tc>
@@ -5275,7 +4438,7 @@
         </w:trPr>
         <w:tc>
           <w:tcPr>
-            <w:tcW w:w="3914" w:type="dxa"/>
+            <w:tcW w:w="4237" w:type="dxa"/>
           </w:tcPr>
           <w:p>
             <w:pPr>
@@ -5297,89 +4460,89 @@
         </w:tc>
         <w:tc>
           <w:tcPr>
-            <w:tcW w:w="1049" w:type="dxa"/>
-          </w:tcPr>
-          <w:p>
-            <w:pPr>
-              <w:pStyle w:val="Compact"/>
-              <w:jc w:val="left"/>
-              <w:rPr>
-                <w:sz w:val="16"/>
-                <w:szCs w:val="16"/>
-              </w:rPr>
-            </w:pPr>
-            <w:r>
-              <w:rPr>
-                <w:sz w:val="16"/>
-                <w:szCs w:val="16"/>
-              </w:rPr>
-              <w:t xml:space="preserve">+0.102****</w:t>
-            </w:r>
-          </w:p>
-        </w:tc>
-        <w:tc>
-          <w:tcPr>
-            <w:tcW w:w="572" w:type="dxa"/>
-          </w:tcPr>
-          <w:p>
-            <w:pPr>
-              <w:pStyle w:val="Compact"/>
-              <w:jc w:val="left"/>
-              <w:rPr>
-                <w:sz w:val="16"/>
-                <w:szCs w:val="16"/>
-              </w:rPr>
-            </w:pPr>
-            <w:r>
-              <w:rPr>
-                <w:sz w:val="16"/>
-                <w:szCs w:val="16"/>
-              </w:rPr>
-              <w:t xml:space="preserve">0.019</w:t>
-            </w:r>
-          </w:p>
-        </w:tc>
-        <w:tc>
-          <w:tcPr>
-            <w:tcW w:w="2005" w:type="dxa"/>
-          </w:tcPr>
-          <w:p>
-            <w:pPr>
-              <w:pStyle w:val="Compact"/>
-              <w:jc w:val="left"/>
-              <w:rPr>
-                <w:sz w:val="16"/>
-                <w:szCs w:val="16"/>
-              </w:rPr>
-            </w:pPr>
-            <w:r>
-              <w:rPr>
-                <w:sz w:val="16"/>
-                <w:szCs w:val="16"/>
-              </w:rPr>
-              <w:t xml:space="preserve">1.11 (1.07 to 1.15)</w:t>
-            </w:r>
-          </w:p>
-        </w:tc>
-        <w:tc>
-          <w:tcPr>
-            <w:tcW w:w="1814" w:type="dxa"/>
-          </w:tcPr>
-          <w:p>
-            <w:pPr>
-              <w:pStyle w:val="Compact"/>
-              <w:jc w:val="left"/>
-              <w:rPr>
-                <w:sz w:val="16"/>
-                <w:szCs w:val="16"/>
-              </w:rPr>
-            </w:pPr>
-            <w:r>
-              <w:rPr>
-                <w:sz w:val="16"/>
-                <w:szCs w:val="16"/>
-              </w:rPr>
-              <w:t xml:space="preserve">+0.371*</w:t>
+            <w:tcW w:w="970" w:type="dxa"/>
+          </w:tcPr>
+          <w:p>
+            <w:pPr>
+              <w:pStyle w:val="Compact"/>
+              <w:jc w:val="left"/>
+              <w:rPr>
+                <w:sz w:val="16"/>
+                <w:szCs w:val="16"/>
+              </w:rPr>
+            </w:pPr>
+            <w:r>
+              <w:rPr>
+                <w:sz w:val="16"/>
+                <w:szCs w:val="16"/>
+              </w:rPr>
+              <w:t xml:space="preserve">+0.085****</w:t>
+            </w:r>
+          </w:p>
+        </w:tc>
+        <w:tc>
+          <w:tcPr>
+            <w:tcW w:w="529" w:type="dxa"/>
+          </w:tcPr>
+          <w:p>
+            <w:pPr>
+              <w:pStyle w:val="Compact"/>
+              <w:jc w:val="left"/>
+              <w:rPr>
+                <w:sz w:val="16"/>
+                <w:szCs w:val="16"/>
+              </w:rPr>
+            </w:pPr>
+            <w:r>
+              <w:rPr>
+                <w:sz w:val="16"/>
+                <w:szCs w:val="16"/>
+              </w:rPr>
+              <w:t xml:space="preserve">0.020</w:t>
+            </w:r>
+          </w:p>
+        </w:tc>
+        <w:tc>
+          <w:tcPr>
+            <w:tcW w:w="1941" w:type="dxa"/>
+          </w:tcPr>
+          <w:p>
+            <w:pPr>
+              <w:pStyle w:val="Compact"/>
+              <w:jc w:val="left"/>
+              <w:rPr>
+                <w:sz w:val="16"/>
+                <w:szCs w:val="16"/>
+              </w:rPr>
+            </w:pPr>
+            <w:r>
+              <w:rPr>
+                <w:sz w:val="16"/>
+                <w:szCs w:val="16"/>
+              </w:rPr>
+              <w:t xml:space="preserve">1.09 (1.05 to 1.13)</w:t>
+            </w:r>
+          </w:p>
+        </w:tc>
+        <w:tc>
+          <w:tcPr>
+            <w:tcW w:w="1677" w:type="dxa"/>
+          </w:tcPr>
+          <w:p>
+            <w:pPr>
+              <w:pStyle w:val="Compact"/>
+              <w:jc w:val="left"/>
+              <w:rPr>
+                <w:sz w:val="16"/>
+                <w:szCs w:val="16"/>
+              </w:rPr>
+            </w:pPr>
+            <w:r>
+              <w:rPr>
+                <w:sz w:val="16"/>
+                <w:szCs w:val="16"/>
+              </w:rPr>
+              <w:t xml:space="preserve">+0.261*</w:t>
             </w:r>
           </w:p>
         </w:tc>
@@ -5390,7 +4553,7 @@
         </w:trPr>
         <w:tc>
           <w:tcPr>
-            <w:tcW w:w="3914" w:type="dxa"/>
+            <w:tcW w:w="4237" w:type="dxa"/>
           </w:tcPr>
           <w:p>
             <w:pPr>
@@ -5412,89 +4575,89 @@
         </w:tc>
         <w:tc>
           <w:tcPr>
-            <w:tcW w:w="1049" w:type="dxa"/>
-          </w:tcPr>
-          <w:p>
-            <w:pPr>
-              <w:pStyle w:val="Compact"/>
-              <w:jc w:val="left"/>
-              <w:rPr>
-                <w:sz w:val="16"/>
-                <w:szCs w:val="16"/>
-              </w:rPr>
-            </w:pPr>
-            <w:r>
-              <w:rPr>
-                <w:sz w:val="16"/>
-                <w:szCs w:val="16"/>
-              </w:rPr>
-              <w:t xml:space="preserve">+0.139****</w:t>
-            </w:r>
-          </w:p>
-        </w:tc>
-        <w:tc>
-          <w:tcPr>
-            <w:tcW w:w="572" w:type="dxa"/>
-          </w:tcPr>
-          <w:p>
-            <w:pPr>
-              <w:pStyle w:val="Compact"/>
-              <w:jc w:val="left"/>
-              <w:rPr>
-                <w:sz w:val="16"/>
-                <w:szCs w:val="16"/>
-              </w:rPr>
-            </w:pPr>
-            <w:r>
-              <w:rPr>
-                <w:sz w:val="16"/>
-                <w:szCs w:val="16"/>
-              </w:rPr>
-              <w:t xml:space="preserve">0.016</w:t>
-            </w:r>
-          </w:p>
-        </w:tc>
-        <w:tc>
-          <w:tcPr>
-            <w:tcW w:w="2005" w:type="dxa"/>
-          </w:tcPr>
-          <w:p>
-            <w:pPr>
-              <w:pStyle w:val="Compact"/>
-              <w:jc w:val="left"/>
-              <w:rPr>
-                <w:sz w:val="16"/>
-                <w:szCs w:val="16"/>
-              </w:rPr>
-            </w:pPr>
-            <w:r>
-              <w:rPr>
-                <w:sz w:val="16"/>
-                <w:szCs w:val="16"/>
-              </w:rPr>
-              <w:t xml:space="preserve">1.15 (1.11 to 1.19)</w:t>
-            </w:r>
-          </w:p>
-        </w:tc>
-        <w:tc>
-          <w:tcPr>
-            <w:tcW w:w="1814" w:type="dxa"/>
-          </w:tcPr>
-          <w:p>
-            <w:pPr>
-              <w:pStyle w:val="Compact"/>
-              <w:jc w:val="left"/>
-              <w:rPr>
-                <w:sz w:val="16"/>
-                <w:szCs w:val="16"/>
-              </w:rPr>
-            </w:pPr>
-            <w:r>
-              <w:rPr>
-                <w:sz w:val="16"/>
-                <w:szCs w:val="16"/>
-              </w:rPr>
-              <w:t xml:space="preserve">+0.056**</w:t>
+            <w:tcW w:w="970" w:type="dxa"/>
+          </w:tcPr>
+          <w:p>
+            <w:pPr>
+              <w:pStyle w:val="Compact"/>
+              <w:jc w:val="left"/>
+              <w:rPr>
+                <w:sz w:val="16"/>
+                <w:szCs w:val="16"/>
+              </w:rPr>
+            </w:pPr>
+            <w:r>
+              <w:rPr>
+                <w:sz w:val="16"/>
+                <w:szCs w:val="16"/>
+              </w:rPr>
+              <w:t xml:space="preserve">+0.130****</w:t>
+            </w:r>
+          </w:p>
+        </w:tc>
+        <w:tc>
+          <w:tcPr>
+            <w:tcW w:w="529" w:type="dxa"/>
+          </w:tcPr>
+          <w:p>
+            <w:pPr>
+              <w:pStyle w:val="Compact"/>
+              <w:jc w:val="left"/>
+              <w:rPr>
+                <w:sz w:val="16"/>
+                <w:szCs w:val="16"/>
+              </w:rPr>
+            </w:pPr>
+            <w:r>
+              <w:rPr>
+                <w:sz w:val="16"/>
+                <w:szCs w:val="16"/>
+              </w:rPr>
+              <w:t xml:space="preserve">0.018</w:t>
+            </w:r>
+          </w:p>
+        </w:tc>
+        <w:tc>
+          <w:tcPr>
+            <w:tcW w:w="1941" w:type="dxa"/>
+          </w:tcPr>
+          <w:p>
+            <w:pPr>
+              <w:pStyle w:val="Compact"/>
+              <w:jc w:val="left"/>
+              <w:rPr>
+                <w:sz w:val="16"/>
+                <w:szCs w:val="16"/>
+              </w:rPr>
+            </w:pPr>
+            <w:r>
+              <w:rPr>
+                <w:sz w:val="16"/>
+                <w:szCs w:val="16"/>
+              </w:rPr>
+              <w:t xml:space="preserve">1.14 (1.10 to 1.18)</w:t>
+            </w:r>
+          </w:p>
+        </w:tc>
+        <w:tc>
+          <w:tcPr>
+            <w:tcW w:w="1677" w:type="dxa"/>
+          </w:tcPr>
+          <w:p>
+            <w:pPr>
+              <w:pStyle w:val="Compact"/>
+              <w:jc w:val="left"/>
+              <w:rPr>
+                <w:sz w:val="16"/>
+                <w:szCs w:val="16"/>
+              </w:rPr>
+            </w:pPr>
+            <w:r>
+              <w:rPr>
+                <w:sz w:val="16"/>
+                <w:szCs w:val="16"/>
+              </w:rPr>
+              <w:t xml:space="preserve">+0.050*</w:t>
             </w:r>
           </w:p>
         </w:tc>
@@ -5505,7 +4668,7 @@
         </w:trPr>
         <w:tc>
           <w:tcPr>
-            <w:tcW w:w="3914" w:type="dxa"/>
+            <w:tcW w:w="4237" w:type="dxa"/>
           </w:tcPr>
           <w:p>
             <w:pPr>
@@ -5527,29 +4690,29 @@
         </w:tc>
         <w:tc>
           <w:tcPr>
-            <w:tcW w:w="1049" w:type="dxa"/>
-          </w:tcPr>
-          <w:p>
-            <w:pPr>
-              <w:pStyle w:val="Compact"/>
-              <w:jc w:val="left"/>
-              <w:rPr>
-                <w:sz w:val="16"/>
-                <w:szCs w:val="16"/>
-              </w:rPr>
-            </w:pPr>
-            <w:r>
-              <w:rPr>
-                <w:sz w:val="16"/>
-                <w:szCs w:val="16"/>
-              </w:rPr>
-              <w:t xml:space="preserve">+0.069****</w:t>
-            </w:r>
-          </w:p>
-        </w:tc>
-        <w:tc>
-          <w:tcPr>
-            <w:tcW w:w="572" w:type="dxa"/>
+            <w:tcW w:w="970" w:type="dxa"/>
+          </w:tcPr>
+          <w:p>
+            <w:pPr>
+              <w:pStyle w:val="Compact"/>
+              <w:jc w:val="left"/>
+              <w:rPr>
+                <w:sz w:val="16"/>
+                <w:szCs w:val="16"/>
+              </w:rPr>
+            </w:pPr>
+            <w:r>
+              <w:rPr>
+                <w:sz w:val="16"/>
+                <w:szCs w:val="16"/>
+              </w:rPr>
+              <w:t xml:space="preserve">+0.064***</w:t>
+            </w:r>
+          </w:p>
+        </w:tc>
+        <w:tc>
+          <w:tcPr>
+            <w:tcW w:w="529" w:type="dxa"/>
           </w:tcPr>
           <w:p>
             <w:pPr>
@@ -5571,45 +4734,45 @@
         </w:tc>
         <w:tc>
           <w:tcPr>
-            <w:tcW w:w="2005" w:type="dxa"/>
-          </w:tcPr>
-          <w:p>
-            <w:pPr>
-              <w:pStyle w:val="Compact"/>
-              <w:jc w:val="left"/>
-              <w:rPr>
-                <w:sz w:val="16"/>
-                <w:szCs w:val="16"/>
-              </w:rPr>
-            </w:pPr>
-            <w:r>
-              <w:rPr>
-                <w:sz w:val="16"/>
-                <w:szCs w:val="16"/>
-              </w:rPr>
-              <w:t xml:space="preserve">1.07 (1.04 to 1.11)</w:t>
-            </w:r>
-          </w:p>
-        </w:tc>
-        <w:tc>
-          <w:tcPr>
-            <w:tcW w:w="1814" w:type="dxa"/>
-          </w:tcPr>
-          <w:p>
-            <w:pPr>
-              <w:pStyle w:val="Compact"/>
-              <w:jc w:val="left"/>
-              <w:rPr>
-                <w:sz w:val="16"/>
-                <w:szCs w:val="16"/>
-              </w:rPr>
-            </w:pPr>
-            <w:r>
-              <w:rPr>
-                <w:sz w:val="16"/>
-                <w:szCs w:val="16"/>
-              </w:rPr>
-              <w:t xml:space="preserve">+0.106****</w:t>
+            <w:tcW w:w="1941" w:type="dxa"/>
+          </w:tcPr>
+          <w:p>
+            <w:pPr>
+              <w:pStyle w:val="Compact"/>
+              <w:jc w:val="left"/>
+              <w:rPr>
+                <w:sz w:val="16"/>
+                <w:szCs w:val="16"/>
+              </w:rPr>
+            </w:pPr>
+            <w:r>
+              <w:rPr>
+                <w:sz w:val="16"/>
+                <w:szCs w:val="16"/>
+              </w:rPr>
+              <w:t xml:space="preserve">1.07 (1.03 to 1.10)</w:t>
+            </w:r>
+          </w:p>
+        </w:tc>
+        <w:tc>
+          <w:tcPr>
+            <w:tcW w:w="1677" w:type="dxa"/>
+          </w:tcPr>
+          <w:p>
+            <w:pPr>
+              <w:pStyle w:val="Compact"/>
+              <w:jc w:val="left"/>
+              <w:rPr>
+                <w:sz w:val="16"/>
+                <w:szCs w:val="16"/>
+              </w:rPr>
+            </w:pPr>
+            <w:r>
+              <w:rPr>
+                <w:sz w:val="16"/>
+                <w:szCs w:val="16"/>
+              </w:rPr>
+              <w:t xml:space="preserve">+0.104****</w:t>
             </w:r>
           </w:p>
         </w:tc>
@@ -5620,7 +4783,7 @@
         </w:trPr>
         <w:tc>
           <w:tcPr>
-            <w:tcW w:w="3914" w:type="dxa"/>
+            <w:tcW w:w="4237" w:type="dxa"/>
           </w:tcPr>
           <w:p>
             <w:pPr>
@@ -5642,29 +4805,29 @@
         </w:tc>
         <w:tc>
           <w:tcPr>
-            <w:tcW w:w="1049" w:type="dxa"/>
-          </w:tcPr>
-          <w:p>
-            <w:pPr>
-              <w:pStyle w:val="Compact"/>
-              <w:jc w:val="left"/>
-              <w:rPr>
-                <w:sz w:val="16"/>
-                <w:szCs w:val="16"/>
-              </w:rPr>
-            </w:pPr>
-            <w:r>
-              <w:rPr>
-                <w:sz w:val="16"/>
-                <w:szCs w:val="16"/>
-              </w:rPr>
-              <w:t xml:space="preserve">+0.040</w:t>
-            </w:r>
-          </w:p>
-        </w:tc>
-        <w:tc>
-          <w:tcPr>
-            <w:tcW w:w="572" w:type="dxa"/>
+            <w:tcW w:w="970" w:type="dxa"/>
+          </w:tcPr>
+          <w:p>
+            <w:pPr>
+              <w:pStyle w:val="Compact"/>
+              <w:jc w:val="left"/>
+              <w:rPr>
+                <w:sz w:val="16"/>
+                <w:szCs w:val="16"/>
+              </w:rPr>
+            </w:pPr>
+            <w:r>
+              <w:rPr>
+                <w:sz w:val="16"/>
+                <w:szCs w:val="16"/>
+              </w:rPr>
+              <w:t xml:space="preserve">+0.037</w:t>
+            </w:r>
+          </w:p>
+        </w:tc>
+        <w:tc>
+          <w:tcPr>
+            <w:tcW w:w="529" w:type="dxa"/>
           </w:tcPr>
           <w:p>
             <w:pPr>
@@ -5686,7 +4849,7 @@
         </w:tc>
         <w:tc>
           <w:tcPr>
-            <w:tcW w:w="2005" w:type="dxa"/>
+            <w:tcW w:w="1941" w:type="dxa"/>
           </w:tcPr>
           <w:p>
             <w:pPr>
@@ -5708,23 +4871,23 @@
         </w:tc>
         <w:tc>
           <w:tcPr>
-            <w:tcW w:w="1814" w:type="dxa"/>
-          </w:tcPr>
-          <w:p>
-            <w:pPr>
-              <w:pStyle w:val="Compact"/>
-              <w:jc w:val="left"/>
-              <w:rPr>
-                <w:sz w:val="16"/>
-                <w:szCs w:val="16"/>
-              </w:rPr>
-            </w:pPr>
-            <w:r>
-              <w:rPr>
-                <w:sz w:val="16"/>
-                <w:szCs w:val="16"/>
-              </w:rPr>
-              <w:t xml:space="preserve">+0.078</w:t>
+            <w:tcW w:w="1677" w:type="dxa"/>
+          </w:tcPr>
+          <w:p>
+            <w:pPr>
+              <w:pStyle w:val="Compact"/>
+              <w:jc w:val="left"/>
+              <w:rPr>
+                <w:sz w:val="16"/>
+                <w:szCs w:val="16"/>
+              </w:rPr>
+            </w:pPr>
+            <w:r>
+              <w:rPr>
+                <w:sz w:val="16"/>
+                <w:szCs w:val="16"/>
+              </w:rPr>
+              <w:t xml:space="preserve">+0.090*</w:t>
             </w:r>
           </w:p>
         </w:tc>
@@ -5735,7 +4898,7 @@
         </w:trPr>
         <w:tc>
           <w:tcPr>
-            <w:tcW w:w="3914" w:type="dxa"/>
+            <w:tcW w:w="4237" w:type="dxa"/>
           </w:tcPr>
           <w:p>
             <w:pPr>
@@ -5757,89 +4920,89 @@
         </w:tc>
         <w:tc>
           <w:tcPr>
-            <w:tcW w:w="1049" w:type="dxa"/>
-          </w:tcPr>
-          <w:p>
-            <w:pPr>
-              <w:pStyle w:val="Compact"/>
-              <w:jc w:val="left"/>
-              <w:rPr>
-                <w:sz w:val="16"/>
-                <w:szCs w:val="16"/>
-              </w:rPr>
-            </w:pPr>
-            <w:r>
-              <w:rPr>
-                <w:sz w:val="16"/>
-                <w:szCs w:val="16"/>
-              </w:rPr>
-              <w:t xml:space="preserve">+0.109****</w:t>
-            </w:r>
-          </w:p>
-        </w:tc>
-        <w:tc>
-          <w:tcPr>
-            <w:tcW w:w="572" w:type="dxa"/>
-          </w:tcPr>
-          <w:p>
-            <w:pPr>
-              <w:pStyle w:val="Compact"/>
-              <w:jc w:val="left"/>
-              <w:rPr>
-                <w:sz w:val="16"/>
-                <w:szCs w:val="16"/>
-              </w:rPr>
-            </w:pPr>
-            <w:r>
-              <w:rPr>
-                <w:sz w:val="16"/>
-                <w:szCs w:val="16"/>
-              </w:rPr>
-              <w:t xml:space="preserve">0.015</w:t>
-            </w:r>
-          </w:p>
-        </w:tc>
-        <w:tc>
-          <w:tcPr>
-            <w:tcW w:w="2005" w:type="dxa"/>
-          </w:tcPr>
-          <w:p>
-            <w:pPr>
-              <w:pStyle w:val="Compact"/>
-              <w:jc w:val="left"/>
-              <w:rPr>
-                <w:sz w:val="16"/>
-                <w:szCs w:val="16"/>
-              </w:rPr>
-            </w:pPr>
-            <w:r>
-              <w:rPr>
-                <w:sz w:val="16"/>
-                <w:szCs w:val="16"/>
-              </w:rPr>
-              <w:t xml:space="preserve">1.12 (1.08 to 1.15)</w:t>
-            </w:r>
-          </w:p>
-        </w:tc>
-        <w:tc>
-          <w:tcPr>
-            <w:tcW w:w="1814" w:type="dxa"/>
-          </w:tcPr>
-          <w:p>
-            <w:pPr>
-              <w:pStyle w:val="Compact"/>
-              <w:jc w:val="left"/>
-              <w:rPr>
-                <w:sz w:val="16"/>
-                <w:szCs w:val="16"/>
-              </w:rPr>
-            </w:pPr>
-            <w:r>
-              <w:rPr>
-                <w:sz w:val="16"/>
-                <w:szCs w:val="16"/>
-              </w:rPr>
-              <w:t xml:space="preserve">+0.114****</w:t>
+            <w:tcW w:w="970" w:type="dxa"/>
+          </w:tcPr>
+          <w:p>
+            <w:pPr>
+              <w:pStyle w:val="Compact"/>
+              <w:jc w:val="left"/>
+              <w:rPr>
+                <w:sz w:val="16"/>
+                <w:szCs w:val="16"/>
+              </w:rPr>
+            </w:pPr>
+            <w:r>
+              <w:rPr>
+                <w:sz w:val="16"/>
+                <w:szCs w:val="16"/>
+              </w:rPr>
+              <w:t xml:space="preserve">+0.118****</w:t>
+            </w:r>
+          </w:p>
+        </w:tc>
+        <w:tc>
+          <w:tcPr>
+            <w:tcW w:w="529" w:type="dxa"/>
+          </w:tcPr>
+          <w:p>
+            <w:pPr>
+              <w:pStyle w:val="Compact"/>
+              <w:jc w:val="left"/>
+              <w:rPr>
+                <w:sz w:val="16"/>
+                <w:szCs w:val="16"/>
+              </w:rPr>
+            </w:pPr>
+            <w:r>
+              <w:rPr>
+                <w:sz w:val="16"/>
+                <w:szCs w:val="16"/>
+              </w:rPr>
+              <w:t xml:space="preserve">0.016</w:t>
+            </w:r>
+          </w:p>
+        </w:tc>
+        <w:tc>
+          <w:tcPr>
+            <w:tcW w:w="1941" w:type="dxa"/>
+          </w:tcPr>
+          <w:p>
+            <w:pPr>
+              <w:pStyle w:val="Compact"/>
+              <w:jc w:val="left"/>
+              <w:rPr>
+                <w:sz w:val="16"/>
+                <w:szCs w:val="16"/>
+              </w:rPr>
+            </w:pPr>
+            <w:r>
+              <w:rPr>
+                <w:sz w:val="16"/>
+                <w:szCs w:val="16"/>
+              </w:rPr>
+              <w:t xml:space="preserve">1.12 (1.09 to 1.16)</w:t>
+            </w:r>
+          </w:p>
+        </w:tc>
+        <w:tc>
+          <w:tcPr>
+            <w:tcW w:w="1677" w:type="dxa"/>
+          </w:tcPr>
+          <w:p>
+            <w:pPr>
+              <w:pStyle w:val="Compact"/>
+              <w:jc w:val="left"/>
+              <w:rPr>
+                <w:sz w:val="16"/>
+                <w:szCs w:val="16"/>
+              </w:rPr>
+            </w:pPr>
+            <w:r>
+              <w:rPr>
+                <w:sz w:val="16"/>
+                <w:szCs w:val="16"/>
+              </w:rPr>
+              <w:t xml:space="preserve">+0.124****</w:t>
             </w:r>
           </w:p>
         </w:tc>
@@ -5850,111 +5013,111 @@
         </w:trPr>
         <w:tc>
           <w:tcPr>
-            <w:tcW w:w="3914" w:type="dxa"/>
-          </w:tcPr>
-          <w:p>
-            <w:pPr>
-              <w:pStyle w:val="Compact"/>
-              <w:jc w:val="left"/>
-              <w:rPr>
-                <w:sz w:val="16"/>
-                <w:szCs w:val="16"/>
-              </w:rPr>
-            </w:pPr>
-            <w:r>
-              <w:rPr>
-                <w:sz w:val="16"/>
-                <w:szCs w:val="16"/>
-              </w:rPr>
-              <w:t xml:space="preserve">Vector ruggedness measure</w:t>
-            </w:r>
-          </w:p>
-        </w:tc>
-        <w:tc>
-          <w:tcPr>
-            <w:tcW w:w="1049" w:type="dxa"/>
-          </w:tcPr>
-          <w:p>
-            <w:pPr>
-              <w:pStyle w:val="Compact"/>
-              <w:jc w:val="left"/>
-              <w:rPr>
-                <w:sz w:val="16"/>
-                <w:szCs w:val="16"/>
-              </w:rPr>
-            </w:pPr>
-            <w:r>
-              <w:rPr>
-                <w:sz w:val="16"/>
-                <w:szCs w:val="16"/>
-              </w:rPr>
-              <w:t xml:space="preserve">-0.021</w:t>
-            </w:r>
-          </w:p>
-        </w:tc>
-        <w:tc>
-          <w:tcPr>
-            <w:tcW w:w="572" w:type="dxa"/>
-          </w:tcPr>
-          <w:p>
-            <w:pPr>
-              <w:pStyle w:val="Compact"/>
-              <w:jc w:val="left"/>
-              <w:rPr>
-                <w:sz w:val="16"/>
-                <w:szCs w:val="16"/>
-              </w:rPr>
-            </w:pPr>
-            <w:r>
-              <w:rPr>
-                <w:sz w:val="16"/>
-                <w:szCs w:val="16"/>
-              </w:rPr>
-              <w:t xml:space="preserve">0.014</w:t>
-            </w:r>
-          </w:p>
-        </w:tc>
-        <w:tc>
-          <w:tcPr>
-            <w:tcW w:w="2005" w:type="dxa"/>
-          </w:tcPr>
-          <w:p>
-            <w:pPr>
-              <w:pStyle w:val="Compact"/>
-              <w:jc w:val="left"/>
-              <w:rPr>
-                <w:sz w:val="16"/>
-                <w:szCs w:val="16"/>
-              </w:rPr>
-            </w:pPr>
-            <w:r>
-              <w:rPr>
-                <w:sz w:val="16"/>
-                <w:szCs w:val="16"/>
-              </w:rPr>
-              <w:t xml:space="preserve">0.98 (0.95 to 1.01)</w:t>
-            </w:r>
-          </w:p>
-        </w:tc>
-        <w:tc>
-          <w:tcPr>
-            <w:tcW w:w="1814" w:type="dxa"/>
-          </w:tcPr>
-          <w:p>
-            <w:pPr>
-              <w:pStyle w:val="Compact"/>
-              <w:jc w:val="left"/>
-              <w:rPr>
-                <w:sz w:val="16"/>
-                <w:szCs w:val="16"/>
-              </w:rPr>
-            </w:pPr>
-            <w:r>
-              <w:rPr>
-                <w:sz w:val="16"/>
-                <w:szCs w:val="16"/>
-              </w:rPr>
-              <w:t xml:space="preserve">-0.003</w:t>
+            <w:tcW w:w="4237" w:type="dxa"/>
+          </w:tcPr>
+          <w:p>
+            <w:pPr>
+              <w:pStyle w:val="Compact"/>
+              <w:jc w:val="left"/>
+              <w:rPr>
+                <w:sz w:val="16"/>
+                <w:szCs w:val="16"/>
+              </w:rPr>
+            </w:pPr>
+            <w:r>
+              <w:rPr>
+                <w:sz w:val="16"/>
+                <w:szCs w:val="16"/>
+              </w:rPr>
+              <w:t xml:space="preserve">Live stems (n/ha)</w:t>
+            </w:r>
+          </w:p>
+        </w:tc>
+        <w:tc>
+          <w:tcPr>
+            <w:tcW w:w="970" w:type="dxa"/>
+          </w:tcPr>
+          <w:p>
+            <w:pPr>
+              <w:pStyle w:val="Compact"/>
+              <w:jc w:val="left"/>
+              <w:rPr>
+                <w:sz w:val="16"/>
+                <w:szCs w:val="16"/>
+              </w:rPr>
+            </w:pPr>
+            <w:r>
+              <w:rPr>
+                <w:sz w:val="16"/>
+                <w:szCs w:val="16"/>
+              </w:rPr>
+              <w:t xml:space="preserve">+0.026</w:t>
+            </w:r>
+          </w:p>
+        </w:tc>
+        <w:tc>
+          <w:tcPr>
+            <w:tcW w:w="529" w:type="dxa"/>
+          </w:tcPr>
+          <w:p>
+            <w:pPr>
+              <w:pStyle w:val="Compact"/>
+              <w:jc w:val="left"/>
+              <w:rPr>
+                <w:sz w:val="16"/>
+                <w:szCs w:val="16"/>
+              </w:rPr>
+            </w:pPr>
+            <w:r>
+              <w:rPr>
+                <w:sz w:val="16"/>
+                <w:szCs w:val="16"/>
+              </w:rPr>
+              <w:t xml:space="preserve">0.017</w:t>
+            </w:r>
+          </w:p>
+        </w:tc>
+        <w:tc>
+          <w:tcPr>
+            <w:tcW w:w="1941" w:type="dxa"/>
+          </w:tcPr>
+          <w:p>
+            <w:pPr>
+              <w:pStyle w:val="Compact"/>
+              <w:jc w:val="left"/>
+              <w:rPr>
+                <w:sz w:val="16"/>
+                <w:szCs w:val="16"/>
+              </w:rPr>
+            </w:pPr>
+            <w:r>
+              <w:rPr>
+                <w:sz w:val="16"/>
+                <w:szCs w:val="16"/>
+              </w:rPr>
+              <w:t xml:space="preserve">1.03 (0.99 to 1.06)</w:t>
+            </w:r>
+          </w:p>
+        </w:tc>
+        <w:tc>
+          <w:tcPr>
+            <w:tcW w:w="1677" w:type="dxa"/>
+          </w:tcPr>
+          <w:p>
+            <w:pPr>
+              <w:pStyle w:val="Compact"/>
+              <w:jc w:val="left"/>
+              <w:rPr>
+                <w:sz w:val="16"/>
+                <w:szCs w:val="16"/>
+              </w:rPr>
+            </w:pPr>
+            <w:r>
+              <w:rPr>
+                <w:sz w:val="16"/>
+                <w:szCs w:val="16"/>
+              </w:rPr>
+              <w:t xml:space="preserve">+0.026</w:t>
             </w:r>
           </w:p>
         </w:tc>
@@ -5965,7 +5128,7 @@
         </w:trPr>
         <w:tc>
           <w:tcPr>
-            <w:tcW w:w="3914" w:type="dxa"/>
+            <w:tcW w:w="4237" w:type="dxa"/>
           </w:tcPr>
           <w:p>
             <w:pPr>
@@ -5987,29 +5150,29 @@
         </w:tc>
         <w:tc>
           <w:tcPr>
-            <w:tcW w:w="1049" w:type="dxa"/>
-          </w:tcPr>
-          <w:p>
-            <w:pPr>
-              <w:pStyle w:val="Compact"/>
-              <w:jc w:val="left"/>
-              <w:rPr>
-                <w:sz w:val="16"/>
-                <w:szCs w:val="16"/>
-              </w:rPr>
-            </w:pPr>
-            <w:r>
-              <w:rPr>
-                <w:sz w:val="16"/>
-                <w:szCs w:val="16"/>
-              </w:rPr>
-              <w:t xml:space="preserve">+0.045**</w:t>
-            </w:r>
-          </w:p>
-        </w:tc>
-        <w:tc>
-          <w:tcPr>
-            <w:tcW w:w="572" w:type="dxa"/>
+            <w:tcW w:w="970" w:type="dxa"/>
+          </w:tcPr>
+          <w:p>
+            <w:pPr>
+              <w:pStyle w:val="Compact"/>
+              <w:jc w:val="left"/>
+              <w:rPr>
+                <w:sz w:val="16"/>
+                <w:szCs w:val="16"/>
+              </w:rPr>
+            </w:pPr>
+            <w:r>
+              <w:rPr>
+                <w:sz w:val="16"/>
+                <w:szCs w:val="16"/>
+              </w:rPr>
+              <w:t xml:space="preserve">+0.039*</w:t>
+            </w:r>
+          </w:p>
+        </w:tc>
+        <w:tc>
+          <w:tcPr>
+            <w:tcW w:w="529" w:type="dxa"/>
           </w:tcPr>
           <w:p>
             <w:pPr>
@@ -6031,45 +5194,45 @@
         </w:tc>
         <w:tc>
           <w:tcPr>
-            <w:tcW w:w="2005" w:type="dxa"/>
-          </w:tcPr>
-          <w:p>
-            <w:pPr>
-              <w:pStyle w:val="Compact"/>
-              <w:jc w:val="left"/>
-              <w:rPr>
-                <w:sz w:val="16"/>
-                <w:szCs w:val="16"/>
-              </w:rPr>
-            </w:pPr>
-            <w:r>
-              <w:rPr>
-                <w:sz w:val="16"/>
-                <w:szCs w:val="16"/>
-              </w:rPr>
-              <w:t xml:space="preserve">1.05 (1.02 to 1.08)</w:t>
-            </w:r>
-          </w:p>
-        </w:tc>
-        <w:tc>
-          <w:tcPr>
-            <w:tcW w:w="1814" w:type="dxa"/>
-          </w:tcPr>
-          <w:p>
-            <w:pPr>
-              <w:pStyle w:val="Compact"/>
-              <w:jc w:val="left"/>
-              <w:rPr>
-                <w:sz w:val="16"/>
-                <w:szCs w:val="16"/>
-              </w:rPr>
-            </w:pPr>
-            <w:r>
-              <w:rPr>
-                <w:sz w:val="16"/>
-                <w:szCs w:val="16"/>
-              </w:rPr>
-              <w:t xml:space="preserve">+0.077*</w:t>
+            <w:tcW w:w="1941" w:type="dxa"/>
+          </w:tcPr>
+          <w:p>
+            <w:pPr>
+              <w:pStyle w:val="Compact"/>
+              <w:jc w:val="left"/>
+              <w:rPr>
+                <w:sz w:val="16"/>
+                <w:szCs w:val="16"/>
+              </w:rPr>
+            </w:pPr>
+            <w:r>
+              <w:rPr>
+                <w:sz w:val="16"/>
+                <w:szCs w:val="16"/>
+              </w:rPr>
+              <w:t xml:space="preserve">1.04 (1.01 to 1.07)</w:t>
+            </w:r>
+          </w:p>
+        </w:tc>
+        <w:tc>
+          <w:tcPr>
+            <w:tcW w:w="1677" w:type="dxa"/>
+          </w:tcPr>
+          <w:p>
+            <w:pPr>
+              <w:pStyle w:val="Compact"/>
+              <w:jc w:val="left"/>
+              <w:rPr>
+                <w:sz w:val="16"/>
+                <w:szCs w:val="16"/>
+              </w:rPr>
+            </w:pPr>
+            <w:r>
+              <w:rPr>
+                <w:sz w:val="16"/>
+                <w:szCs w:val="16"/>
+              </w:rPr>
+              <w:t xml:space="preserve">+0.073*</w:t>
             </w:r>
           </w:p>
         </w:tc>
@@ -6080,7 +5243,7 @@
         </w:trPr>
         <w:tc>
           <w:tcPr>
-            <w:tcW w:w="3914" w:type="dxa"/>
+            <w:tcW w:w="4237" w:type="dxa"/>
           </w:tcPr>
           <w:p>
             <w:pPr>
@@ -6102,7 +5265,7 @@
         </w:tc>
         <w:tc>
           <w:tcPr>
-            <w:tcW w:w="1049" w:type="dxa"/>
+            <w:tcW w:w="970" w:type="dxa"/>
           </w:tcPr>
           <w:p>
             <w:pPr>
@@ -6124,7 +5287,7 @@
         </w:tc>
         <w:tc>
           <w:tcPr>
-            <w:tcW w:w="572" w:type="dxa"/>
+            <w:tcW w:w="529" w:type="dxa"/>
           </w:tcPr>
           <w:p>
             <w:pPr>
@@ -6146,7 +5309,7 @@
         </w:tc>
         <w:tc>
           <w:tcPr>
-            <w:tcW w:w="2005" w:type="dxa"/>
+            <w:tcW w:w="1941" w:type="dxa"/>
           </w:tcPr>
           <w:p>
             <w:pPr>
@@ -6168,23 +5331,23 @@
         </w:tc>
         <w:tc>
           <w:tcPr>
-            <w:tcW w:w="1814" w:type="dxa"/>
-          </w:tcPr>
-          <w:p>
-            <w:pPr>
-              <w:pStyle w:val="Compact"/>
-              <w:jc w:val="left"/>
-              <w:rPr>
-                <w:sz w:val="16"/>
-                <w:szCs w:val="16"/>
-              </w:rPr>
-            </w:pPr>
-            <w:r>
-              <w:rPr>
-                <w:sz w:val="16"/>
-                <w:szCs w:val="16"/>
-              </w:rPr>
-              <w:t xml:space="preserve">-0.016</w:t>
+            <w:tcW w:w="1677" w:type="dxa"/>
+          </w:tcPr>
+          <w:p>
+            <w:pPr>
+              <w:pStyle w:val="Compact"/>
+              <w:jc w:val="left"/>
+              <w:rPr>
+                <w:sz w:val="16"/>
+                <w:szCs w:val="16"/>
+              </w:rPr>
+            </w:pPr>
+            <w:r>
+              <w:rPr>
+                <w:sz w:val="16"/>
+                <w:szCs w:val="16"/>
+              </w:rPr>
+              <w:t xml:space="preserve">-0.018</w:t>
             </w:r>
           </w:p>
         </w:tc>
@@ -6195,7 +5358,7 @@
         </w:trPr>
         <w:tc>
           <w:tcPr>
-            <w:tcW w:w="3914" w:type="dxa"/>
+            <w:tcW w:w="4237" w:type="dxa"/>
           </w:tcPr>
           <w:p>
             <w:pPr>
@@ -6217,7 +5380,7 @@
         </w:tc>
         <w:tc>
           <w:tcPr>
-            <w:tcW w:w="1049" w:type="dxa"/>
+            <w:tcW w:w="970" w:type="dxa"/>
           </w:tcPr>
           <w:p>
             <w:pPr>
@@ -6239,7 +5402,7 @@
         </w:tc>
         <w:tc>
           <w:tcPr>
-            <w:tcW w:w="572" w:type="dxa"/>
+            <w:tcW w:w="529" w:type="dxa"/>
           </w:tcPr>
           <w:p>
             <w:pPr>
@@ -6261,7 +5424,7 @@
         </w:tc>
         <w:tc>
           <w:tcPr>
-            <w:tcW w:w="2005" w:type="dxa"/>
+            <w:tcW w:w="1941" w:type="dxa"/>
           </w:tcPr>
           <w:p>
             <w:pPr>
@@ -6283,23 +5446,23 @@
         </w:tc>
         <w:tc>
           <w:tcPr>
-            <w:tcW w:w="1814" w:type="dxa"/>
-          </w:tcPr>
-          <w:p>
-            <w:pPr>
-              <w:pStyle w:val="Compact"/>
-              <w:jc w:val="left"/>
-              <w:rPr>
-                <w:sz w:val="16"/>
-                <w:szCs w:val="16"/>
-              </w:rPr>
-            </w:pPr>
-            <w:r>
-              <w:rPr>
-                <w:sz w:val="16"/>
-                <w:szCs w:val="16"/>
-              </w:rPr>
-              <w:t xml:space="preserve">+0.007</w:t>
+            <w:tcW w:w="1677" w:type="dxa"/>
+          </w:tcPr>
+          <w:p>
+            <w:pPr>
+              <w:pStyle w:val="Compact"/>
+              <w:jc w:val="left"/>
+              <w:rPr>
+                <w:sz w:val="16"/>
+                <w:szCs w:val="16"/>
+              </w:rPr>
+            </w:pPr>
+            <w:r>
+              <w:rPr>
+                <w:sz w:val="16"/>
+                <w:szCs w:val="16"/>
+              </w:rPr>
+              <w:t xml:space="preserve">+0.011</w:t>
             </w:r>
           </w:p>
         </w:tc>
@@ -6310,7 +5473,7 @@
         </w:trPr>
         <w:tc>
           <w:tcPr>
-            <w:tcW w:w="3914" w:type="dxa"/>
+            <w:tcW w:w="4237" w:type="dxa"/>
           </w:tcPr>
           <w:p>
             <w:pPr>
@@ -6332,29 +5495,29 @@
         </w:tc>
         <w:tc>
           <w:tcPr>
-            <w:tcW w:w="1049" w:type="dxa"/>
-          </w:tcPr>
-          <w:p>
-            <w:pPr>
-              <w:pStyle w:val="Compact"/>
-              <w:jc w:val="left"/>
-              <w:rPr>
-                <w:sz w:val="16"/>
-                <w:szCs w:val="16"/>
-              </w:rPr>
-            </w:pPr>
-            <w:r>
-              <w:rPr>
-                <w:sz w:val="16"/>
-                <w:szCs w:val="16"/>
-              </w:rPr>
-              <w:t xml:space="preserve">+0.022</w:t>
-            </w:r>
-          </w:p>
-        </w:tc>
-        <w:tc>
-          <w:tcPr>
-            <w:tcW w:w="572" w:type="dxa"/>
+            <w:tcW w:w="970" w:type="dxa"/>
+          </w:tcPr>
+          <w:p>
+            <w:pPr>
+              <w:pStyle w:val="Compact"/>
+              <w:jc w:val="left"/>
+              <w:rPr>
+                <w:sz w:val="16"/>
+                <w:szCs w:val="16"/>
+              </w:rPr>
+            </w:pPr>
+            <w:r>
+              <w:rPr>
+                <w:sz w:val="16"/>
+                <w:szCs w:val="16"/>
+              </w:rPr>
+              <w:t xml:space="preserve">+0.026</w:t>
+            </w:r>
+          </w:p>
+        </w:tc>
+        <w:tc>
+          <w:tcPr>
+            <w:tcW w:w="529" w:type="dxa"/>
           </w:tcPr>
           <w:p>
             <w:pPr>
@@ -6376,45 +5539,45 @@
         </w:tc>
         <w:tc>
           <w:tcPr>
-            <w:tcW w:w="2005" w:type="dxa"/>
-          </w:tcPr>
-          <w:p>
-            <w:pPr>
-              <w:pStyle w:val="Compact"/>
-              <w:jc w:val="left"/>
-              <w:rPr>
-                <w:sz w:val="16"/>
-                <w:szCs w:val="16"/>
-              </w:rPr>
-            </w:pPr>
-            <w:r>
-              <w:rPr>
-                <w:sz w:val="16"/>
-                <w:szCs w:val="16"/>
-              </w:rPr>
-              <w:t xml:space="preserve">1.02 (0.99 to 1.05)</w:t>
-            </w:r>
-          </w:p>
-        </w:tc>
-        <w:tc>
-          <w:tcPr>
-            <w:tcW w:w="1814" w:type="dxa"/>
-          </w:tcPr>
-          <w:p>
-            <w:pPr>
-              <w:pStyle w:val="Compact"/>
-              <w:jc w:val="left"/>
-              <w:rPr>
-                <w:sz w:val="16"/>
-                <w:szCs w:val="16"/>
-              </w:rPr>
-            </w:pPr>
-            <w:r>
-              <w:rPr>
-                <w:sz w:val="16"/>
-                <w:szCs w:val="16"/>
-              </w:rPr>
-              <w:t xml:space="preserve">+0.006</w:t>
+            <w:tcW w:w="1941" w:type="dxa"/>
+          </w:tcPr>
+          <w:p>
+            <w:pPr>
+              <w:pStyle w:val="Compact"/>
+              <w:jc w:val="left"/>
+              <w:rPr>
+                <w:sz w:val="16"/>
+                <w:szCs w:val="16"/>
+              </w:rPr>
+            </w:pPr>
+            <w:r>
+              <w:rPr>
+                <w:sz w:val="16"/>
+                <w:szCs w:val="16"/>
+              </w:rPr>
+              <w:t xml:space="preserve">1.03 (1.00 to 1.05)</w:t>
+            </w:r>
+          </w:p>
+        </w:tc>
+        <w:tc>
+          <w:tcPr>
+            <w:tcW w:w="1677" w:type="dxa"/>
+          </w:tcPr>
+          <w:p>
+            <w:pPr>
+              <w:pStyle w:val="Compact"/>
+              <w:jc w:val="left"/>
+              <w:rPr>
+                <w:sz w:val="16"/>
+                <w:szCs w:val="16"/>
+              </w:rPr>
+            </w:pPr>
+            <w:r>
+              <w:rPr>
+                <w:sz w:val="16"/>
+                <w:szCs w:val="16"/>
+              </w:rPr>
+              <w:t xml:space="preserve">+0.009</w:t>
             </w:r>
           </w:p>
         </w:tc>
